--- a/data/03_investment_memo/investment_memo_1.docx
+++ b/data/03_investment_memo/investment_memo_1.docx
@@ -21,23 +21,781 @@
     <w:p>
       <w:r>
         <w:br/>
-        <w:t>从产业链角度看，新能源 行业主要由上游设备厂商、</w:t>
+        <w:t>从产业链角度看，云计算 行业主要由上游设备厂商、</w:t>
         <w:br/>
         <w:t>中游平台企业以及下游应用厂商组成。</w:t>
         <w:br/>
-        <w:t>飞利信科技有限公司 主要位于产业链的 下游 环节。</w:t>
+        <w:t>良诺科技有限公司 主要位于产业链的 下游 环节。</w:t>
         <w:br/>
       </w:r>
     </w:p>
     <w:p>
       <w:r>
         <w:br/>
-        <w:t>根据内部财务模型测算，雨林木风计算机科技有限公司 在未来三年</w:t>
+        <w:t>华辰资本旗下的 HC Global Macro Fund 在最近的资产配置会议中</w:t>
         <w:br/>
-        <w:t>收入复合增长率预计可达到 29% 左右。</w:t>
+        <w:t>讨论了 人工智能 行业的投资机会，并对 新格林耐特网络有限公司</w:t>
+        <w:br/>
+        <w:t>进行了重点评估。</w:t>
+        <w:br/>
+      </w:r>
+    </w:p>
+    <w:p>
+      <w:r>
+        <w:br/>
+        <w:t>风险管理部认为，人工智能 行业仍然面临若干</w:t>
+        <w:br/>
+        <w:t>不确定性因素，包括技术迭代风险、政策变化、</w:t>
+        <w:br/>
+        <w:t>以及市场竞争加剧等问题。</w:t>
+        <w:br/>
+      </w:r>
+    </w:p>
+    <w:p>
+      <w:r>
+        <w:br/>
+        <w:t>根据内部财务模型测算，泰麒麟网络有限公司 在未来三年</w:t>
+        <w:br/>
+        <w:t>收入复合增长率预计可达到 22% 左右。</w:t>
         <w:br/>
         <w:t>该预测基于行业需求增长以及公司产能扩张计划。</w:t>
         <w:br/>
+      </w:r>
+    </w:p>
+    <w:p>
+      <w:r>
+        <w:br/>
+        <w:t>根据内部财务模型测算，方正科技传媒有限公司 在未来三年</w:t>
+        <w:br/>
+        <w:t>收入复合增长率预计可达到 11% 左右。</w:t>
+        <w:br/>
+        <w:t>该预测基于行业需求增长以及公司产能扩张计划。</w:t>
+        <w:br/>
+      </w:r>
+    </w:p>
+    <w:p>
+      <w:r>
+        <w:br/>
+        <w:t>根据内部财务模型测算，精芯信息有限公司 在未来三年</w:t>
+        <w:br/>
+        <w:t>收入复合增长率预计可达到 26% 左右。</w:t>
+        <w:br/>
+        <w:t>该预测基于行业需求增长以及公司产能扩张计划。</w:t>
+        <w:br/>
+      </w:r>
+    </w:p>
+    <w:p>
+      <w:r>
+        <w:br/>
+        <w:t>从产业链角度看，人工智能 行业主要由上游设备厂商、</w:t>
+        <w:br/>
+        <w:t>中游平台企业以及下游应用厂商组成。</w:t>
+        <w:br/>
+        <w:t>新格林耐特网络有限公司 主要位于产业链的 中游 环节。</w:t>
+        <w:br/>
+      </w:r>
+    </w:p>
+    <w:p>
+      <w:r>
+        <w:br/>
+        <w:t>华辰资本旗下的 HC Alpha Growth Fund 在最近的资产配置会议中</w:t>
+        <w:br/>
+        <w:t>讨论了 云计算 行业的投资机会，并对 信诚致远科技有限公司</w:t>
+        <w:br/>
+        <w:t>进行了重点评估。</w:t>
+        <w:br/>
+      </w:r>
+    </w:p>
+    <w:tbl>
+      <w:tblPr>
+        <w:tblW w:type="auto" w:w="0"/>
+        <w:tblLook w:firstColumn="1" w:firstRow="1" w:lastColumn="0" w:lastRow="0" w:noHBand="0" w:noVBand="1" w:val="04A0"/>
+      </w:tblPr>
+      <w:tblGrid>
+        <w:gridCol w:w="2160"/>
+        <w:gridCol w:w="2160"/>
+        <w:gridCol w:w="2160"/>
+        <w:gridCol w:w="2160"/>
+      </w:tblGrid>
+      <w:tr>
+        <w:tc>
+          <w:tcPr>
+            <w:tcW w:type="dxa" w:w="2160"/>
+          </w:tcPr>
+          <w:p>
+            <w:r>
+              <w:t>公司</w:t>
+            </w:r>
+          </w:p>
+        </w:tc>
+        <w:tc>
+          <w:tcPr>
+            <w:tcW w:type="dxa" w:w="2160"/>
+          </w:tcPr>
+          <w:p>
+            <w:r>
+              <w:t>行业</w:t>
+            </w:r>
+          </w:p>
+        </w:tc>
+        <w:tc>
+          <w:tcPr>
+            <w:tcW w:type="dxa" w:w="2160"/>
+          </w:tcPr>
+          <w:p>
+            <w:r>
+              <w:t>市值</w:t>
+            </w:r>
+          </w:p>
+        </w:tc>
+        <w:tc>
+          <w:tcPr>
+            <w:tcW w:type="dxa" w:w="2160"/>
+          </w:tcPr>
+          <w:p>
+            <w:r>
+              <w:t>增长率</w:t>
+            </w:r>
+          </w:p>
+        </w:tc>
+      </w:tr>
+      <w:tr>
+        <w:tc>
+          <w:tcPr>
+            <w:tcW w:type="dxa" w:w="2160"/>
+          </w:tcPr>
+          <w:p>
+            <w:r>
+              <w:t>飞海科技传媒有限公司</w:t>
+            </w:r>
+          </w:p>
+        </w:tc>
+        <w:tc>
+          <w:tcPr>
+            <w:tcW w:type="dxa" w:w="2160"/>
+          </w:tcPr>
+          <w:p>
+            <w:r>
+              <w:t>消费科技</w:t>
+            </w:r>
+          </w:p>
+        </w:tc>
+        <w:tc>
+          <w:tcPr>
+            <w:tcW w:type="dxa" w:w="2160"/>
+          </w:tcPr>
+          <w:p>
+            <w:r>
+              <w:t>472亿</w:t>
+            </w:r>
+          </w:p>
+        </w:tc>
+        <w:tc>
+          <w:tcPr>
+            <w:tcW w:type="dxa" w:w="2160"/>
+          </w:tcPr>
+          <w:p>
+            <w:r>
+              <w:t>23%</w:t>
+            </w:r>
+          </w:p>
+        </w:tc>
+      </w:tr>
+      <w:tr>
+        <w:tc>
+          <w:tcPr>
+            <w:tcW w:type="dxa" w:w="2160"/>
+          </w:tcPr>
+          <w:p>
+            <w:r>
+              <w:t>巨奥传媒有限公司</w:t>
+            </w:r>
+          </w:p>
+        </w:tc>
+        <w:tc>
+          <w:tcPr>
+            <w:tcW w:type="dxa" w:w="2160"/>
+          </w:tcPr>
+          <w:p>
+            <w:r>
+              <w:t>人工智能</w:t>
+            </w:r>
+          </w:p>
+        </w:tc>
+        <w:tc>
+          <w:tcPr>
+            <w:tcW w:type="dxa" w:w="2160"/>
+          </w:tcPr>
+          <w:p>
+            <w:r>
+              <w:t>111亿</w:t>
+            </w:r>
+          </w:p>
+        </w:tc>
+        <w:tc>
+          <w:tcPr>
+            <w:tcW w:type="dxa" w:w="2160"/>
+          </w:tcPr>
+          <w:p>
+            <w:r>
+              <w:t>8%</w:t>
+            </w:r>
+          </w:p>
+        </w:tc>
+      </w:tr>
+      <w:tr>
+        <w:tc>
+          <w:tcPr>
+            <w:tcW w:type="dxa" w:w="2160"/>
+          </w:tcPr>
+          <w:p>
+            <w:r>
+              <w:t>创联世纪信息有限公司</w:t>
+            </w:r>
+          </w:p>
+        </w:tc>
+        <w:tc>
+          <w:tcPr>
+            <w:tcW w:type="dxa" w:w="2160"/>
+          </w:tcPr>
+          <w:p>
+            <w:r>
+              <w:t>云计算</w:t>
+            </w:r>
+          </w:p>
+        </w:tc>
+        <w:tc>
+          <w:tcPr>
+            <w:tcW w:type="dxa" w:w="2160"/>
+          </w:tcPr>
+          <w:p>
+            <w:r>
+              <w:t>468亿</w:t>
+            </w:r>
+          </w:p>
+        </w:tc>
+        <w:tc>
+          <w:tcPr>
+            <w:tcW w:type="dxa" w:w="2160"/>
+          </w:tcPr>
+          <w:p>
+            <w:r>
+              <w:t>30%</w:t>
+            </w:r>
+          </w:p>
+        </w:tc>
+      </w:tr>
+      <w:tr>
+        <w:tc>
+          <w:tcPr>
+            <w:tcW w:type="dxa" w:w="2160"/>
+          </w:tcPr>
+          <w:p>
+            <w:r>
+              <w:t>创联世纪信息有限公司</w:t>
+            </w:r>
+          </w:p>
+        </w:tc>
+        <w:tc>
+          <w:tcPr>
+            <w:tcW w:type="dxa" w:w="2160"/>
+          </w:tcPr>
+          <w:p>
+            <w:r>
+              <w:t>云计算</w:t>
+            </w:r>
+          </w:p>
+        </w:tc>
+        <w:tc>
+          <w:tcPr>
+            <w:tcW w:type="dxa" w:w="2160"/>
+          </w:tcPr>
+          <w:p>
+            <w:r>
+              <w:t>736亿</w:t>
+            </w:r>
+          </w:p>
+        </w:tc>
+        <w:tc>
+          <w:tcPr>
+            <w:tcW w:type="dxa" w:w="2160"/>
+          </w:tcPr>
+          <w:p>
+            <w:r>
+              <w:t>28%</w:t>
+            </w:r>
+          </w:p>
+        </w:tc>
+      </w:tr>
+      <w:tr>
+        <w:tc>
+          <w:tcPr>
+            <w:tcW w:type="dxa" w:w="2160"/>
+          </w:tcPr>
+          <w:p>
+            <w:r>
+              <w:t>新格林耐特网络有限公司</w:t>
+            </w:r>
+          </w:p>
+        </w:tc>
+        <w:tc>
+          <w:tcPr>
+            <w:tcW w:type="dxa" w:w="2160"/>
+          </w:tcPr>
+          <w:p>
+            <w:r>
+              <w:t>人工智能</w:t>
+            </w:r>
+          </w:p>
+        </w:tc>
+        <w:tc>
+          <w:tcPr>
+            <w:tcW w:type="dxa" w:w="2160"/>
+          </w:tcPr>
+          <w:p>
+            <w:r>
+              <w:t>525亿</w:t>
+            </w:r>
+          </w:p>
+        </w:tc>
+        <w:tc>
+          <w:tcPr>
+            <w:tcW w:type="dxa" w:w="2160"/>
+          </w:tcPr>
+          <w:p>
+            <w:r>
+              <w:t>8%</w:t>
+            </w:r>
+          </w:p>
+        </w:tc>
+      </w:tr>
+      <w:tr>
+        <w:tc>
+          <w:tcPr>
+            <w:tcW w:type="dxa" w:w="2160"/>
+          </w:tcPr>
+          <w:p>
+            <w:r>
+              <w:t>毕博诚信息有限公司</w:t>
+            </w:r>
+          </w:p>
+        </w:tc>
+        <w:tc>
+          <w:tcPr>
+            <w:tcW w:type="dxa" w:w="2160"/>
+          </w:tcPr>
+          <w:p>
+            <w:r>
+              <w:t>机器人</w:t>
+            </w:r>
+          </w:p>
+        </w:tc>
+        <w:tc>
+          <w:tcPr>
+            <w:tcW w:type="dxa" w:w="2160"/>
+          </w:tcPr>
+          <w:p>
+            <w:r>
+              <w:t>644亿</w:t>
+            </w:r>
+          </w:p>
+        </w:tc>
+        <w:tc>
+          <w:tcPr>
+            <w:tcW w:type="dxa" w:w="2160"/>
+          </w:tcPr>
+          <w:p>
+            <w:r>
+              <w:t>10%</w:t>
+            </w:r>
+          </w:p>
+        </w:tc>
+      </w:tr>
+      <w:tr>
+        <w:tc>
+          <w:tcPr>
+            <w:tcW w:type="dxa" w:w="2160"/>
+          </w:tcPr>
+          <w:p>
+            <w:r>
+              <w:t>迪摩信息有限公司</w:t>
+            </w:r>
+          </w:p>
+        </w:tc>
+        <w:tc>
+          <w:tcPr>
+            <w:tcW w:type="dxa" w:w="2160"/>
+          </w:tcPr>
+          <w:p>
+            <w:r>
+              <w:t>医疗科技</w:t>
+            </w:r>
+          </w:p>
+        </w:tc>
+        <w:tc>
+          <w:tcPr>
+            <w:tcW w:type="dxa" w:w="2160"/>
+          </w:tcPr>
+          <w:p>
+            <w:r>
+              <w:t>259亿</w:t>
+            </w:r>
+          </w:p>
+        </w:tc>
+        <w:tc>
+          <w:tcPr>
+            <w:tcW w:type="dxa" w:w="2160"/>
+          </w:tcPr>
+          <w:p>
+            <w:r>
+              <w:t>28%</w:t>
+            </w:r>
+          </w:p>
+        </w:tc>
+      </w:tr>
+      <w:tr>
+        <w:tc>
+          <w:tcPr>
+            <w:tcW w:type="dxa" w:w="2160"/>
+          </w:tcPr>
+          <w:p>
+            <w:r>
+              <w:t>飞海科技传媒有限公司</w:t>
+            </w:r>
+          </w:p>
+        </w:tc>
+        <w:tc>
+          <w:tcPr>
+            <w:tcW w:type="dxa" w:w="2160"/>
+          </w:tcPr>
+          <w:p>
+            <w:r>
+              <w:t>消费科技</w:t>
+            </w:r>
+          </w:p>
+        </w:tc>
+        <w:tc>
+          <w:tcPr>
+            <w:tcW w:type="dxa" w:w="2160"/>
+          </w:tcPr>
+          <w:p>
+            <w:r>
+              <w:t>726亿</w:t>
+            </w:r>
+          </w:p>
+        </w:tc>
+        <w:tc>
+          <w:tcPr>
+            <w:tcW w:type="dxa" w:w="2160"/>
+          </w:tcPr>
+          <w:p>
+            <w:r>
+              <w:t>23%</w:t>
+            </w:r>
+          </w:p>
+        </w:tc>
+      </w:tr>
+      <w:tr>
+        <w:tc>
+          <w:tcPr>
+            <w:tcW w:type="dxa" w:w="2160"/>
+          </w:tcPr>
+          <w:p>
+            <w:r>
+              <w:t>佳禾传媒有限公司</w:t>
+            </w:r>
+          </w:p>
+        </w:tc>
+        <w:tc>
+          <w:tcPr>
+            <w:tcW w:type="dxa" w:w="2160"/>
+          </w:tcPr>
+          <w:p>
+            <w:r>
+              <w:t>云计算</w:t>
+            </w:r>
+          </w:p>
+        </w:tc>
+        <w:tc>
+          <w:tcPr>
+            <w:tcW w:type="dxa" w:w="2160"/>
+          </w:tcPr>
+          <w:p>
+            <w:r>
+              <w:t>648亿</w:t>
+            </w:r>
+          </w:p>
+        </w:tc>
+        <w:tc>
+          <w:tcPr>
+            <w:tcW w:type="dxa" w:w="2160"/>
+          </w:tcPr>
+          <w:p>
+            <w:r>
+              <w:t>29%</w:t>
+            </w:r>
+          </w:p>
+        </w:tc>
+      </w:tr>
+      <w:tr>
+        <w:tc>
+          <w:tcPr>
+            <w:tcW w:type="dxa" w:w="2160"/>
+          </w:tcPr>
+          <w:p>
+            <w:r>
+              <w:t>新格林耐特网络有限公司</w:t>
+            </w:r>
+          </w:p>
+        </w:tc>
+        <w:tc>
+          <w:tcPr>
+            <w:tcW w:type="dxa" w:w="2160"/>
+          </w:tcPr>
+          <w:p>
+            <w:r>
+              <w:t>人工智能</w:t>
+            </w:r>
+          </w:p>
+        </w:tc>
+        <w:tc>
+          <w:tcPr>
+            <w:tcW w:type="dxa" w:w="2160"/>
+          </w:tcPr>
+          <w:p>
+            <w:r>
+              <w:t>786亿</w:t>
+            </w:r>
+          </w:p>
+        </w:tc>
+        <w:tc>
+          <w:tcPr>
+            <w:tcW w:type="dxa" w:w="2160"/>
+          </w:tcPr>
+          <w:p>
+            <w:r>
+              <w:t>9%</w:t>
+            </w:r>
+          </w:p>
+        </w:tc>
+      </w:tr>
+      <w:tr>
+        <w:tc>
+          <w:tcPr>
+            <w:tcW w:type="dxa" w:w="2160"/>
+          </w:tcPr>
+          <w:p>
+            <w:r>
+              <w:t>飞利信科技有限公司</w:t>
+            </w:r>
+          </w:p>
+        </w:tc>
+        <w:tc>
+          <w:tcPr>
+            <w:tcW w:type="dxa" w:w="2160"/>
+          </w:tcPr>
+          <w:p>
+            <w:r>
+              <w:t>人工智能</w:t>
+            </w:r>
+          </w:p>
+        </w:tc>
+        <w:tc>
+          <w:tcPr>
+            <w:tcW w:type="dxa" w:w="2160"/>
+          </w:tcPr>
+          <w:p>
+            <w:r>
+              <w:t>741亿</w:t>
+            </w:r>
+          </w:p>
+        </w:tc>
+        <w:tc>
+          <w:tcPr>
+            <w:tcW w:type="dxa" w:w="2160"/>
+          </w:tcPr>
+          <w:p>
+            <w:r>
+              <w:t>22%</w:t>
+            </w:r>
+          </w:p>
+        </w:tc>
+      </w:tr>
+      <w:tr>
+        <w:tc>
+          <w:tcPr>
+            <w:tcW w:type="dxa" w:w="2160"/>
+          </w:tcPr>
+          <w:p>
+            <w:r>
+              <w:t>明腾传媒有限公司</w:t>
+            </w:r>
+          </w:p>
+        </w:tc>
+        <w:tc>
+          <w:tcPr>
+            <w:tcW w:type="dxa" w:w="2160"/>
+          </w:tcPr>
+          <w:p>
+            <w:r>
+              <w:t>人工智能</w:t>
+            </w:r>
+          </w:p>
+        </w:tc>
+        <w:tc>
+          <w:tcPr>
+            <w:tcW w:type="dxa" w:w="2160"/>
+          </w:tcPr>
+          <w:p>
+            <w:r>
+              <w:t>408亿</w:t>
+            </w:r>
+          </w:p>
+        </w:tc>
+        <w:tc>
+          <w:tcPr>
+            <w:tcW w:type="dxa" w:w="2160"/>
+          </w:tcPr>
+          <w:p>
+            <w:r>
+              <w:t>13%</w:t>
+            </w:r>
+          </w:p>
+        </w:tc>
+      </w:tr>
+      <w:tr>
+        <w:tc>
+          <w:tcPr>
+            <w:tcW w:type="dxa" w:w="2160"/>
+          </w:tcPr>
+          <w:p>
+            <w:r>
+              <w:t>飞利信科技有限公司</w:t>
+            </w:r>
+          </w:p>
+        </w:tc>
+        <w:tc>
+          <w:tcPr>
+            <w:tcW w:type="dxa" w:w="2160"/>
+          </w:tcPr>
+          <w:p>
+            <w:r>
+              <w:t>人工智能</w:t>
+            </w:r>
+          </w:p>
+        </w:tc>
+        <w:tc>
+          <w:tcPr>
+            <w:tcW w:type="dxa" w:w="2160"/>
+          </w:tcPr>
+          <w:p>
+            <w:r>
+              <w:t>247亿</w:t>
+            </w:r>
+          </w:p>
+        </w:tc>
+        <w:tc>
+          <w:tcPr>
+            <w:tcW w:type="dxa" w:w="2160"/>
+          </w:tcPr>
+          <w:p>
+            <w:r>
+              <w:t>29%</w:t>
+            </w:r>
+          </w:p>
+        </w:tc>
+      </w:tr>
+      <w:tr>
+        <w:tc>
+          <w:tcPr>
+            <w:tcW w:type="dxa" w:w="2160"/>
+          </w:tcPr>
+          <w:p>
+            <w:r>
+              <w:t>华泰通安网络有限公司</w:t>
+            </w:r>
+          </w:p>
+        </w:tc>
+        <w:tc>
+          <w:tcPr>
+            <w:tcW w:type="dxa" w:w="2160"/>
+          </w:tcPr>
+          <w:p>
+            <w:r>
+              <w:t>半导体</w:t>
+            </w:r>
+          </w:p>
+        </w:tc>
+        <w:tc>
+          <w:tcPr>
+            <w:tcW w:type="dxa" w:w="2160"/>
+          </w:tcPr>
+          <w:p>
+            <w:r>
+              <w:t>741亿</w:t>
+            </w:r>
+          </w:p>
+        </w:tc>
+        <w:tc>
+          <w:tcPr>
+            <w:tcW w:type="dxa" w:w="2160"/>
+          </w:tcPr>
+          <w:p>
+            <w:r>
+              <w:t>27%</w:t>
+            </w:r>
+          </w:p>
+        </w:tc>
+      </w:tr>
+      <w:tr>
+        <w:tc>
+          <w:tcPr>
+            <w:tcW w:type="dxa" w:w="2160"/>
+          </w:tcPr>
+          <w:p>
+            <w:r>
+              <w:t>飞利信科技有限公司</w:t>
+            </w:r>
+          </w:p>
+        </w:tc>
+        <w:tc>
+          <w:tcPr>
+            <w:tcW w:type="dxa" w:w="2160"/>
+          </w:tcPr>
+          <w:p>
+            <w:r>
+              <w:t>人工智能</w:t>
+            </w:r>
+          </w:p>
+        </w:tc>
+        <w:tc>
+          <w:tcPr>
+            <w:tcW w:type="dxa" w:w="2160"/>
+          </w:tcPr>
+          <w:p>
+            <w:r>
+              <w:t>378亿</w:t>
+            </w:r>
+          </w:p>
+        </w:tc>
+        <w:tc>
+          <w:tcPr>
+            <w:tcW w:type="dxa" w:w="2160"/>
+          </w:tcPr>
+          <w:p>
+            <w:r>
+              <w:t>6%</w:t>
+            </w:r>
+          </w:p>
+        </w:tc>
+      </w:tr>
+    </w:tbl>
+    <w:p>
+      <w:pPr>
+        <w:pStyle w:val="Heading1"/>
+      </w:pPr>
+      <w:r>
+        <w:t>行业分析 2</w:t>
       </w:r>
     </w:p>
     <w:p>
@@ -54,7 +812,40 @@
     <w:p>
       <w:r>
         <w:br/>
-        <w:t>风险管理部认为，机器人 行业仍然面临若干</w:t>
+        <w:t>华辰资本旗下的 HC Energy Transition Fund 在最近的资产配置会议中</w:t>
+        <w:br/>
+        <w:t>讨论了 消费科技 行业的投资机会，并对 天开科技有限公司</w:t>
+        <w:br/>
+        <w:t>进行了重点评估。</w:t>
+        <w:br/>
+      </w:r>
+    </w:p>
+    <w:p>
+      <w:r>
+        <w:br/>
+        <w:t>根据内部财务模型测算，华泰通安传媒有限公司 在未来三年</w:t>
+        <w:br/>
+        <w:t>收入复合增长率预计可达到 25% 左右。</w:t>
+        <w:br/>
+        <w:t>该预测基于行业需求增长以及公司产能扩张计划。</w:t>
+        <w:br/>
+      </w:r>
+    </w:p>
+    <w:p>
+      <w:r>
+        <w:br/>
+        <w:t>华辰资本旗下的 HC Quant Arbitrage Fund 在最近的资产配置会议中</w:t>
+        <w:br/>
+        <w:t>讨论了 人工智能 行业的投资机会，并对 飞利信科技有限公司</w:t>
+        <w:br/>
+        <w:t>进行了重点评估。</w:t>
+        <w:br/>
+      </w:r>
+    </w:p>
+    <w:p>
+      <w:r>
+        <w:br/>
+        <w:t>风险管理部认为，半导体 行业仍然面临若干</w:t>
         <w:br/>
         <w:t>不确定性因素，包括技术迭代风险、政策变化、</w:t>
         <w:br/>
@@ -65,9 +856,22 @@
     <w:p>
       <w:r>
         <w:br/>
-        <w:t>根据内部财务模型测算，精芯科技有限公司 在未来三年</w:t>
+        <w:t>信诚致远科技有限公司 是中国 云计算 行业的重要企业之一。</w:t>
         <w:br/>
-        <w:t>收入复合增长率预计可达到 35% 左右。</w:t>
+        <w:t>根据华辰资本 资产配置委员会 的研究，该公司成立于 2014 年，</w:t>
+        <w:br/>
+        <w:t>目前员工规模约 1360 人。公司近年来持续加大研发投入，</w:t>
+        <w:br/>
+        <w:t>在核心技术方面形成了较强的竞争壁垒。</w:t>
+        <w:br/>
+      </w:r>
+    </w:p>
+    <w:p>
+      <w:r>
+        <w:br/>
+        <w:t>根据内部财务模型测算，鑫博腾飞信息有限公司 在未来三年</w:t>
+        <w:br/>
+        <w:t>收入复合增长率预计可达到 31% 左右。</w:t>
         <w:br/>
         <w:t>该预测基于行业需求增长以及公司产能扩张计划。</w:t>
         <w:br/>
@@ -76,22 +880,2352 @@
     <w:p>
       <w:r>
         <w:br/>
-        <w:t>从产业链角度看，机器人 行业主要由上游设备厂商、</w:t>
+        <w:t>根据内部财务模型测算，信诚致远科技有限公司 在未来三年</w:t>
         <w:br/>
-        <w:t>中游平台企业以及下游应用厂商组成。</w:t>
+        <w:t>收入复合增长率预计可达到 19% 左右。</w:t>
         <w:br/>
-        <w:t>艾提科信科技有限公司 主要位于产业链的 下游 环节。</w:t>
+        <w:t>该预测基于行业需求增长以及公司产能扩张计划。</w:t>
+        <w:br/>
+      </w:r>
+    </w:p>
+    <w:tbl>
+      <w:tblPr>
+        <w:tblW w:type="auto" w:w="0"/>
+        <w:tblLook w:firstColumn="1" w:firstRow="1" w:lastColumn="0" w:lastRow="0" w:noHBand="0" w:noVBand="1" w:val="04A0"/>
+      </w:tblPr>
+      <w:tblGrid>
+        <w:gridCol w:w="2160"/>
+        <w:gridCol w:w="2160"/>
+        <w:gridCol w:w="2160"/>
+        <w:gridCol w:w="2160"/>
+      </w:tblGrid>
+      <w:tr>
+        <w:tc>
+          <w:tcPr>
+            <w:tcW w:type="dxa" w:w="2160"/>
+          </w:tcPr>
+          <w:p>
+            <w:r>
+              <w:t>公司</w:t>
+            </w:r>
+          </w:p>
+        </w:tc>
+        <w:tc>
+          <w:tcPr>
+            <w:tcW w:type="dxa" w:w="2160"/>
+          </w:tcPr>
+          <w:p>
+            <w:r>
+              <w:t>行业</w:t>
+            </w:r>
+          </w:p>
+        </w:tc>
+        <w:tc>
+          <w:tcPr>
+            <w:tcW w:type="dxa" w:w="2160"/>
+          </w:tcPr>
+          <w:p>
+            <w:r>
+              <w:t>市值</w:t>
+            </w:r>
+          </w:p>
+        </w:tc>
+        <w:tc>
+          <w:tcPr>
+            <w:tcW w:type="dxa" w:w="2160"/>
+          </w:tcPr>
+          <w:p>
+            <w:r>
+              <w:t>增长率</w:t>
+            </w:r>
+          </w:p>
+        </w:tc>
+      </w:tr>
+      <w:tr>
+        <w:tc>
+          <w:tcPr>
+            <w:tcW w:type="dxa" w:w="2160"/>
+          </w:tcPr>
+          <w:p>
+            <w:r>
+              <w:t>泰麒麟网络有限公司</w:t>
+            </w:r>
+          </w:p>
+        </w:tc>
+        <w:tc>
+          <w:tcPr>
+            <w:tcW w:type="dxa" w:w="2160"/>
+          </w:tcPr>
+          <w:p>
+            <w:r>
+              <w:t>云计算</w:t>
+            </w:r>
+          </w:p>
+        </w:tc>
+        <w:tc>
+          <w:tcPr>
+            <w:tcW w:type="dxa" w:w="2160"/>
+          </w:tcPr>
+          <w:p>
+            <w:r>
+              <w:t>566亿</w:t>
+            </w:r>
+          </w:p>
+        </w:tc>
+        <w:tc>
+          <w:tcPr>
+            <w:tcW w:type="dxa" w:w="2160"/>
+          </w:tcPr>
+          <w:p>
+            <w:r>
+              <w:t>13%</w:t>
+            </w:r>
+          </w:p>
+        </w:tc>
+      </w:tr>
+      <w:tr>
+        <w:tc>
+          <w:tcPr>
+            <w:tcW w:type="dxa" w:w="2160"/>
+          </w:tcPr>
+          <w:p>
+            <w:r>
+              <w:t>信诚致远科技有限公司</w:t>
+            </w:r>
+          </w:p>
+        </w:tc>
+        <w:tc>
+          <w:tcPr>
+            <w:tcW w:type="dxa" w:w="2160"/>
+          </w:tcPr>
+          <w:p>
+            <w:r>
+              <w:t>云计算</w:t>
+            </w:r>
+          </w:p>
+        </w:tc>
+        <w:tc>
+          <w:tcPr>
+            <w:tcW w:type="dxa" w:w="2160"/>
+          </w:tcPr>
+          <w:p>
+            <w:r>
+              <w:t>465亿</w:t>
+            </w:r>
+          </w:p>
+        </w:tc>
+        <w:tc>
+          <w:tcPr>
+            <w:tcW w:type="dxa" w:w="2160"/>
+          </w:tcPr>
+          <w:p>
+            <w:r>
+              <w:t>19%</w:t>
+            </w:r>
+          </w:p>
+        </w:tc>
+      </w:tr>
+      <w:tr>
+        <w:tc>
+          <w:tcPr>
+            <w:tcW w:type="dxa" w:w="2160"/>
+          </w:tcPr>
+          <w:p>
+            <w:r>
+              <w:t>信诚致远科技有限公司</w:t>
+            </w:r>
+          </w:p>
+        </w:tc>
+        <w:tc>
+          <w:tcPr>
+            <w:tcW w:type="dxa" w:w="2160"/>
+          </w:tcPr>
+          <w:p>
+            <w:r>
+              <w:t>云计算</w:t>
+            </w:r>
+          </w:p>
+        </w:tc>
+        <w:tc>
+          <w:tcPr>
+            <w:tcW w:type="dxa" w:w="2160"/>
+          </w:tcPr>
+          <w:p>
+            <w:r>
+              <w:t>156亿</w:t>
+            </w:r>
+          </w:p>
+        </w:tc>
+        <w:tc>
+          <w:tcPr>
+            <w:tcW w:type="dxa" w:w="2160"/>
+          </w:tcPr>
+          <w:p>
+            <w:r>
+              <w:t>28%</w:t>
+            </w:r>
+          </w:p>
+        </w:tc>
+      </w:tr>
+      <w:tr>
+        <w:tc>
+          <w:tcPr>
+            <w:tcW w:type="dxa" w:w="2160"/>
+          </w:tcPr>
+          <w:p>
+            <w:r>
+              <w:t>方正科技传媒有限公司</w:t>
+            </w:r>
+          </w:p>
+        </w:tc>
+        <w:tc>
+          <w:tcPr>
+            <w:tcW w:type="dxa" w:w="2160"/>
+          </w:tcPr>
+          <w:p>
+            <w:r>
+              <w:t>人工智能</w:t>
+            </w:r>
+          </w:p>
+        </w:tc>
+        <w:tc>
+          <w:tcPr>
+            <w:tcW w:type="dxa" w:w="2160"/>
+          </w:tcPr>
+          <w:p>
+            <w:r>
+              <w:t>156亿</w:t>
+            </w:r>
+          </w:p>
+        </w:tc>
+        <w:tc>
+          <w:tcPr>
+            <w:tcW w:type="dxa" w:w="2160"/>
+          </w:tcPr>
+          <w:p>
+            <w:r>
+              <w:t>21%</w:t>
+            </w:r>
+          </w:p>
+        </w:tc>
+      </w:tr>
+      <w:tr>
+        <w:tc>
+          <w:tcPr>
+            <w:tcW w:type="dxa" w:w="2160"/>
+          </w:tcPr>
+          <w:p>
+            <w:r>
+              <w:t>联软网络有限公司</w:t>
+            </w:r>
+          </w:p>
+        </w:tc>
+        <w:tc>
+          <w:tcPr>
+            <w:tcW w:type="dxa" w:w="2160"/>
+          </w:tcPr>
+          <w:p>
+            <w:r>
+              <w:t>半导体</w:t>
+            </w:r>
+          </w:p>
+        </w:tc>
+        <w:tc>
+          <w:tcPr>
+            <w:tcW w:type="dxa" w:w="2160"/>
+          </w:tcPr>
+          <w:p>
+            <w:r>
+              <w:t>322亿</w:t>
+            </w:r>
+          </w:p>
+        </w:tc>
+        <w:tc>
+          <w:tcPr>
+            <w:tcW w:type="dxa" w:w="2160"/>
+          </w:tcPr>
+          <w:p>
+            <w:r>
+              <w:t>15%</w:t>
+            </w:r>
+          </w:p>
+        </w:tc>
+      </w:tr>
+      <w:tr>
+        <w:tc>
+          <w:tcPr>
+            <w:tcW w:type="dxa" w:w="2160"/>
+          </w:tcPr>
+          <w:p>
+            <w:r>
+              <w:t>惠派国际公司科技有限公司</w:t>
+            </w:r>
+          </w:p>
+        </w:tc>
+        <w:tc>
+          <w:tcPr>
+            <w:tcW w:type="dxa" w:w="2160"/>
+          </w:tcPr>
+          <w:p>
+            <w:r>
+              <w:t>人工智能</w:t>
+            </w:r>
+          </w:p>
+        </w:tc>
+        <w:tc>
+          <w:tcPr>
+            <w:tcW w:type="dxa" w:w="2160"/>
+          </w:tcPr>
+          <w:p>
+            <w:r>
+              <w:t>375亿</w:t>
+            </w:r>
+          </w:p>
+        </w:tc>
+        <w:tc>
+          <w:tcPr>
+            <w:tcW w:type="dxa" w:w="2160"/>
+          </w:tcPr>
+          <w:p>
+            <w:r>
+              <w:t>22%</w:t>
+            </w:r>
+          </w:p>
+        </w:tc>
+      </w:tr>
+      <w:tr>
+        <w:tc>
+          <w:tcPr>
+            <w:tcW w:type="dxa" w:w="2160"/>
+          </w:tcPr>
+          <w:p>
+            <w:r>
+              <w:t>昊嘉科技有限公司</w:t>
+            </w:r>
+          </w:p>
+        </w:tc>
+        <w:tc>
+          <w:tcPr>
+            <w:tcW w:type="dxa" w:w="2160"/>
+          </w:tcPr>
+          <w:p>
+            <w:r>
+              <w:t>医疗科技</w:t>
+            </w:r>
+          </w:p>
+        </w:tc>
+        <w:tc>
+          <w:tcPr>
+            <w:tcW w:type="dxa" w:w="2160"/>
+          </w:tcPr>
+          <w:p>
+            <w:r>
+              <w:t>288亿</w:t>
+            </w:r>
+          </w:p>
+        </w:tc>
+        <w:tc>
+          <w:tcPr>
+            <w:tcW w:type="dxa" w:w="2160"/>
+          </w:tcPr>
+          <w:p>
+            <w:r>
+              <w:t>28%</w:t>
+            </w:r>
+          </w:p>
+        </w:tc>
+      </w:tr>
+      <w:tr>
+        <w:tc>
+          <w:tcPr>
+            <w:tcW w:type="dxa" w:w="2160"/>
+          </w:tcPr>
+          <w:p>
+            <w:r>
+              <w:t>雨林木风计算机科技有限公司</w:t>
+            </w:r>
+          </w:p>
+        </w:tc>
+        <w:tc>
+          <w:tcPr>
+            <w:tcW w:type="dxa" w:w="2160"/>
+          </w:tcPr>
+          <w:p>
+            <w:r>
+              <w:t>半导体</w:t>
+            </w:r>
+          </w:p>
+        </w:tc>
+        <w:tc>
+          <w:tcPr>
+            <w:tcW w:type="dxa" w:w="2160"/>
+          </w:tcPr>
+          <w:p>
+            <w:r>
+              <w:t>102亿</w:t>
+            </w:r>
+          </w:p>
+        </w:tc>
+        <w:tc>
+          <w:tcPr>
+            <w:tcW w:type="dxa" w:w="2160"/>
+          </w:tcPr>
+          <w:p>
+            <w:r>
+              <w:t>23%</w:t>
+            </w:r>
+          </w:p>
+        </w:tc>
+      </w:tr>
+      <w:tr>
+        <w:tc>
+          <w:tcPr>
+            <w:tcW w:type="dxa" w:w="2160"/>
+          </w:tcPr>
+          <w:p>
+            <w:r>
+              <w:t>恩悌网络有限公司</w:t>
+            </w:r>
+          </w:p>
+        </w:tc>
+        <w:tc>
+          <w:tcPr>
+            <w:tcW w:type="dxa" w:w="2160"/>
+          </w:tcPr>
+          <w:p>
+            <w:r>
+              <w:t>新能源</w:t>
+            </w:r>
+          </w:p>
+        </w:tc>
+        <w:tc>
+          <w:tcPr>
+            <w:tcW w:type="dxa" w:w="2160"/>
+          </w:tcPr>
+          <w:p>
+            <w:r>
+              <w:t>655亿</w:t>
+            </w:r>
+          </w:p>
+        </w:tc>
+        <w:tc>
+          <w:tcPr>
+            <w:tcW w:type="dxa" w:w="2160"/>
+          </w:tcPr>
+          <w:p>
+            <w:r>
+              <w:t>18%</w:t>
+            </w:r>
+          </w:p>
+        </w:tc>
+      </w:tr>
+      <w:tr>
+        <w:tc>
+          <w:tcPr>
+            <w:tcW w:type="dxa" w:w="2160"/>
+          </w:tcPr>
+          <w:p>
+            <w:r>
+              <w:t>恩悌网络有限公司</w:t>
+            </w:r>
+          </w:p>
+        </w:tc>
+        <w:tc>
+          <w:tcPr>
+            <w:tcW w:type="dxa" w:w="2160"/>
+          </w:tcPr>
+          <w:p>
+            <w:r>
+              <w:t>新能源</w:t>
+            </w:r>
+          </w:p>
+        </w:tc>
+        <w:tc>
+          <w:tcPr>
+            <w:tcW w:type="dxa" w:w="2160"/>
+          </w:tcPr>
+          <w:p>
+            <w:r>
+              <w:t>616亿</w:t>
+            </w:r>
+          </w:p>
+        </w:tc>
+        <w:tc>
+          <w:tcPr>
+            <w:tcW w:type="dxa" w:w="2160"/>
+          </w:tcPr>
+          <w:p>
+            <w:r>
+              <w:t>14%</w:t>
+            </w:r>
+          </w:p>
+        </w:tc>
+      </w:tr>
+      <w:tr>
+        <w:tc>
+          <w:tcPr>
+            <w:tcW w:type="dxa" w:w="2160"/>
+          </w:tcPr>
+          <w:p>
+            <w:r>
+              <w:t>昊嘉科技有限公司</w:t>
+            </w:r>
+          </w:p>
+        </w:tc>
+        <w:tc>
+          <w:tcPr>
+            <w:tcW w:type="dxa" w:w="2160"/>
+          </w:tcPr>
+          <w:p>
+            <w:r>
+              <w:t>医疗科技</w:t>
+            </w:r>
+          </w:p>
+        </w:tc>
+        <w:tc>
+          <w:tcPr>
+            <w:tcW w:type="dxa" w:w="2160"/>
+          </w:tcPr>
+          <w:p>
+            <w:r>
+              <w:t>715亿</w:t>
+            </w:r>
+          </w:p>
+        </w:tc>
+        <w:tc>
+          <w:tcPr>
+            <w:tcW w:type="dxa" w:w="2160"/>
+          </w:tcPr>
+          <w:p>
+            <w:r>
+              <w:t>17%</w:t>
+            </w:r>
+          </w:p>
+        </w:tc>
+      </w:tr>
+      <w:tr>
+        <w:tc>
+          <w:tcPr>
+            <w:tcW w:type="dxa" w:w="2160"/>
+          </w:tcPr>
+          <w:p>
+            <w:r>
+              <w:t>华成育卓科技有限公司</w:t>
+            </w:r>
+          </w:p>
+        </w:tc>
+        <w:tc>
+          <w:tcPr>
+            <w:tcW w:type="dxa" w:w="2160"/>
+          </w:tcPr>
+          <w:p>
+            <w:r>
+              <w:t>医疗科技</w:t>
+            </w:r>
+          </w:p>
+        </w:tc>
+        <w:tc>
+          <w:tcPr>
+            <w:tcW w:type="dxa" w:w="2160"/>
+          </w:tcPr>
+          <w:p>
+            <w:r>
+              <w:t>461亿</w:t>
+            </w:r>
+          </w:p>
+        </w:tc>
+        <w:tc>
+          <w:tcPr>
+            <w:tcW w:type="dxa" w:w="2160"/>
+          </w:tcPr>
+          <w:p>
+            <w:r>
+              <w:t>11%</w:t>
+            </w:r>
+          </w:p>
+        </w:tc>
+      </w:tr>
+      <w:tr>
+        <w:tc>
+          <w:tcPr>
+            <w:tcW w:type="dxa" w:w="2160"/>
+          </w:tcPr>
+          <w:p>
+            <w:r>
+              <w:t>泰麒麟网络有限公司</w:t>
+            </w:r>
+          </w:p>
+        </w:tc>
+        <w:tc>
+          <w:tcPr>
+            <w:tcW w:type="dxa" w:w="2160"/>
+          </w:tcPr>
+          <w:p>
+            <w:r>
+              <w:t>云计算</w:t>
+            </w:r>
+          </w:p>
+        </w:tc>
+        <w:tc>
+          <w:tcPr>
+            <w:tcW w:type="dxa" w:w="2160"/>
+          </w:tcPr>
+          <w:p>
+            <w:r>
+              <w:t>155亿</w:t>
+            </w:r>
+          </w:p>
+        </w:tc>
+        <w:tc>
+          <w:tcPr>
+            <w:tcW w:type="dxa" w:w="2160"/>
+          </w:tcPr>
+          <w:p>
+            <w:r>
+              <w:t>24%</w:t>
+            </w:r>
+          </w:p>
+        </w:tc>
+      </w:tr>
+      <w:tr>
+        <w:tc>
+          <w:tcPr>
+            <w:tcW w:type="dxa" w:w="2160"/>
+          </w:tcPr>
+          <w:p>
+            <w:r>
+              <w:t>明腾传媒有限公司</w:t>
+            </w:r>
+          </w:p>
+        </w:tc>
+        <w:tc>
+          <w:tcPr>
+            <w:tcW w:type="dxa" w:w="2160"/>
+          </w:tcPr>
+          <w:p>
+            <w:r>
+              <w:t>人工智能</w:t>
+            </w:r>
+          </w:p>
+        </w:tc>
+        <w:tc>
+          <w:tcPr>
+            <w:tcW w:type="dxa" w:w="2160"/>
+          </w:tcPr>
+          <w:p>
+            <w:r>
+              <w:t>659亿</w:t>
+            </w:r>
+          </w:p>
+        </w:tc>
+        <w:tc>
+          <w:tcPr>
+            <w:tcW w:type="dxa" w:w="2160"/>
+          </w:tcPr>
+          <w:p>
+            <w:r>
+              <w:t>30%</w:t>
+            </w:r>
+          </w:p>
+        </w:tc>
+      </w:tr>
+      <w:tr>
+        <w:tc>
+          <w:tcPr>
+            <w:tcW w:type="dxa" w:w="2160"/>
+          </w:tcPr>
+          <w:p>
+            <w:r>
+              <w:t>华泰通安网络有限公司</w:t>
+            </w:r>
+          </w:p>
+        </w:tc>
+        <w:tc>
+          <w:tcPr>
+            <w:tcW w:type="dxa" w:w="2160"/>
+          </w:tcPr>
+          <w:p>
+            <w:r>
+              <w:t>半导体</w:t>
+            </w:r>
+          </w:p>
+        </w:tc>
+        <w:tc>
+          <w:tcPr>
+            <w:tcW w:type="dxa" w:w="2160"/>
+          </w:tcPr>
+          <w:p>
+            <w:r>
+              <w:t>191亿</w:t>
+            </w:r>
+          </w:p>
+        </w:tc>
+        <w:tc>
+          <w:tcPr>
+            <w:tcW w:type="dxa" w:w="2160"/>
+          </w:tcPr>
+          <w:p>
+            <w:r>
+              <w:t>12%</w:t>
+            </w:r>
+          </w:p>
+        </w:tc>
+      </w:tr>
+    </w:tbl>
+    <w:p>
+      <w:pPr>
+        <w:pStyle w:val="Heading1"/>
+      </w:pPr>
+      <w:r>
+        <w:t>行业分析 3</w:t>
+      </w:r>
+    </w:p>
+    <w:p>
+      <w:r>
+        <w:br/>
+        <w:t>新格林耐特网络有限公司 是中国 人工智能 行业的重要企业之一。</w:t>
+        <w:br/>
+        <w:t>根据华辰资本 投资委员会 的研究，该公司成立于 2016 年，</w:t>
+        <w:br/>
+        <w:t>目前员工规模约 5006 人。公司近年来持续加大研发投入，</w:t>
+        <w:br/>
+        <w:t>在核心技术方面形成了较强的竞争壁垒。</w:t>
         <w:br/>
       </w:r>
     </w:p>
     <w:p>
       <w:r>
         <w:br/>
-        <w:t>华辰资本旗下的 HC AI Innovation Fund 在最近的资产配置会议中</w:t>
+        <w:t>华辰资本旗下的 HC Global Macro Fund 在最近的资产配置会议中</w:t>
         <w:br/>
-        <w:t>讨论了 云计算 行业的投资机会，并对 创亿网络有限公司</w:t>
+        <w:t>讨论了 消费科技 行业的投资机会，并对 天开科技有限公司</w:t>
         <w:br/>
         <w:t>进行了重点评估。</w:t>
+        <w:br/>
+      </w:r>
+    </w:p>
+    <w:p>
+      <w:r>
+        <w:br/>
+        <w:t>风险管理部认为，医疗科技 行业仍然面临若干</w:t>
+        <w:br/>
+        <w:t>不确定性因素，包括技术迭代风险、政策变化、</w:t>
+        <w:br/>
+        <w:t>以及市场竞争加剧等问题。</w:t>
+        <w:br/>
+      </w:r>
+    </w:p>
+    <w:p>
+      <w:r>
+        <w:br/>
+        <w:t>华辰资本旗下的 HC Quant Arbitrage Fund 在最近的资产配置会议中</w:t>
+        <w:br/>
+        <w:t>讨论了 半导体 行业的投资机会，并对 雨林木风计算机科技有限公司</w:t>
+        <w:br/>
+        <w:t>进行了重点评估。</w:t>
+        <w:br/>
+      </w:r>
+    </w:p>
+    <w:p>
+      <w:r>
+        <w:br/>
+        <w:t>风险管理部认为，半导体 行业仍然面临若干</w:t>
+        <w:br/>
+        <w:t>不确定性因素，包括技术迭代风险、政策变化、</w:t>
+        <w:br/>
+        <w:t>以及市场竞争加剧等问题。</w:t>
+        <w:br/>
+      </w:r>
+    </w:p>
+    <w:p>
+      <w:r>
+        <w:br/>
+        <w:t>从产业链角度看，人工智能 行业主要由上游设备厂商、</w:t>
+        <w:br/>
+        <w:t>中游平台企业以及下游应用厂商组成。</w:t>
+        <w:br/>
+        <w:t>惠派国际公司科技有限公司 主要位于产业链的 下游 环节。</w:t>
+        <w:br/>
+      </w:r>
+    </w:p>
+    <w:p>
+      <w:r>
+        <w:br/>
+        <w:t>方正科技信息有限公司 是中国 消费科技 行业的重要企业之一。</w:t>
+        <w:br/>
+        <w:t>根据华辰资本 投资策略部 的研究，该公司成立于 2006 年，</w:t>
+        <w:br/>
+        <w:t>目前员工规模约 4942 人。公司近年来持续加大研发投入，</w:t>
+        <w:br/>
+        <w:t>在核心技术方面形成了较强的竞争壁垒。</w:t>
+        <w:br/>
+      </w:r>
+    </w:p>
+    <w:p>
+      <w:r>
+        <w:br/>
+        <w:t>精芯信息有限公司 是中国 半导体 行业的重要企业之一。</w:t>
+        <w:br/>
+        <w:t>根据华辰资本 投资委员会 的研究，该公司成立于 2019 年，</w:t>
+        <w:br/>
+        <w:t>目前员工规模约 5163 人。公司近年来持续加大研发投入，</w:t>
+        <w:br/>
+        <w:t>在核心技术方面形成了较强的竞争壁垒。</w:t>
+        <w:br/>
+      </w:r>
+    </w:p>
+    <w:tbl>
+      <w:tblPr>
+        <w:tblW w:type="auto" w:w="0"/>
+        <w:tblLook w:firstColumn="1" w:firstRow="1" w:lastColumn="0" w:lastRow="0" w:noHBand="0" w:noVBand="1" w:val="04A0"/>
+      </w:tblPr>
+      <w:tblGrid>
+        <w:gridCol w:w="2160"/>
+        <w:gridCol w:w="2160"/>
+        <w:gridCol w:w="2160"/>
+        <w:gridCol w:w="2160"/>
+      </w:tblGrid>
+      <w:tr>
+        <w:tc>
+          <w:tcPr>
+            <w:tcW w:type="dxa" w:w="2160"/>
+          </w:tcPr>
+          <w:p>
+            <w:r>
+              <w:t>公司</w:t>
+            </w:r>
+          </w:p>
+        </w:tc>
+        <w:tc>
+          <w:tcPr>
+            <w:tcW w:type="dxa" w:w="2160"/>
+          </w:tcPr>
+          <w:p>
+            <w:r>
+              <w:t>行业</w:t>
+            </w:r>
+          </w:p>
+        </w:tc>
+        <w:tc>
+          <w:tcPr>
+            <w:tcW w:type="dxa" w:w="2160"/>
+          </w:tcPr>
+          <w:p>
+            <w:r>
+              <w:t>市值</w:t>
+            </w:r>
+          </w:p>
+        </w:tc>
+        <w:tc>
+          <w:tcPr>
+            <w:tcW w:type="dxa" w:w="2160"/>
+          </w:tcPr>
+          <w:p>
+            <w:r>
+              <w:t>增长率</w:t>
+            </w:r>
+          </w:p>
+        </w:tc>
+      </w:tr>
+      <w:tr>
+        <w:tc>
+          <w:tcPr>
+            <w:tcW w:type="dxa" w:w="2160"/>
+          </w:tcPr>
+          <w:p>
+            <w:r>
+              <w:t>通际名联网络有限公司</w:t>
+            </w:r>
+          </w:p>
+        </w:tc>
+        <w:tc>
+          <w:tcPr>
+            <w:tcW w:type="dxa" w:w="2160"/>
+          </w:tcPr>
+          <w:p>
+            <w:r>
+              <w:t>机器人</w:t>
+            </w:r>
+          </w:p>
+        </w:tc>
+        <w:tc>
+          <w:tcPr>
+            <w:tcW w:type="dxa" w:w="2160"/>
+          </w:tcPr>
+          <w:p>
+            <w:r>
+              <w:t>314亿</w:t>
+            </w:r>
+          </w:p>
+        </w:tc>
+        <w:tc>
+          <w:tcPr>
+            <w:tcW w:type="dxa" w:w="2160"/>
+          </w:tcPr>
+          <w:p>
+            <w:r>
+              <w:t>14%</w:t>
+            </w:r>
+          </w:p>
+        </w:tc>
+      </w:tr>
+      <w:tr>
+        <w:tc>
+          <w:tcPr>
+            <w:tcW w:type="dxa" w:w="2160"/>
+          </w:tcPr>
+          <w:p>
+            <w:r>
+              <w:t>艾提科信科技有限公司</w:t>
+            </w:r>
+          </w:p>
+        </w:tc>
+        <w:tc>
+          <w:tcPr>
+            <w:tcW w:type="dxa" w:w="2160"/>
+          </w:tcPr>
+          <w:p>
+            <w:r>
+              <w:t>云计算</w:t>
+            </w:r>
+          </w:p>
+        </w:tc>
+        <w:tc>
+          <w:tcPr>
+            <w:tcW w:type="dxa" w:w="2160"/>
+          </w:tcPr>
+          <w:p>
+            <w:r>
+              <w:t>651亿</w:t>
+            </w:r>
+          </w:p>
+        </w:tc>
+        <w:tc>
+          <w:tcPr>
+            <w:tcW w:type="dxa" w:w="2160"/>
+          </w:tcPr>
+          <w:p>
+            <w:r>
+              <w:t>21%</w:t>
+            </w:r>
+          </w:p>
+        </w:tc>
+      </w:tr>
+      <w:tr>
+        <w:tc>
+          <w:tcPr>
+            <w:tcW w:type="dxa" w:w="2160"/>
+          </w:tcPr>
+          <w:p>
+            <w:r>
+              <w:t>良诺科技有限公司</w:t>
+            </w:r>
+          </w:p>
+        </w:tc>
+        <w:tc>
+          <w:tcPr>
+            <w:tcW w:type="dxa" w:w="2160"/>
+          </w:tcPr>
+          <w:p>
+            <w:r>
+              <w:t>云计算</w:t>
+            </w:r>
+          </w:p>
+        </w:tc>
+        <w:tc>
+          <w:tcPr>
+            <w:tcW w:type="dxa" w:w="2160"/>
+          </w:tcPr>
+          <w:p>
+            <w:r>
+              <w:t>754亿</w:t>
+            </w:r>
+          </w:p>
+        </w:tc>
+        <w:tc>
+          <w:tcPr>
+            <w:tcW w:type="dxa" w:w="2160"/>
+          </w:tcPr>
+          <w:p>
+            <w:r>
+              <w:t>20%</w:t>
+            </w:r>
+          </w:p>
+        </w:tc>
+      </w:tr>
+      <w:tr>
+        <w:tc>
+          <w:tcPr>
+            <w:tcW w:type="dxa" w:w="2160"/>
+          </w:tcPr>
+          <w:p>
+            <w:r>
+              <w:t>浦华众城网络有限公司</w:t>
+            </w:r>
+          </w:p>
+        </w:tc>
+        <w:tc>
+          <w:tcPr>
+            <w:tcW w:type="dxa" w:w="2160"/>
+          </w:tcPr>
+          <w:p>
+            <w:r>
+              <w:t>新能源</w:t>
+            </w:r>
+          </w:p>
+        </w:tc>
+        <w:tc>
+          <w:tcPr>
+            <w:tcW w:type="dxa" w:w="2160"/>
+          </w:tcPr>
+          <w:p>
+            <w:r>
+              <w:t>277亿</w:t>
+            </w:r>
+          </w:p>
+        </w:tc>
+        <w:tc>
+          <w:tcPr>
+            <w:tcW w:type="dxa" w:w="2160"/>
+          </w:tcPr>
+          <w:p>
+            <w:r>
+              <w:t>24%</w:t>
+            </w:r>
+          </w:p>
+        </w:tc>
+      </w:tr>
+      <w:tr>
+        <w:tc>
+          <w:tcPr>
+            <w:tcW w:type="dxa" w:w="2160"/>
+          </w:tcPr>
+          <w:p>
+            <w:r>
+              <w:t>毕博诚信息有限公司</w:t>
+            </w:r>
+          </w:p>
+        </w:tc>
+        <w:tc>
+          <w:tcPr>
+            <w:tcW w:type="dxa" w:w="2160"/>
+          </w:tcPr>
+          <w:p>
+            <w:r>
+              <w:t>机器人</w:t>
+            </w:r>
+          </w:p>
+        </w:tc>
+        <w:tc>
+          <w:tcPr>
+            <w:tcW w:type="dxa" w:w="2160"/>
+          </w:tcPr>
+          <w:p>
+            <w:r>
+              <w:t>583亿</w:t>
+            </w:r>
+          </w:p>
+        </w:tc>
+        <w:tc>
+          <w:tcPr>
+            <w:tcW w:type="dxa" w:w="2160"/>
+          </w:tcPr>
+          <w:p>
+            <w:r>
+              <w:t>28%</w:t>
+            </w:r>
+          </w:p>
+        </w:tc>
+      </w:tr>
+      <w:tr>
+        <w:tc>
+          <w:tcPr>
+            <w:tcW w:type="dxa" w:w="2160"/>
+          </w:tcPr>
+          <w:p>
+            <w:r>
+              <w:t>鑫博腾飞信息有限公司</w:t>
+            </w:r>
+          </w:p>
+        </w:tc>
+        <w:tc>
+          <w:tcPr>
+            <w:tcW w:type="dxa" w:w="2160"/>
+          </w:tcPr>
+          <w:p>
+            <w:r>
+              <w:t>消费科技</w:t>
+            </w:r>
+          </w:p>
+        </w:tc>
+        <w:tc>
+          <w:tcPr>
+            <w:tcW w:type="dxa" w:w="2160"/>
+          </w:tcPr>
+          <w:p>
+            <w:r>
+              <w:t>630亿</w:t>
+            </w:r>
+          </w:p>
+        </w:tc>
+        <w:tc>
+          <w:tcPr>
+            <w:tcW w:type="dxa" w:w="2160"/>
+          </w:tcPr>
+          <w:p>
+            <w:r>
+              <w:t>8%</w:t>
+            </w:r>
+          </w:p>
+        </w:tc>
+      </w:tr>
+      <w:tr>
+        <w:tc>
+          <w:tcPr>
+            <w:tcW w:type="dxa" w:w="2160"/>
+          </w:tcPr>
+          <w:p>
+            <w:r>
+              <w:t>通际名联网络有限公司</w:t>
+            </w:r>
+          </w:p>
+        </w:tc>
+        <w:tc>
+          <w:tcPr>
+            <w:tcW w:type="dxa" w:w="2160"/>
+          </w:tcPr>
+          <w:p>
+            <w:r>
+              <w:t>机器人</w:t>
+            </w:r>
+          </w:p>
+        </w:tc>
+        <w:tc>
+          <w:tcPr>
+            <w:tcW w:type="dxa" w:w="2160"/>
+          </w:tcPr>
+          <w:p>
+            <w:r>
+              <w:t>775亿</w:t>
+            </w:r>
+          </w:p>
+        </w:tc>
+        <w:tc>
+          <w:tcPr>
+            <w:tcW w:type="dxa" w:w="2160"/>
+          </w:tcPr>
+          <w:p>
+            <w:r>
+              <w:t>16%</w:t>
+            </w:r>
+          </w:p>
+        </w:tc>
+      </w:tr>
+      <w:tr>
+        <w:tc>
+          <w:tcPr>
+            <w:tcW w:type="dxa" w:w="2160"/>
+          </w:tcPr>
+          <w:p>
+            <w:r>
+              <w:t>浦华众城网络有限公司</w:t>
+            </w:r>
+          </w:p>
+        </w:tc>
+        <w:tc>
+          <w:tcPr>
+            <w:tcW w:type="dxa" w:w="2160"/>
+          </w:tcPr>
+          <w:p>
+            <w:r>
+              <w:t>新能源</w:t>
+            </w:r>
+          </w:p>
+        </w:tc>
+        <w:tc>
+          <w:tcPr>
+            <w:tcW w:type="dxa" w:w="2160"/>
+          </w:tcPr>
+          <w:p>
+            <w:r>
+              <w:t>371亿</w:t>
+            </w:r>
+          </w:p>
+        </w:tc>
+        <w:tc>
+          <w:tcPr>
+            <w:tcW w:type="dxa" w:w="2160"/>
+          </w:tcPr>
+          <w:p>
+            <w:r>
+              <w:t>26%</w:t>
+            </w:r>
+          </w:p>
+        </w:tc>
+      </w:tr>
+      <w:tr>
+        <w:tc>
+          <w:tcPr>
+            <w:tcW w:type="dxa" w:w="2160"/>
+          </w:tcPr>
+          <w:p>
+            <w:r>
+              <w:t>华成育卓传媒有限公司</w:t>
+            </w:r>
+          </w:p>
+        </w:tc>
+        <w:tc>
+          <w:tcPr>
+            <w:tcW w:type="dxa" w:w="2160"/>
+          </w:tcPr>
+          <w:p>
+            <w:r>
+              <w:t>人工智能</w:t>
+            </w:r>
+          </w:p>
+        </w:tc>
+        <w:tc>
+          <w:tcPr>
+            <w:tcW w:type="dxa" w:w="2160"/>
+          </w:tcPr>
+          <w:p>
+            <w:r>
+              <w:t>134亿</w:t>
+            </w:r>
+          </w:p>
+        </w:tc>
+        <w:tc>
+          <w:tcPr>
+            <w:tcW w:type="dxa" w:w="2160"/>
+          </w:tcPr>
+          <w:p>
+            <w:r>
+              <w:t>9%</w:t>
+            </w:r>
+          </w:p>
+        </w:tc>
+      </w:tr>
+      <w:tr>
+        <w:tc>
+          <w:tcPr>
+            <w:tcW w:type="dxa" w:w="2160"/>
+          </w:tcPr>
+          <w:p>
+            <w:r>
+              <w:t>图龙信息传媒有限公司</w:t>
+            </w:r>
+          </w:p>
+        </w:tc>
+        <w:tc>
+          <w:tcPr>
+            <w:tcW w:type="dxa" w:w="2160"/>
+          </w:tcPr>
+          <w:p>
+            <w:r>
+              <w:t>机器人</w:t>
+            </w:r>
+          </w:p>
+        </w:tc>
+        <w:tc>
+          <w:tcPr>
+            <w:tcW w:type="dxa" w:w="2160"/>
+          </w:tcPr>
+          <w:p>
+            <w:r>
+              <w:t>523亿</w:t>
+            </w:r>
+          </w:p>
+        </w:tc>
+        <w:tc>
+          <w:tcPr>
+            <w:tcW w:type="dxa" w:w="2160"/>
+          </w:tcPr>
+          <w:p>
+            <w:r>
+              <w:t>14%</w:t>
+            </w:r>
+          </w:p>
+        </w:tc>
+      </w:tr>
+      <w:tr>
+        <w:tc>
+          <w:tcPr>
+            <w:tcW w:type="dxa" w:w="2160"/>
+          </w:tcPr>
+          <w:p>
+            <w:r>
+              <w:t>惠派国际公司科技有限公司</w:t>
+            </w:r>
+          </w:p>
+        </w:tc>
+        <w:tc>
+          <w:tcPr>
+            <w:tcW w:type="dxa" w:w="2160"/>
+          </w:tcPr>
+          <w:p>
+            <w:r>
+              <w:t>人工智能</w:t>
+            </w:r>
+          </w:p>
+        </w:tc>
+        <w:tc>
+          <w:tcPr>
+            <w:tcW w:type="dxa" w:w="2160"/>
+          </w:tcPr>
+          <w:p>
+            <w:r>
+              <w:t>314亿</w:t>
+            </w:r>
+          </w:p>
+        </w:tc>
+        <w:tc>
+          <w:tcPr>
+            <w:tcW w:type="dxa" w:w="2160"/>
+          </w:tcPr>
+          <w:p>
+            <w:r>
+              <w:t>6%</w:t>
+            </w:r>
+          </w:p>
+        </w:tc>
+      </w:tr>
+      <w:tr>
+        <w:tc>
+          <w:tcPr>
+            <w:tcW w:type="dxa" w:w="2160"/>
+          </w:tcPr>
+          <w:p>
+            <w:r>
+              <w:t>艾提科信科技有限公司</w:t>
+            </w:r>
+          </w:p>
+        </w:tc>
+        <w:tc>
+          <w:tcPr>
+            <w:tcW w:type="dxa" w:w="2160"/>
+          </w:tcPr>
+          <w:p>
+            <w:r>
+              <w:t>云计算</w:t>
+            </w:r>
+          </w:p>
+        </w:tc>
+        <w:tc>
+          <w:tcPr>
+            <w:tcW w:type="dxa" w:w="2160"/>
+          </w:tcPr>
+          <w:p>
+            <w:r>
+              <w:t>561亿</w:t>
+            </w:r>
+          </w:p>
+        </w:tc>
+        <w:tc>
+          <w:tcPr>
+            <w:tcW w:type="dxa" w:w="2160"/>
+          </w:tcPr>
+          <w:p>
+            <w:r>
+              <w:t>26%</w:t>
+            </w:r>
+          </w:p>
+        </w:tc>
+      </w:tr>
+      <w:tr>
+        <w:tc>
+          <w:tcPr>
+            <w:tcW w:type="dxa" w:w="2160"/>
+          </w:tcPr>
+          <w:p>
+            <w:r>
+              <w:t>泰麒麟网络有限公司</w:t>
+            </w:r>
+          </w:p>
+        </w:tc>
+        <w:tc>
+          <w:tcPr>
+            <w:tcW w:type="dxa" w:w="2160"/>
+          </w:tcPr>
+          <w:p>
+            <w:r>
+              <w:t>云计算</w:t>
+            </w:r>
+          </w:p>
+        </w:tc>
+        <w:tc>
+          <w:tcPr>
+            <w:tcW w:type="dxa" w:w="2160"/>
+          </w:tcPr>
+          <w:p>
+            <w:r>
+              <w:t>735亿</w:t>
+            </w:r>
+          </w:p>
+        </w:tc>
+        <w:tc>
+          <w:tcPr>
+            <w:tcW w:type="dxa" w:w="2160"/>
+          </w:tcPr>
+          <w:p>
+            <w:r>
+              <w:t>20%</w:t>
+            </w:r>
+          </w:p>
+        </w:tc>
+      </w:tr>
+      <w:tr>
+        <w:tc>
+          <w:tcPr>
+            <w:tcW w:type="dxa" w:w="2160"/>
+          </w:tcPr>
+          <w:p>
+            <w:r>
+              <w:t>新格林耐特网络有限公司</w:t>
+            </w:r>
+          </w:p>
+        </w:tc>
+        <w:tc>
+          <w:tcPr>
+            <w:tcW w:type="dxa" w:w="2160"/>
+          </w:tcPr>
+          <w:p>
+            <w:r>
+              <w:t>人工智能</w:t>
+            </w:r>
+          </w:p>
+        </w:tc>
+        <w:tc>
+          <w:tcPr>
+            <w:tcW w:type="dxa" w:w="2160"/>
+          </w:tcPr>
+          <w:p>
+            <w:r>
+              <w:t>236亿</w:t>
+            </w:r>
+          </w:p>
+        </w:tc>
+        <w:tc>
+          <w:tcPr>
+            <w:tcW w:type="dxa" w:w="2160"/>
+          </w:tcPr>
+          <w:p>
+            <w:r>
+              <w:t>19%</w:t>
+            </w:r>
+          </w:p>
+        </w:tc>
+      </w:tr>
+      <w:tr>
+        <w:tc>
+          <w:tcPr>
+            <w:tcW w:type="dxa" w:w="2160"/>
+          </w:tcPr>
+          <w:p>
+            <w:r>
+              <w:t>通际名联网络有限公司</w:t>
+            </w:r>
+          </w:p>
+        </w:tc>
+        <w:tc>
+          <w:tcPr>
+            <w:tcW w:type="dxa" w:w="2160"/>
+          </w:tcPr>
+          <w:p>
+            <w:r>
+              <w:t>机器人</w:t>
+            </w:r>
+          </w:p>
+        </w:tc>
+        <w:tc>
+          <w:tcPr>
+            <w:tcW w:type="dxa" w:w="2160"/>
+          </w:tcPr>
+          <w:p>
+            <w:r>
+              <w:t>632亿</w:t>
+            </w:r>
+          </w:p>
+        </w:tc>
+        <w:tc>
+          <w:tcPr>
+            <w:tcW w:type="dxa" w:w="2160"/>
+          </w:tcPr>
+          <w:p>
+            <w:r>
+              <w:t>10%</w:t>
+            </w:r>
+          </w:p>
+        </w:tc>
+      </w:tr>
+    </w:tbl>
+    <w:p>
+      <w:pPr>
+        <w:pStyle w:val="Heading1"/>
+      </w:pPr>
+      <w:r>
+        <w:t>行业分析 4</w:t>
+      </w:r>
+    </w:p>
+    <w:p>
+      <w:r>
+        <w:br/>
+        <w:t>风险管理部认为，新能源 行业仍然面临若干</w:t>
+        <w:br/>
+        <w:t>不确定性因素，包括技术迭代风险、政策变化、</w:t>
+        <w:br/>
+        <w:t>以及市场竞争加剧等问题。</w:t>
+        <w:br/>
+      </w:r>
+    </w:p>
+    <w:p>
+      <w:r>
+        <w:br/>
+        <w:t>华辰资本旗下的 HC Quant Arbitrage Fund 在最近的资产配置会议中</w:t>
+        <w:br/>
+        <w:t>讨论了 消费科技 行业的投资机会，并对 联通时科传媒有限公司</w:t>
+        <w:br/>
+        <w:t>进行了重点评估。</w:t>
+        <w:br/>
+      </w:r>
+    </w:p>
+    <w:p>
+      <w:r>
+        <w:br/>
+        <w:t>联软网络有限公司 是中国 半导体 行业的重要企业之一。</w:t>
+        <w:br/>
+        <w:t>根据华辰资本 风险管理部 的研究，该公司成立于 2012 年，</w:t>
+        <w:br/>
+        <w:t>目前员工规模约 5582 人。公司近年来持续加大研发投入，</w:t>
+        <w:br/>
+        <w:t>在核心技术方面形成了较强的竞争壁垒。</w:t>
+        <w:br/>
+      </w:r>
+    </w:p>
+    <w:p>
+      <w:r>
+        <w:br/>
+        <w:t>根据内部财务模型测算，华泰通安网络有限公司 在未来三年</w:t>
+        <w:br/>
+        <w:t>收入复合增长率预计可达到 24% 左右。</w:t>
+        <w:br/>
+        <w:t>该预测基于行业需求增长以及公司产能扩张计划。</w:t>
+        <w:br/>
+      </w:r>
+    </w:p>
+    <w:p>
+      <w:r>
+        <w:br/>
+        <w:t>华辰资本旗下的 HC Alpha Growth Fund 在最近的资产配置会议中</w:t>
+        <w:br/>
+        <w:t>讨论了 半导体 行业的投资机会，并对 信诚致远网络有限公司</w:t>
+        <w:br/>
+        <w:t>进行了重点评估。</w:t>
+        <w:br/>
+      </w:r>
+    </w:p>
+    <w:p>
+      <w:r>
+        <w:br/>
+        <w:t>华辰资本旗下的 HC Quant Arbitrage Fund 在最近的资产配置会议中</w:t>
+        <w:br/>
+        <w:t>讨论了 机器人 行业的投资机会，并对 毕博诚信息有限公司</w:t>
+        <w:br/>
+        <w:t>进行了重点评估。</w:t>
+        <w:br/>
+      </w:r>
+    </w:p>
+    <w:p>
+      <w:r>
+        <w:br/>
+        <w:t>根据内部财务模型测算，恩悌网络有限公司 在未来三年</w:t>
+        <w:br/>
+        <w:t>收入复合增长率预计可达到 34% 左右。</w:t>
+        <w:br/>
+        <w:t>该预测基于行业需求增长以及公司产能扩张计划。</w:t>
+        <w:br/>
+      </w:r>
+    </w:p>
+    <w:p>
+      <w:r>
+        <w:br/>
+        <w:t>风险管理部认为，新能源 行业仍然面临若干</w:t>
+        <w:br/>
+        <w:t>不确定性因素，包括技术迭代风险、政策变化、</w:t>
+        <w:br/>
+        <w:t>以及市场竞争加剧等问题。</w:t>
+        <w:br/>
+      </w:r>
+    </w:p>
+    <w:tbl>
+      <w:tblPr>
+        <w:tblW w:type="auto" w:w="0"/>
+        <w:tblLook w:firstColumn="1" w:firstRow="1" w:lastColumn="0" w:lastRow="0" w:noHBand="0" w:noVBand="1" w:val="04A0"/>
+      </w:tblPr>
+      <w:tblGrid>
+        <w:gridCol w:w="2160"/>
+        <w:gridCol w:w="2160"/>
+        <w:gridCol w:w="2160"/>
+        <w:gridCol w:w="2160"/>
+      </w:tblGrid>
+      <w:tr>
+        <w:tc>
+          <w:tcPr>
+            <w:tcW w:type="dxa" w:w="2160"/>
+          </w:tcPr>
+          <w:p>
+            <w:r>
+              <w:t>公司</w:t>
+            </w:r>
+          </w:p>
+        </w:tc>
+        <w:tc>
+          <w:tcPr>
+            <w:tcW w:type="dxa" w:w="2160"/>
+          </w:tcPr>
+          <w:p>
+            <w:r>
+              <w:t>行业</w:t>
+            </w:r>
+          </w:p>
+        </w:tc>
+        <w:tc>
+          <w:tcPr>
+            <w:tcW w:type="dxa" w:w="2160"/>
+          </w:tcPr>
+          <w:p>
+            <w:r>
+              <w:t>市值</w:t>
+            </w:r>
+          </w:p>
+        </w:tc>
+        <w:tc>
+          <w:tcPr>
+            <w:tcW w:type="dxa" w:w="2160"/>
+          </w:tcPr>
+          <w:p>
+            <w:r>
+              <w:t>增长率</w:t>
+            </w:r>
+          </w:p>
+        </w:tc>
+      </w:tr>
+      <w:tr>
+        <w:tc>
+          <w:tcPr>
+            <w:tcW w:type="dxa" w:w="2160"/>
+          </w:tcPr>
+          <w:p>
+            <w:r>
+              <w:t>创联世纪信息有限公司</w:t>
+            </w:r>
+          </w:p>
+        </w:tc>
+        <w:tc>
+          <w:tcPr>
+            <w:tcW w:type="dxa" w:w="2160"/>
+          </w:tcPr>
+          <w:p>
+            <w:r>
+              <w:t>云计算</w:t>
+            </w:r>
+          </w:p>
+        </w:tc>
+        <w:tc>
+          <w:tcPr>
+            <w:tcW w:type="dxa" w:w="2160"/>
+          </w:tcPr>
+          <w:p>
+            <w:r>
+              <w:t>116亿</w:t>
+            </w:r>
+          </w:p>
+        </w:tc>
+        <w:tc>
+          <w:tcPr>
+            <w:tcW w:type="dxa" w:w="2160"/>
+          </w:tcPr>
+          <w:p>
+            <w:r>
+              <w:t>19%</w:t>
+            </w:r>
+          </w:p>
+        </w:tc>
+      </w:tr>
+      <w:tr>
+        <w:tc>
+          <w:tcPr>
+            <w:tcW w:type="dxa" w:w="2160"/>
+          </w:tcPr>
+          <w:p>
+            <w:r>
+              <w:t>明腾传媒有限公司</w:t>
+            </w:r>
+          </w:p>
+        </w:tc>
+        <w:tc>
+          <w:tcPr>
+            <w:tcW w:type="dxa" w:w="2160"/>
+          </w:tcPr>
+          <w:p>
+            <w:r>
+              <w:t>人工智能</w:t>
+            </w:r>
+          </w:p>
+        </w:tc>
+        <w:tc>
+          <w:tcPr>
+            <w:tcW w:type="dxa" w:w="2160"/>
+          </w:tcPr>
+          <w:p>
+            <w:r>
+              <w:t>633亿</w:t>
+            </w:r>
+          </w:p>
+        </w:tc>
+        <w:tc>
+          <w:tcPr>
+            <w:tcW w:type="dxa" w:w="2160"/>
+          </w:tcPr>
+          <w:p>
+            <w:r>
+              <w:t>22%</w:t>
+            </w:r>
+          </w:p>
+        </w:tc>
+      </w:tr>
+      <w:tr>
+        <w:tc>
+          <w:tcPr>
+            <w:tcW w:type="dxa" w:w="2160"/>
+          </w:tcPr>
+          <w:p>
+            <w:r>
+              <w:t>联通时科传媒有限公司</w:t>
+            </w:r>
+          </w:p>
+        </w:tc>
+        <w:tc>
+          <w:tcPr>
+            <w:tcW w:type="dxa" w:w="2160"/>
+          </w:tcPr>
+          <w:p>
+            <w:r>
+              <w:t>消费科技</w:t>
+            </w:r>
+          </w:p>
+        </w:tc>
+        <w:tc>
+          <w:tcPr>
+            <w:tcW w:type="dxa" w:w="2160"/>
+          </w:tcPr>
+          <w:p>
+            <w:r>
+              <w:t>384亿</w:t>
+            </w:r>
+          </w:p>
+        </w:tc>
+        <w:tc>
+          <w:tcPr>
+            <w:tcW w:type="dxa" w:w="2160"/>
+          </w:tcPr>
+          <w:p>
+            <w:r>
+              <w:t>16%</w:t>
+            </w:r>
+          </w:p>
+        </w:tc>
+      </w:tr>
+      <w:tr>
+        <w:tc>
+          <w:tcPr>
+            <w:tcW w:type="dxa" w:w="2160"/>
+          </w:tcPr>
+          <w:p>
+            <w:r>
+              <w:t>华成育卓科技有限公司</w:t>
+            </w:r>
+          </w:p>
+        </w:tc>
+        <w:tc>
+          <w:tcPr>
+            <w:tcW w:type="dxa" w:w="2160"/>
+          </w:tcPr>
+          <w:p>
+            <w:r>
+              <w:t>医疗科技</w:t>
+            </w:r>
+          </w:p>
+        </w:tc>
+        <w:tc>
+          <w:tcPr>
+            <w:tcW w:type="dxa" w:w="2160"/>
+          </w:tcPr>
+          <w:p>
+            <w:r>
+              <w:t>137亿</w:t>
+            </w:r>
+          </w:p>
+        </w:tc>
+        <w:tc>
+          <w:tcPr>
+            <w:tcW w:type="dxa" w:w="2160"/>
+          </w:tcPr>
+          <w:p>
+            <w:r>
+              <w:t>27%</w:t>
+            </w:r>
+          </w:p>
+        </w:tc>
+      </w:tr>
+      <w:tr>
+        <w:tc>
+          <w:tcPr>
+            <w:tcW w:type="dxa" w:w="2160"/>
+          </w:tcPr>
+          <w:p>
+            <w:r>
+              <w:t>毕博诚信息有限公司</w:t>
+            </w:r>
+          </w:p>
+        </w:tc>
+        <w:tc>
+          <w:tcPr>
+            <w:tcW w:type="dxa" w:w="2160"/>
+          </w:tcPr>
+          <w:p>
+            <w:r>
+              <w:t>机器人</w:t>
+            </w:r>
+          </w:p>
+        </w:tc>
+        <w:tc>
+          <w:tcPr>
+            <w:tcW w:type="dxa" w:w="2160"/>
+          </w:tcPr>
+          <w:p>
+            <w:r>
+              <w:t>130亿</w:t>
+            </w:r>
+          </w:p>
+        </w:tc>
+        <w:tc>
+          <w:tcPr>
+            <w:tcW w:type="dxa" w:w="2160"/>
+          </w:tcPr>
+          <w:p>
+            <w:r>
+              <w:t>24%</w:t>
+            </w:r>
+          </w:p>
+        </w:tc>
+      </w:tr>
+      <w:tr>
+        <w:tc>
+          <w:tcPr>
+            <w:tcW w:type="dxa" w:w="2160"/>
+          </w:tcPr>
+          <w:p>
+            <w:r>
+              <w:t>信诚致远科技有限公司</w:t>
+            </w:r>
+          </w:p>
+        </w:tc>
+        <w:tc>
+          <w:tcPr>
+            <w:tcW w:type="dxa" w:w="2160"/>
+          </w:tcPr>
+          <w:p>
+            <w:r>
+              <w:t>云计算</w:t>
+            </w:r>
+          </w:p>
+        </w:tc>
+        <w:tc>
+          <w:tcPr>
+            <w:tcW w:type="dxa" w:w="2160"/>
+          </w:tcPr>
+          <w:p>
+            <w:r>
+              <w:t>132亿</w:t>
+            </w:r>
+          </w:p>
+        </w:tc>
+        <w:tc>
+          <w:tcPr>
+            <w:tcW w:type="dxa" w:w="2160"/>
+          </w:tcPr>
+          <w:p>
+            <w:r>
+              <w:t>19%</w:t>
+            </w:r>
+          </w:p>
+        </w:tc>
+      </w:tr>
+      <w:tr>
+        <w:tc>
+          <w:tcPr>
+            <w:tcW w:type="dxa" w:w="2160"/>
+          </w:tcPr>
+          <w:p>
+            <w:r>
+              <w:t>信诚致远网络有限公司</w:t>
+            </w:r>
+          </w:p>
+        </w:tc>
+        <w:tc>
+          <w:tcPr>
+            <w:tcW w:type="dxa" w:w="2160"/>
+          </w:tcPr>
+          <w:p>
+            <w:r>
+              <w:t>半导体</w:t>
+            </w:r>
+          </w:p>
+        </w:tc>
+        <w:tc>
+          <w:tcPr>
+            <w:tcW w:type="dxa" w:w="2160"/>
+          </w:tcPr>
+          <w:p>
+            <w:r>
+              <w:t>262亿</w:t>
+            </w:r>
+          </w:p>
+        </w:tc>
+        <w:tc>
+          <w:tcPr>
+            <w:tcW w:type="dxa" w:w="2160"/>
+          </w:tcPr>
+          <w:p>
+            <w:r>
+              <w:t>12%</w:t>
+            </w:r>
+          </w:p>
+        </w:tc>
+      </w:tr>
+      <w:tr>
+        <w:tc>
+          <w:tcPr>
+            <w:tcW w:type="dxa" w:w="2160"/>
+          </w:tcPr>
+          <w:p>
+            <w:r>
+              <w:t>华成育卓传媒有限公司</w:t>
+            </w:r>
+          </w:p>
+        </w:tc>
+        <w:tc>
+          <w:tcPr>
+            <w:tcW w:type="dxa" w:w="2160"/>
+          </w:tcPr>
+          <w:p>
+            <w:r>
+              <w:t>人工智能</w:t>
+            </w:r>
+          </w:p>
+        </w:tc>
+        <w:tc>
+          <w:tcPr>
+            <w:tcW w:type="dxa" w:w="2160"/>
+          </w:tcPr>
+          <w:p>
+            <w:r>
+              <w:t>735亿</w:t>
+            </w:r>
+          </w:p>
+        </w:tc>
+        <w:tc>
+          <w:tcPr>
+            <w:tcW w:type="dxa" w:w="2160"/>
+          </w:tcPr>
+          <w:p>
+            <w:r>
+              <w:t>6%</w:t>
+            </w:r>
+          </w:p>
+        </w:tc>
+      </w:tr>
+      <w:tr>
+        <w:tc>
+          <w:tcPr>
+            <w:tcW w:type="dxa" w:w="2160"/>
+          </w:tcPr>
+          <w:p>
+            <w:r>
+              <w:t>良诺科技有限公司</w:t>
+            </w:r>
+          </w:p>
+        </w:tc>
+        <w:tc>
+          <w:tcPr>
+            <w:tcW w:type="dxa" w:w="2160"/>
+          </w:tcPr>
+          <w:p>
+            <w:r>
+              <w:t>云计算</w:t>
+            </w:r>
+          </w:p>
+        </w:tc>
+        <w:tc>
+          <w:tcPr>
+            <w:tcW w:type="dxa" w:w="2160"/>
+          </w:tcPr>
+          <w:p>
+            <w:r>
+              <w:t>150亿</w:t>
+            </w:r>
+          </w:p>
+        </w:tc>
+        <w:tc>
+          <w:tcPr>
+            <w:tcW w:type="dxa" w:w="2160"/>
+          </w:tcPr>
+          <w:p>
+            <w:r>
+              <w:t>8%</w:t>
+            </w:r>
+          </w:p>
+        </w:tc>
+      </w:tr>
+      <w:tr>
+        <w:tc>
+          <w:tcPr>
+            <w:tcW w:type="dxa" w:w="2160"/>
+          </w:tcPr>
+          <w:p>
+            <w:r>
+              <w:t>毕博诚信息有限公司</w:t>
+            </w:r>
+          </w:p>
+        </w:tc>
+        <w:tc>
+          <w:tcPr>
+            <w:tcW w:type="dxa" w:w="2160"/>
+          </w:tcPr>
+          <w:p>
+            <w:r>
+              <w:t>机器人</w:t>
+            </w:r>
+          </w:p>
+        </w:tc>
+        <w:tc>
+          <w:tcPr>
+            <w:tcW w:type="dxa" w:w="2160"/>
+          </w:tcPr>
+          <w:p>
+            <w:r>
+              <w:t>171亿</w:t>
+            </w:r>
+          </w:p>
+        </w:tc>
+        <w:tc>
+          <w:tcPr>
+            <w:tcW w:type="dxa" w:w="2160"/>
+          </w:tcPr>
+          <w:p>
+            <w:r>
+              <w:t>20%</w:t>
+            </w:r>
+          </w:p>
+        </w:tc>
+      </w:tr>
+      <w:tr>
+        <w:tc>
+          <w:tcPr>
+            <w:tcW w:type="dxa" w:w="2160"/>
+          </w:tcPr>
+          <w:p>
+            <w:r>
+              <w:t>飞海科技传媒有限公司</w:t>
+            </w:r>
+          </w:p>
+        </w:tc>
+        <w:tc>
+          <w:tcPr>
+            <w:tcW w:type="dxa" w:w="2160"/>
+          </w:tcPr>
+          <w:p>
+            <w:r>
+              <w:t>消费科技</w:t>
+            </w:r>
+          </w:p>
+        </w:tc>
+        <w:tc>
+          <w:tcPr>
+            <w:tcW w:type="dxa" w:w="2160"/>
+          </w:tcPr>
+          <w:p>
+            <w:r>
+              <w:t>446亿</w:t>
+            </w:r>
+          </w:p>
+        </w:tc>
+        <w:tc>
+          <w:tcPr>
+            <w:tcW w:type="dxa" w:w="2160"/>
+          </w:tcPr>
+          <w:p>
+            <w:r>
+              <w:t>6%</w:t>
+            </w:r>
+          </w:p>
+        </w:tc>
+      </w:tr>
+      <w:tr>
+        <w:tc>
+          <w:tcPr>
+            <w:tcW w:type="dxa" w:w="2160"/>
+          </w:tcPr>
+          <w:p>
+            <w:r>
+              <w:t>毕博诚信息有限公司</w:t>
+            </w:r>
+          </w:p>
+        </w:tc>
+        <w:tc>
+          <w:tcPr>
+            <w:tcW w:type="dxa" w:w="2160"/>
+          </w:tcPr>
+          <w:p>
+            <w:r>
+              <w:t>机器人</w:t>
+            </w:r>
+          </w:p>
+        </w:tc>
+        <w:tc>
+          <w:tcPr>
+            <w:tcW w:type="dxa" w:w="2160"/>
+          </w:tcPr>
+          <w:p>
+            <w:r>
+              <w:t>405亿</w:t>
+            </w:r>
+          </w:p>
+        </w:tc>
+        <w:tc>
+          <w:tcPr>
+            <w:tcW w:type="dxa" w:w="2160"/>
+          </w:tcPr>
+          <w:p>
+            <w:r>
+              <w:t>13%</w:t>
+            </w:r>
+          </w:p>
+        </w:tc>
+      </w:tr>
+      <w:tr>
+        <w:tc>
+          <w:tcPr>
+            <w:tcW w:type="dxa" w:w="2160"/>
+          </w:tcPr>
+          <w:p>
+            <w:r>
+              <w:t>创联世纪信息有限公司</w:t>
+            </w:r>
+          </w:p>
+        </w:tc>
+        <w:tc>
+          <w:tcPr>
+            <w:tcW w:type="dxa" w:w="2160"/>
+          </w:tcPr>
+          <w:p>
+            <w:r>
+              <w:t>云计算</w:t>
+            </w:r>
+          </w:p>
+        </w:tc>
+        <w:tc>
+          <w:tcPr>
+            <w:tcW w:type="dxa" w:w="2160"/>
+          </w:tcPr>
+          <w:p>
+            <w:r>
+              <w:t>784亿</w:t>
+            </w:r>
+          </w:p>
+        </w:tc>
+        <w:tc>
+          <w:tcPr>
+            <w:tcW w:type="dxa" w:w="2160"/>
+          </w:tcPr>
+          <w:p>
+            <w:r>
+              <w:t>23%</w:t>
+            </w:r>
+          </w:p>
+        </w:tc>
+      </w:tr>
+      <w:tr>
+        <w:tc>
+          <w:tcPr>
+            <w:tcW w:type="dxa" w:w="2160"/>
+          </w:tcPr>
+          <w:p>
+            <w:r>
+              <w:t>方正科技信息有限公司</w:t>
+            </w:r>
+          </w:p>
+        </w:tc>
+        <w:tc>
+          <w:tcPr>
+            <w:tcW w:type="dxa" w:w="2160"/>
+          </w:tcPr>
+          <w:p>
+            <w:r>
+              <w:t>消费科技</w:t>
+            </w:r>
+          </w:p>
+        </w:tc>
+        <w:tc>
+          <w:tcPr>
+            <w:tcW w:type="dxa" w:w="2160"/>
+          </w:tcPr>
+          <w:p>
+            <w:r>
+              <w:t>232亿</w:t>
+            </w:r>
+          </w:p>
+        </w:tc>
+        <w:tc>
+          <w:tcPr>
+            <w:tcW w:type="dxa" w:w="2160"/>
+          </w:tcPr>
+          <w:p>
+            <w:r>
+              <w:t>5%</w:t>
+            </w:r>
+          </w:p>
+        </w:tc>
+      </w:tr>
+      <w:tr>
+        <w:tc>
+          <w:tcPr>
+            <w:tcW w:type="dxa" w:w="2160"/>
+          </w:tcPr>
+          <w:p>
+            <w:r>
+              <w:t>毕博诚信息有限公司</w:t>
+            </w:r>
+          </w:p>
+        </w:tc>
+        <w:tc>
+          <w:tcPr>
+            <w:tcW w:type="dxa" w:w="2160"/>
+          </w:tcPr>
+          <w:p>
+            <w:r>
+              <w:t>机器人</w:t>
+            </w:r>
+          </w:p>
+        </w:tc>
+        <w:tc>
+          <w:tcPr>
+            <w:tcW w:type="dxa" w:w="2160"/>
+          </w:tcPr>
+          <w:p>
+            <w:r>
+              <w:t>495亿</w:t>
+            </w:r>
+          </w:p>
+        </w:tc>
+        <w:tc>
+          <w:tcPr>
+            <w:tcW w:type="dxa" w:w="2160"/>
+          </w:tcPr>
+          <w:p>
+            <w:r>
+              <w:t>26%</w:t>
+            </w:r>
+          </w:p>
+        </w:tc>
+      </w:tr>
+    </w:tbl>
+    <w:p>
+      <w:pPr>
+        <w:pStyle w:val="Heading1"/>
+      </w:pPr>
+      <w:r>
+        <w:t>行业分析 5</w:t>
+      </w:r>
+    </w:p>
+    <w:p>
+      <w:r>
+        <w:br/>
+        <w:t>根据内部财务模型测算，飞海科技传媒有限公司 在未来三年</w:t>
+        <w:br/>
+        <w:t>收入复合增长率预计可达到 16% 左右。</w:t>
+        <w:br/>
+        <w:t>该预测基于行业需求增长以及公司产能扩张计划。</w:t>
+        <w:br/>
+      </w:r>
+    </w:p>
+    <w:p>
+      <w:r>
+        <w:br/>
+        <w:t>根据内部财务模型测算，通际名联网络有限公司 在未来三年</w:t>
+        <w:br/>
+        <w:t>收入复合增长率预计可达到 22% 左右。</w:t>
+        <w:br/>
+        <w:t>该预测基于行业需求增长以及公司产能扩张计划。</w:t>
+        <w:br/>
+      </w:r>
+    </w:p>
+    <w:p>
+      <w:r>
+        <w:br/>
+        <w:t>华辰资本旗下的 HC Quant Arbitrage Fund 在最近的资产配置会议中</w:t>
+        <w:br/>
+        <w:t>讨论了 半导体 行业的投资机会，并对 华泰通安网络有限公司</w:t>
+        <w:br/>
+        <w:t>进行了重点评估。</w:t>
+        <w:br/>
+      </w:r>
+    </w:p>
+    <w:p>
+      <w:r>
+        <w:br/>
+        <w:t>华成育卓科技有限公司 是中国 医疗科技 行业的重要企业之一。</w:t>
+        <w:br/>
+        <w:t>根据华辰资本 资产配置委员会 的研究，该公司成立于 2020 年，</w:t>
+        <w:br/>
+        <w:t>目前员工规模约 650 人。公司近年来持续加大研发投入，</w:t>
+        <w:br/>
+        <w:t>在核心技术方面形成了较强的竞争壁垒。</w:t>
+        <w:br/>
+      </w:r>
+    </w:p>
+    <w:p>
+      <w:r>
+        <w:br/>
+        <w:t>根据内部财务模型测算，图龙信息传媒有限公司 在未来三年</w:t>
+        <w:br/>
+        <w:t>收入复合增长率预计可达到 25% 左右。</w:t>
+        <w:br/>
+        <w:t>该预测基于行业需求增长以及公司产能扩张计划。</w:t>
+        <w:br/>
+      </w:r>
+    </w:p>
+    <w:p>
+      <w:r>
+        <w:br/>
+        <w:t>从产业链角度看，云计算 行业主要由上游设备厂商、</w:t>
+        <w:br/>
+        <w:t>中游平台企业以及下游应用厂商组成。</w:t>
+        <w:br/>
+        <w:t>信诚致远科技有限公司 主要位于产业链的 中游 环节。</w:t>
+        <w:br/>
+      </w:r>
+    </w:p>
+    <w:p>
+      <w:r>
+        <w:br/>
+        <w:t>昂歌信息信息有限公司 是中国 消费科技 行业的重要企业之一。</w:t>
+        <w:br/>
+        <w:t>根据华辰资本 量化研究部 的研究，该公司成立于 2010 年，</w:t>
+        <w:br/>
+        <w:t>目前员工规模约 7892 人。公司近年来持续加大研发投入，</w:t>
+        <w:br/>
+        <w:t>在核心技术方面形成了较强的竞争壁垒。</w:t>
         <w:br/>
       </w:r>
     </w:p>
@@ -166,7 +3300,7 @@
           </w:tcPr>
           <w:p>
             <w:r>
-              <w:t>浦华众城科技有限公司</w:t>
+              <w:t>华泰通安网络有限公司</w:t>
             </w:r>
           </w:p>
         </w:tc>
@@ -186,17 +3320,17 @@
           </w:tcPr>
           <w:p>
             <w:r>
-              <w:t>512亿</w:t>
-            </w:r>
-          </w:p>
-        </w:tc>
-        <w:tc>
-          <w:tcPr>
-            <w:tcW w:type="dxa" w:w="2160"/>
-          </w:tcPr>
-          <w:p>
-            <w:r>
-              <w:t>16%</w:t>
+              <w:t>529亿</w:t>
+            </w:r>
+          </w:p>
+        </w:tc>
+        <w:tc>
+          <w:tcPr>
+            <w:tcW w:type="dxa" w:w="2160"/>
+          </w:tcPr>
+          <w:p>
+            <w:r>
+              <w:t>26%</w:t>
             </w:r>
           </w:p>
         </w:tc>
@@ -208,27 +3342,27 @@
           </w:tcPr>
           <w:p>
             <w:r>
-              <w:t>迪摩科技有限公司</w:t>
-            </w:r>
-          </w:p>
-        </w:tc>
-        <w:tc>
-          <w:tcPr>
-            <w:tcW w:type="dxa" w:w="2160"/>
-          </w:tcPr>
-          <w:p>
-            <w:r>
-              <w:t>人工智能</w:t>
-            </w:r>
-          </w:p>
-        </w:tc>
-        <w:tc>
-          <w:tcPr>
-            <w:tcW w:type="dxa" w:w="2160"/>
-          </w:tcPr>
-          <w:p>
-            <w:r>
-              <w:t>430亿</w:t>
+              <w:t>方正科技信息有限公司</w:t>
+            </w:r>
+          </w:p>
+        </w:tc>
+        <w:tc>
+          <w:tcPr>
+            <w:tcW w:type="dxa" w:w="2160"/>
+          </w:tcPr>
+          <w:p>
+            <w:r>
+              <w:t>消费科技</w:t>
+            </w:r>
+          </w:p>
+        </w:tc>
+        <w:tc>
+          <w:tcPr>
+            <w:tcW w:type="dxa" w:w="2160"/>
+          </w:tcPr>
+          <w:p>
+            <w:r>
+              <w:t>507亿</w:t>
             </w:r>
           </w:p>
         </w:tc>
@@ -260,27 +3394,27 @@
           </w:tcPr>
           <w:p>
             <w:r>
-              <w:t>新能源</w:t>
-            </w:r>
-          </w:p>
-        </w:tc>
-        <w:tc>
-          <w:tcPr>
-            <w:tcW w:type="dxa" w:w="2160"/>
-          </w:tcPr>
-          <w:p>
-            <w:r>
-              <w:t>543亿</w:t>
-            </w:r>
-          </w:p>
-        </w:tc>
-        <w:tc>
-          <w:tcPr>
-            <w:tcW w:type="dxa" w:w="2160"/>
-          </w:tcPr>
-          <w:p>
-            <w:r>
-              <w:t>9%</w:t>
+              <w:t>人工智能</w:t>
+            </w:r>
+          </w:p>
+        </w:tc>
+        <w:tc>
+          <w:tcPr>
+            <w:tcW w:type="dxa" w:w="2160"/>
+          </w:tcPr>
+          <w:p>
+            <w:r>
+              <w:t>573亿</w:t>
+            </w:r>
+          </w:p>
+        </w:tc>
+        <w:tc>
+          <w:tcPr>
+            <w:tcW w:type="dxa" w:w="2160"/>
+          </w:tcPr>
+          <w:p>
+            <w:r>
+              <w:t>14%</w:t>
             </w:r>
           </w:p>
         </w:tc>
@@ -292,37 +3426,37 @@
           </w:tcPr>
           <w:p>
             <w:r>
-              <w:t>创联世纪科技有限公司</w:t>
-            </w:r>
-          </w:p>
-        </w:tc>
-        <w:tc>
-          <w:tcPr>
-            <w:tcW w:type="dxa" w:w="2160"/>
-          </w:tcPr>
-          <w:p>
-            <w:r>
-              <w:t>医疗科技</w:t>
-            </w:r>
-          </w:p>
-        </w:tc>
-        <w:tc>
-          <w:tcPr>
-            <w:tcW w:type="dxa" w:w="2160"/>
-          </w:tcPr>
-          <w:p>
-            <w:r>
-              <w:t>355亿</w:t>
-            </w:r>
-          </w:p>
-        </w:tc>
-        <w:tc>
-          <w:tcPr>
-            <w:tcW w:type="dxa" w:w="2160"/>
-          </w:tcPr>
-          <w:p>
-            <w:r>
-              <w:t>20%</w:t>
+              <w:t>毕博诚信息有限公司</w:t>
+            </w:r>
+          </w:p>
+        </w:tc>
+        <w:tc>
+          <w:tcPr>
+            <w:tcW w:type="dxa" w:w="2160"/>
+          </w:tcPr>
+          <w:p>
+            <w:r>
+              <w:t>机器人</w:t>
+            </w:r>
+          </w:p>
+        </w:tc>
+        <w:tc>
+          <w:tcPr>
+            <w:tcW w:type="dxa" w:w="2160"/>
+          </w:tcPr>
+          <w:p>
+            <w:r>
+              <w:t>573亿</w:t>
+            </w:r>
+          </w:p>
+        </w:tc>
+        <w:tc>
+          <w:tcPr>
+            <w:tcW w:type="dxa" w:w="2160"/>
+          </w:tcPr>
+          <w:p>
+            <w:r>
+              <w:t>12%</w:t>
             </w:r>
           </w:p>
         </w:tc>
@@ -334,7 +3468,7 @@
           </w:tcPr>
           <w:p>
             <w:r>
-              <w:t>鸿睿思博信息有限公司</w:t>
+              <w:t>雨林木风计算机科技有限公司</w:t>
             </w:r>
           </w:p>
         </w:tc>
@@ -354,17 +3488,17 @@
           </w:tcPr>
           <w:p>
             <w:r>
-              <w:t>536亿</w:t>
-            </w:r>
-          </w:p>
-        </w:tc>
-        <w:tc>
-          <w:tcPr>
-            <w:tcW w:type="dxa" w:w="2160"/>
-          </w:tcPr>
-          <w:p>
-            <w:r>
-              <w:t>16%</w:t>
+              <w:t>750亿</w:t>
+            </w:r>
+          </w:p>
+        </w:tc>
+        <w:tc>
+          <w:tcPr>
+            <w:tcW w:type="dxa" w:w="2160"/>
+          </w:tcPr>
+          <w:p>
+            <w:r>
+              <w:t>8%</w:t>
             </w:r>
           </w:p>
         </w:tc>
@@ -376,37 +3510,37 @@
           </w:tcPr>
           <w:p>
             <w:r>
-              <w:t>鸿睿思博信息有限公司</w:t>
-            </w:r>
-          </w:p>
-        </w:tc>
-        <w:tc>
-          <w:tcPr>
-            <w:tcW w:type="dxa" w:w="2160"/>
-          </w:tcPr>
-          <w:p>
-            <w:r>
-              <w:t>半导体</w:t>
-            </w:r>
-          </w:p>
-        </w:tc>
-        <w:tc>
-          <w:tcPr>
-            <w:tcW w:type="dxa" w:w="2160"/>
-          </w:tcPr>
-          <w:p>
-            <w:r>
-              <w:t>749亿</w:t>
-            </w:r>
-          </w:p>
-        </w:tc>
-        <w:tc>
-          <w:tcPr>
-            <w:tcW w:type="dxa" w:w="2160"/>
-          </w:tcPr>
-          <w:p>
-            <w:r>
-              <w:t>7%</w:t>
+              <w:t>方正科技信息有限公司</w:t>
+            </w:r>
+          </w:p>
+        </w:tc>
+        <w:tc>
+          <w:tcPr>
+            <w:tcW w:type="dxa" w:w="2160"/>
+          </w:tcPr>
+          <w:p>
+            <w:r>
+              <w:t>消费科技</w:t>
+            </w:r>
+          </w:p>
+        </w:tc>
+        <w:tc>
+          <w:tcPr>
+            <w:tcW w:type="dxa" w:w="2160"/>
+          </w:tcPr>
+          <w:p>
+            <w:r>
+              <w:t>524亿</w:t>
+            </w:r>
+          </w:p>
+        </w:tc>
+        <w:tc>
+          <w:tcPr>
+            <w:tcW w:type="dxa" w:w="2160"/>
+          </w:tcPr>
+          <w:p>
+            <w:r>
+              <w:t>27%</w:t>
             </w:r>
           </w:p>
         </w:tc>
@@ -418,37 +3552,37 @@
           </w:tcPr>
           <w:p>
             <w:r>
-              <w:t>万迅电脑网络有限公司</w:t>
-            </w:r>
-          </w:p>
-        </w:tc>
-        <w:tc>
-          <w:tcPr>
-            <w:tcW w:type="dxa" w:w="2160"/>
-          </w:tcPr>
-          <w:p>
-            <w:r>
-              <w:t>半导体</w:t>
-            </w:r>
-          </w:p>
-        </w:tc>
-        <w:tc>
-          <w:tcPr>
-            <w:tcW w:type="dxa" w:w="2160"/>
-          </w:tcPr>
-          <w:p>
-            <w:r>
-              <w:t>626亿</w:t>
-            </w:r>
-          </w:p>
-        </w:tc>
-        <w:tc>
-          <w:tcPr>
-            <w:tcW w:type="dxa" w:w="2160"/>
-          </w:tcPr>
-          <w:p>
-            <w:r>
-              <w:t>13%</w:t>
+              <w:t>迪摩信息有限公司</w:t>
+            </w:r>
+          </w:p>
+        </w:tc>
+        <w:tc>
+          <w:tcPr>
+            <w:tcW w:type="dxa" w:w="2160"/>
+          </w:tcPr>
+          <w:p>
+            <w:r>
+              <w:t>医疗科技</w:t>
+            </w:r>
+          </w:p>
+        </w:tc>
+        <w:tc>
+          <w:tcPr>
+            <w:tcW w:type="dxa" w:w="2160"/>
+          </w:tcPr>
+          <w:p>
+            <w:r>
+              <w:t>652亿</w:t>
+            </w:r>
+          </w:p>
+        </w:tc>
+        <w:tc>
+          <w:tcPr>
+            <w:tcW w:type="dxa" w:w="2160"/>
+          </w:tcPr>
+          <w:p>
+            <w:r>
+              <w:t>10%</w:t>
             </w:r>
           </w:p>
         </w:tc>
@@ -460,7 +3594,7 @@
           </w:tcPr>
           <w:p>
             <w:r>
-              <w:t>浦华众城科技有限公司</w:t>
+              <w:t>联软网络有限公司</w:t>
             </w:r>
           </w:p>
         </w:tc>
@@ -480,7 +3614,7 @@
           </w:tcPr>
           <w:p>
             <w:r>
-              <w:t>156亿</w:t>
+              <w:t>193亿</w:t>
             </w:r>
           </w:p>
         </w:tc>
@@ -502,37 +3636,37 @@
           </w:tcPr>
           <w:p>
             <w:r>
-              <w:t>创亿网络有限公司</w:t>
-            </w:r>
-          </w:p>
-        </w:tc>
-        <w:tc>
-          <w:tcPr>
-            <w:tcW w:type="dxa" w:w="2160"/>
-          </w:tcPr>
-          <w:p>
-            <w:r>
-              <w:t>云计算</w:t>
-            </w:r>
-          </w:p>
-        </w:tc>
-        <w:tc>
-          <w:tcPr>
-            <w:tcW w:type="dxa" w:w="2160"/>
-          </w:tcPr>
-          <w:p>
-            <w:r>
-              <w:t>571亿</w:t>
-            </w:r>
-          </w:p>
-        </w:tc>
-        <w:tc>
-          <w:tcPr>
-            <w:tcW w:type="dxa" w:w="2160"/>
-          </w:tcPr>
-          <w:p>
-            <w:r>
-              <w:t>5%</w:t>
+              <w:t>图龙信息传媒有限公司</w:t>
+            </w:r>
+          </w:p>
+        </w:tc>
+        <w:tc>
+          <w:tcPr>
+            <w:tcW w:type="dxa" w:w="2160"/>
+          </w:tcPr>
+          <w:p>
+            <w:r>
+              <w:t>机器人</w:t>
+            </w:r>
+          </w:p>
+        </w:tc>
+        <w:tc>
+          <w:tcPr>
+            <w:tcW w:type="dxa" w:w="2160"/>
+          </w:tcPr>
+          <w:p>
+            <w:r>
+              <w:t>468亿</w:t>
+            </w:r>
+          </w:p>
+        </w:tc>
+        <w:tc>
+          <w:tcPr>
+            <w:tcW w:type="dxa" w:w="2160"/>
+          </w:tcPr>
+          <w:p>
+            <w:r>
+              <w:t>19%</w:t>
             </w:r>
           </w:p>
         </w:tc>
@@ -544,37 +3678,37 @@
           </w:tcPr>
           <w:p>
             <w:r>
-              <w:t>华远软件信息有限公司</w:t>
-            </w:r>
-          </w:p>
-        </w:tc>
-        <w:tc>
-          <w:tcPr>
-            <w:tcW w:type="dxa" w:w="2160"/>
-          </w:tcPr>
-          <w:p>
-            <w:r>
-              <w:t>半导体</w:t>
-            </w:r>
-          </w:p>
-        </w:tc>
-        <w:tc>
-          <w:tcPr>
-            <w:tcW w:type="dxa" w:w="2160"/>
-          </w:tcPr>
-          <w:p>
-            <w:r>
-              <w:t>515亿</w:t>
-            </w:r>
-          </w:p>
-        </w:tc>
-        <w:tc>
-          <w:tcPr>
-            <w:tcW w:type="dxa" w:w="2160"/>
-          </w:tcPr>
-          <w:p>
-            <w:r>
-              <w:t>19%</w:t>
+              <w:t>创联世纪信息有限公司</w:t>
+            </w:r>
+          </w:p>
+        </w:tc>
+        <w:tc>
+          <w:tcPr>
+            <w:tcW w:type="dxa" w:w="2160"/>
+          </w:tcPr>
+          <w:p>
+            <w:r>
+              <w:t>云计算</w:t>
+            </w:r>
+          </w:p>
+        </w:tc>
+        <w:tc>
+          <w:tcPr>
+            <w:tcW w:type="dxa" w:w="2160"/>
+          </w:tcPr>
+          <w:p>
+            <w:r>
+              <w:t>163亿</w:t>
+            </w:r>
+          </w:p>
+        </w:tc>
+        <w:tc>
+          <w:tcPr>
+            <w:tcW w:type="dxa" w:w="2160"/>
+          </w:tcPr>
+          <w:p>
+            <w:r>
+              <w:t>18%</w:t>
             </w:r>
           </w:p>
         </w:tc>
@@ -586,37 +3720,37 @@
           </w:tcPr>
           <w:p>
             <w:r>
-              <w:t>精芯信息有限公司</w:t>
-            </w:r>
-          </w:p>
-        </w:tc>
-        <w:tc>
-          <w:tcPr>
-            <w:tcW w:type="dxa" w:w="2160"/>
-          </w:tcPr>
-          <w:p>
-            <w:r>
-              <w:t>消费科技</w:t>
-            </w:r>
-          </w:p>
-        </w:tc>
-        <w:tc>
-          <w:tcPr>
-            <w:tcW w:type="dxa" w:w="2160"/>
-          </w:tcPr>
-          <w:p>
-            <w:r>
-              <w:t>184亿</w:t>
-            </w:r>
-          </w:p>
-        </w:tc>
-        <w:tc>
-          <w:tcPr>
-            <w:tcW w:type="dxa" w:w="2160"/>
-          </w:tcPr>
-          <w:p>
-            <w:r>
-              <w:t>26%</w:t>
+              <w:t>信诚致远科技有限公司</w:t>
+            </w:r>
+          </w:p>
+        </w:tc>
+        <w:tc>
+          <w:tcPr>
+            <w:tcW w:type="dxa" w:w="2160"/>
+          </w:tcPr>
+          <w:p>
+            <w:r>
+              <w:t>云计算</w:t>
+            </w:r>
+          </w:p>
+        </w:tc>
+        <w:tc>
+          <w:tcPr>
+            <w:tcW w:type="dxa" w:w="2160"/>
+          </w:tcPr>
+          <w:p>
+            <w:r>
+              <w:t>662亿</w:t>
+            </w:r>
+          </w:p>
+        </w:tc>
+        <w:tc>
+          <w:tcPr>
+            <w:tcW w:type="dxa" w:w="2160"/>
+          </w:tcPr>
+          <w:p>
+            <w:r>
+              <w:t>11%</w:t>
             </w:r>
           </w:p>
         </w:tc>
@@ -628,7 +3762,7 @@
           </w:tcPr>
           <w:p>
             <w:r>
-              <w:t>佳禾科技有限公司</w:t>
+              <w:t>精芯信息有限公司</w:t>
             </w:r>
           </w:p>
         </w:tc>
@@ -648,17 +3782,17 @@
           </w:tcPr>
           <w:p>
             <w:r>
-              <w:t>662亿</w:t>
-            </w:r>
-          </w:p>
-        </w:tc>
-        <w:tc>
-          <w:tcPr>
-            <w:tcW w:type="dxa" w:w="2160"/>
-          </w:tcPr>
-          <w:p>
-            <w:r>
-              <w:t>26%</w:t>
+              <w:t>180亿</w:t>
+            </w:r>
+          </w:p>
+        </w:tc>
+        <w:tc>
+          <w:tcPr>
+            <w:tcW w:type="dxa" w:w="2160"/>
+          </w:tcPr>
+          <w:p>
+            <w:r>
+              <w:t>29%</w:t>
             </w:r>
           </w:p>
         </w:tc>
@@ -670,37 +3804,37 @@
           </w:tcPr>
           <w:p>
             <w:r>
-              <w:t>新宇龙信息传媒有限公司</w:t>
-            </w:r>
-          </w:p>
-        </w:tc>
-        <w:tc>
-          <w:tcPr>
-            <w:tcW w:type="dxa" w:w="2160"/>
-          </w:tcPr>
-          <w:p>
-            <w:r>
-              <w:t>机器人</w:t>
-            </w:r>
-          </w:p>
-        </w:tc>
-        <w:tc>
-          <w:tcPr>
-            <w:tcW w:type="dxa" w:w="2160"/>
-          </w:tcPr>
-          <w:p>
-            <w:r>
-              <w:t>651亿</w:t>
-            </w:r>
-          </w:p>
-        </w:tc>
-        <w:tc>
-          <w:tcPr>
-            <w:tcW w:type="dxa" w:w="2160"/>
-          </w:tcPr>
-          <w:p>
-            <w:r>
-              <w:t>29%</w:t>
+              <w:t>通际名联科技有限公司</w:t>
+            </w:r>
+          </w:p>
+        </w:tc>
+        <w:tc>
+          <w:tcPr>
+            <w:tcW w:type="dxa" w:w="2160"/>
+          </w:tcPr>
+          <w:p>
+            <w:r>
+              <w:t>人工智能</w:t>
+            </w:r>
+          </w:p>
+        </w:tc>
+        <w:tc>
+          <w:tcPr>
+            <w:tcW w:type="dxa" w:w="2160"/>
+          </w:tcPr>
+          <w:p>
+            <w:r>
+              <w:t>519亿</w:t>
+            </w:r>
+          </w:p>
+        </w:tc>
+        <w:tc>
+          <w:tcPr>
+            <w:tcW w:type="dxa" w:w="2160"/>
+          </w:tcPr>
+          <w:p>
+            <w:r>
+              <w:t>27%</w:t>
             </w:r>
           </w:p>
         </w:tc>
@@ -712,37 +3846,37 @@
           </w:tcPr>
           <w:p>
             <w:r>
-              <w:t>天益信息有限公司</w:t>
-            </w:r>
-          </w:p>
-        </w:tc>
-        <w:tc>
-          <w:tcPr>
-            <w:tcW w:type="dxa" w:w="2160"/>
-          </w:tcPr>
-          <w:p>
-            <w:r>
-              <w:t>云计算</w:t>
-            </w:r>
-          </w:p>
-        </w:tc>
-        <w:tc>
-          <w:tcPr>
-            <w:tcW w:type="dxa" w:w="2160"/>
-          </w:tcPr>
-          <w:p>
-            <w:r>
-              <w:t>276亿</w:t>
-            </w:r>
-          </w:p>
-        </w:tc>
-        <w:tc>
-          <w:tcPr>
-            <w:tcW w:type="dxa" w:w="2160"/>
-          </w:tcPr>
-          <w:p>
-            <w:r>
-              <w:t>10%</w:t>
+              <w:t>富罳网络有限公司</w:t>
+            </w:r>
+          </w:p>
+        </w:tc>
+        <w:tc>
+          <w:tcPr>
+            <w:tcW w:type="dxa" w:w="2160"/>
+          </w:tcPr>
+          <w:p>
+            <w:r>
+              <w:t>新能源</w:t>
+            </w:r>
+          </w:p>
+        </w:tc>
+        <w:tc>
+          <w:tcPr>
+            <w:tcW w:type="dxa" w:w="2160"/>
+          </w:tcPr>
+          <w:p>
+            <w:r>
+              <w:t>544亿</w:t>
+            </w:r>
+          </w:p>
+        </w:tc>
+        <w:tc>
+          <w:tcPr>
+            <w:tcW w:type="dxa" w:w="2160"/>
+          </w:tcPr>
+          <w:p>
+            <w:r>
+              <w:t>26%</w:t>
             </w:r>
           </w:p>
         </w:tc>
@@ -754,331 +3888,7 @@
           </w:tcPr>
           <w:p>
             <w:r>
-              <w:t>迪摩科技有限公司</w:t>
-            </w:r>
-          </w:p>
-        </w:tc>
-        <w:tc>
-          <w:tcPr>
-            <w:tcW w:type="dxa" w:w="2160"/>
-          </w:tcPr>
-          <w:p>
-            <w:r>
-              <w:t>人工智能</w:t>
-            </w:r>
-          </w:p>
-        </w:tc>
-        <w:tc>
-          <w:tcPr>
-            <w:tcW w:type="dxa" w:w="2160"/>
-          </w:tcPr>
-          <w:p>
-            <w:r>
-              <w:t>237亿</w:t>
-            </w:r>
-          </w:p>
-        </w:tc>
-        <w:tc>
-          <w:tcPr>
-            <w:tcW w:type="dxa" w:w="2160"/>
-          </w:tcPr>
-          <w:p>
-            <w:r>
-              <w:t>19%</w:t>
-            </w:r>
-          </w:p>
-        </w:tc>
-      </w:tr>
-    </w:tbl>
-    <w:p>
-      <w:pPr>
-        <w:pStyle w:val="Heading1"/>
-      </w:pPr>
-      <w:r>
-        <w:t>行业分析 2</w:t>
-      </w:r>
-    </w:p>
-    <w:p>
-      <w:r>
-        <w:br/>
-        <w:t>根据内部财务模型测算，和泰传媒有限公司 在未来三年</w:t>
-        <w:br/>
-        <w:t>收入复合增长率预计可达到 28% 左右。</w:t>
-        <w:br/>
-        <w:t>该预测基于行业需求增长以及公司产能扩张计划。</w:t>
-        <w:br/>
-      </w:r>
-    </w:p>
-    <w:p>
-      <w:r>
-        <w:br/>
-        <w:t>艾提科信科技有限公司 是中国 机器人 行业的重要企业之一。</w:t>
-        <w:br/>
-        <w:t>根据华辰资本 风险管理部 的研究，该公司成立于 2017 年，</w:t>
-        <w:br/>
-        <w:t>目前员工规模约 324 人。公司近年来持续加大研发投入，</w:t>
-        <w:br/>
-        <w:t>在核心技术方面形成了较强的竞争壁垒。</w:t>
-        <w:br/>
-      </w:r>
-    </w:p>
-    <w:p>
-      <w:r>
-        <w:br/>
-        <w:t>根据内部财务模型测算，和泰科技有限公司 在未来三年</w:t>
-        <w:br/>
-        <w:t>收入复合增长率预计可达到 34% 左右。</w:t>
-        <w:br/>
-        <w:t>该预测基于行业需求增长以及公司产能扩张计划。</w:t>
-        <w:br/>
-      </w:r>
-    </w:p>
-    <w:p>
-      <w:r>
-        <w:br/>
-        <w:t>华辰资本旗下的 HC Quant Arbitrage Fund 在最近的资产配置会议中</w:t>
-        <w:br/>
-        <w:t>讨论了 消费科技 行业的投资机会，并对 和泰传媒有限公司</w:t>
-        <w:br/>
-        <w:t>进行了重点评估。</w:t>
-        <w:br/>
-      </w:r>
-    </w:p>
-    <w:p>
-      <w:r>
-        <w:br/>
-        <w:t>和泰科技有限公司 是中国 人工智能 行业的重要企业之一。</w:t>
-        <w:br/>
-        <w:t>根据华辰资本 资产配置委员会 的研究，该公司成立于 2008 年，</w:t>
-        <w:br/>
-        <w:t>目前员工规模约 6443 人。公司近年来持续加大研发投入，</w:t>
-        <w:br/>
-        <w:t>在核心技术方面形成了较强的竞争壁垒。</w:t>
-        <w:br/>
-      </w:r>
-    </w:p>
-    <w:p>
-      <w:r>
-        <w:br/>
-        <w:t>华辰资本旗下的 HC Alpha Growth Fund 在最近的资产配置会议中</w:t>
-        <w:br/>
-        <w:t>讨论了 新能源 行业的投资机会，并对 飞利信科技有限公司</w:t>
-        <w:br/>
-        <w:t>进行了重点评估。</w:t>
-        <w:br/>
-      </w:r>
-    </w:p>
-    <w:p>
-      <w:r>
-        <w:br/>
-        <w:t>根据内部财务模型测算，快讯网络有限公司 在未来三年</w:t>
-        <w:br/>
-        <w:t>收入复合增长率预计可达到 10% 左右。</w:t>
-        <w:br/>
-        <w:t>该预测基于行业需求增长以及公司产能扩张计划。</w:t>
-        <w:br/>
-      </w:r>
-    </w:p>
-    <w:p>
-      <w:r>
-        <w:br/>
-        <w:t>国讯网络有限公司 是中国 云计算 行业的重要企业之一。</w:t>
-        <w:br/>
-        <w:t>根据华辰资本 风险管理部 的研究，该公司成立于 2016 年，</w:t>
-        <w:br/>
-        <w:t>目前员工规模约 6348 人。公司近年来持续加大研发投入，</w:t>
-        <w:br/>
-        <w:t>在核心技术方面形成了较强的竞争壁垒。</w:t>
-        <w:br/>
-      </w:r>
-    </w:p>
-    <w:tbl>
-      <w:tblPr>
-        <w:tblW w:type="auto" w:w="0"/>
-        <w:tblLook w:firstColumn="1" w:firstRow="1" w:lastColumn="0" w:lastRow="0" w:noHBand="0" w:noVBand="1" w:val="04A0"/>
-      </w:tblPr>
-      <w:tblGrid>
-        <w:gridCol w:w="2160"/>
-        <w:gridCol w:w="2160"/>
-        <w:gridCol w:w="2160"/>
-        <w:gridCol w:w="2160"/>
-      </w:tblGrid>
-      <w:tr>
-        <w:tc>
-          <w:tcPr>
-            <w:tcW w:type="dxa" w:w="2160"/>
-          </w:tcPr>
-          <w:p>
-            <w:r>
-              <w:t>公司</w:t>
-            </w:r>
-          </w:p>
-        </w:tc>
-        <w:tc>
-          <w:tcPr>
-            <w:tcW w:type="dxa" w:w="2160"/>
-          </w:tcPr>
-          <w:p>
-            <w:r>
-              <w:t>行业</w:t>
-            </w:r>
-          </w:p>
-        </w:tc>
-        <w:tc>
-          <w:tcPr>
-            <w:tcW w:type="dxa" w:w="2160"/>
-          </w:tcPr>
-          <w:p>
-            <w:r>
-              <w:t>市值</w:t>
-            </w:r>
-          </w:p>
-        </w:tc>
-        <w:tc>
-          <w:tcPr>
-            <w:tcW w:type="dxa" w:w="2160"/>
-          </w:tcPr>
-          <w:p>
-            <w:r>
-              <w:t>增长率</w:t>
-            </w:r>
-          </w:p>
-        </w:tc>
-      </w:tr>
-      <w:tr>
-        <w:tc>
-          <w:tcPr>
-            <w:tcW w:type="dxa" w:w="2160"/>
-          </w:tcPr>
-          <w:p>
-            <w:r>
-              <w:t>济南亿次元网络有限公司</w:t>
-            </w:r>
-          </w:p>
-        </w:tc>
-        <w:tc>
-          <w:tcPr>
-            <w:tcW w:type="dxa" w:w="2160"/>
-          </w:tcPr>
-          <w:p>
-            <w:r>
-              <w:t>机器人</w:t>
-            </w:r>
-          </w:p>
-        </w:tc>
-        <w:tc>
-          <w:tcPr>
-            <w:tcW w:type="dxa" w:w="2160"/>
-          </w:tcPr>
-          <w:p>
-            <w:r>
-              <w:t>561亿</w:t>
-            </w:r>
-          </w:p>
-        </w:tc>
-        <w:tc>
-          <w:tcPr>
-            <w:tcW w:type="dxa" w:w="2160"/>
-          </w:tcPr>
-          <w:p>
-            <w:r>
-              <w:t>18%</w:t>
-            </w:r>
-          </w:p>
-        </w:tc>
-      </w:tr>
-      <w:tr>
-        <w:tc>
-          <w:tcPr>
-            <w:tcW w:type="dxa" w:w="2160"/>
-          </w:tcPr>
-          <w:p>
-            <w:r>
-              <w:t>兰金电子网络有限公司</w:t>
-            </w:r>
-          </w:p>
-        </w:tc>
-        <w:tc>
-          <w:tcPr>
-            <w:tcW w:type="dxa" w:w="2160"/>
-          </w:tcPr>
-          <w:p>
-            <w:r>
-              <w:t>消费科技</w:t>
-            </w:r>
-          </w:p>
-        </w:tc>
-        <w:tc>
-          <w:tcPr>
-            <w:tcW w:type="dxa" w:w="2160"/>
-          </w:tcPr>
-          <w:p>
-            <w:r>
-              <w:t>722亿</w:t>
-            </w:r>
-          </w:p>
-        </w:tc>
-        <w:tc>
-          <w:tcPr>
-            <w:tcW w:type="dxa" w:w="2160"/>
-          </w:tcPr>
-          <w:p>
-            <w:r>
-              <w:t>30%</w:t>
-            </w:r>
-          </w:p>
-        </w:tc>
-      </w:tr>
-      <w:tr>
-        <w:tc>
-          <w:tcPr>
-            <w:tcW w:type="dxa" w:w="2160"/>
-          </w:tcPr>
-          <w:p>
-            <w:r>
-              <w:t>迪摩科技有限公司</w:t>
-            </w:r>
-          </w:p>
-        </w:tc>
-        <w:tc>
-          <w:tcPr>
-            <w:tcW w:type="dxa" w:w="2160"/>
-          </w:tcPr>
-          <w:p>
-            <w:r>
-              <w:t>人工智能</w:t>
-            </w:r>
-          </w:p>
-        </w:tc>
-        <w:tc>
-          <w:tcPr>
-            <w:tcW w:type="dxa" w:w="2160"/>
-          </w:tcPr>
-          <w:p>
-            <w:r>
-              <w:t>778亿</w:t>
-            </w:r>
-          </w:p>
-        </w:tc>
-        <w:tc>
-          <w:tcPr>
-            <w:tcW w:type="dxa" w:w="2160"/>
-          </w:tcPr>
-          <w:p>
-            <w:r>
-              <w:t>13%</w:t>
-            </w:r>
-          </w:p>
-        </w:tc>
-      </w:tr>
-      <w:tr>
-        <w:tc>
-          <w:tcPr>
-            <w:tcW w:type="dxa" w:w="2160"/>
-          </w:tcPr>
-          <w:p>
-            <w:r>
-              <w:t>鸿睿思博信息有限公司</w:t>
+              <w:t>华泰通安网络有限公司</w:t>
             </w:r>
           </w:p>
         </w:tc>
@@ -1098,664 +3908,6 @@
           </w:tcPr>
           <w:p>
             <w:r>
-              <w:t>389亿</w:t>
-            </w:r>
-          </w:p>
-        </w:tc>
-        <w:tc>
-          <w:tcPr>
-            <w:tcW w:type="dxa" w:w="2160"/>
-          </w:tcPr>
-          <w:p>
-            <w:r>
-              <w:t>16%</w:t>
-            </w:r>
-          </w:p>
-        </w:tc>
-      </w:tr>
-      <w:tr>
-        <w:tc>
-          <w:tcPr>
-            <w:tcW w:type="dxa" w:w="2160"/>
-          </w:tcPr>
-          <w:p>
-            <w:r>
-              <w:t>和泰传媒有限公司</w:t>
-            </w:r>
-          </w:p>
-        </w:tc>
-        <w:tc>
-          <w:tcPr>
-            <w:tcW w:type="dxa" w:w="2160"/>
-          </w:tcPr>
-          <w:p>
-            <w:r>
-              <w:t>消费科技</w:t>
-            </w:r>
-          </w:p>
-        </w:tc>
-        <w:tc>
-          <w:tcPr>
-            <w:tcW w:type="dxa" w:w="2160"/>
-          </w:tcPr>
-          <w:p>
-            <w:r>
-              <w:t>386亿</w:t>
-            </w:r>
-          </w:p>
-        </w:tc>
-        <w:tc>
-          <w:tcPr>
-            <w:tcW w:type="dxa" w:w="2160"/>
-          </w:tcPr>
-          <w:p>
-            <w:r>
-              <w:t>27%</w:t>
-            </w:r>
-          </w:p>
-        </w:tc>
-      </w:tr>
-      <w:tr>
-        <w:tc>
-          <w:tcPr>
-            <w:tcW w:type="dxa" w:w="2160"/>
-          </w:tcPr>
-          <w:p>
-            <w:r>
-              <w:t>华远软件信息有限公司</w:t>
-            </w:r>
-          </w:p>
-        </w:tc>
-        <w:tc>
-          <w:tcPr>
-            <w:tcW w:type="dxa" w:w="2160"/>
-          </w:tcPr>
-          <w:p>
-            <w:r>
-              <w:t>半导体</w:t>
-            </w:r>
-          </w:p>
-        </w:tc>
-        <w:tc>
-          <w:tcPr>
-            <w:tcW w:type="dxa" w:w="2160"/>
-          </w:tcPr>
-          <w:p>
-            <w:r>
-              <w:t>685亿</w:t>
-            </w:r>
-          </w:p>
-        </w:tc>
-        <w:tc>
-          <w:tcPr>
-            <w:tcW w:type="dxa" w:w="2160"/>
-          </w:tcPr>
-          <w:p>
-            <w:r>
-              <w:t>19%</w:t>
-            </w:r>
-          </w:p>
-        </w:tc>
-      </w:tr>
-      <w:tr>
-        <w:tc>
-          <w:tcPr>
-            <w:tcW w:type="dxa" w:w="2160"/>
-          </w:tcPr>
-          <w:p>
-            <w:r>
-              <w:t>九方信息有限公司</w:t>
-            </w:r>
-          </w:p>
-        </w:tc>
-        <w:tc>
-          <w:tcPr>
-            <w:tcW w:type="dxa" w:w="2160"/>
-          </w:tcPr>
-          <w:p>
-            <w:r>
-              <w:t>新能源</w:t>
-            </w:r>
-          </w:p>
-        </w:tc>
-        <w:tc>
-          <w:tcPr>
-            <w:tcW w:type="dxa" w:w="2160"/>
-          </w:tcPr>
-          <w:p>
-            <w:r>
-              <w:t>438亿</w:t>
-            </w:r>
-          </w:p>
-        </w:tc>
-        <w:tc>
-          <w:tcPr>
-            <w:tcW w:type="dxa" w:w="2160"/>
-          </w:tcPr>
-          <w:p>
-            <w:r>
-              <w:t>27%</w:t>
-            </w:r>
-          </w:p>
-        </w:tc>
-      </w:tr>
-      <w:tr>
-        <w:tc>
-          <w:tcPr>
-            <w:tcW w:type="dxa" w:w="2160"/>
-          </w:tcPr>
-          <w:p>
-            <w:r>
-              <w:t>精芯科技有限公司</w:t>
-            </w:r>
-          </w:p>
-        </w:tc>
-        <w:tc>
-          <w:tcPr>
-            <w:tcW w:type="dxa" w:w="2160"/>
-          </w:tcPr>
-          <w:p>
-            <w:r>
-              <w:t>云计算</w:t>
-            </w:r>
-          </w:p>
-        </w:tc>
-        <w:tc>
-          <w:tcPr>
-            <w:tcW w:type="dxa" w:w="2160"/>
-          </w:tcPr>
-          <w:p>
-            <w:r>
-              <w:t>753亿</w:t>
-            </w:r>
-          </w:p>
-        </w:tc>
-        <w:tc>
-          <w:tcPr>
-            <w:tcW w:type="dxa" w:w="2160"/>
-          </w:tcPr>
-          <w:p>
-            <w:r>
-              <w:t>7%</w:t>
-            </w:r>
-          </w:p>
-        </w:tc>
-      </w:tr>
-      <w:tr>
-        <w:tc>
-          <w:tcPr>
-            <w:tcW w:type="dxa" w:w="2160"/>
-          </w:tcPr>
-          <w:p>
-            <w:r>
-              <w:t>天益科技有限公司</w:t>
-            </w:r>
-          </w:p>
-        </w:tc>
-        <w:tc>
-          <w:tcPr>
-            <w:tcW w:type="dxa" w:w="2160"/>
-          </w:tcPr>
-          <w:p>
-            <w:r>
-              <w:t>半导体</w:t>
-            </w:r>
-          </w:p>
-        </w:tc>
-        <w:tc>
-          <w:tcPr>
-            <w:tcW w:type="dxa" w:w="2160"/>
-          </w:tcPr>
-          <w:p>
-            <w:r>
-              <w:t>721亿</w:t>
-            </w:r>
-          </w:p>
-        </w:tc>
-        <w:tc>
-          <w:tcPr>
-            <w:tcW w:type="dxa" w:w="2160"/>
-          </w:tcPr>
-          <w:p>
-            <w:r>
-              <w:t>27%</w:t>
-            </w:r>
-          </w:p>
-        </w:tc>
-      </w:tr>
-      <w:tr>
-        <w:tc>
-          <w:tcPr>
-            <w:tcW w:type="dxa" w:w="2160"/>
-          </w:tcPr>
-          <w:p>
-            <w:r>
-              <w:t>创联世纪科技有限公司</w:t>
-            </w:r>
-          </w:p>
-        </w:tc>
-        <w:tc>
-          <w:tcPr>
-            <w:tcW w:type="dxa" w:w="2160"/>
-          </w:tcPr>
-          <w:p>
-            <w:r>
-              <w:t>医疗科技</w:t>
-            </w:r>
-          </w:p>
-        </w:tc>
-        <w:tc>
-          <w:tcPr>
-            <w:tcW w:type="dxa" w:w="2160"/>
-          </w:tcPr>
-          <w:p>
-            <w:r>
-              <w:t>177亿</w:t>
-            </w:r>
-          </w:p>
-        </w:tc>
-        <w:tc>
-          <w:tcPr>
-            <w:tcW w:type="dxa" w:w="2160"/>
-          </w:tcPr>
-          <w:p>
-            <w:r>
-              <w:t>28%</w:t>
-            </w:r>
-          </w:p>
-        </w:tc>
-      </w:tr>
-      <w:tr>
-        <w:tc>
-          <w:tcPr>
-            <w:tcW w:type="dxa" w:w="2160"/>
-          </w:tcPr>
-          <w:p>
-            <w:r>
-              <w:t>万迅电脑网络有限公司</w:t>
-            </w:r>
-          </w:p>
-        </w:tc>
-        <w:tc>
-          <w:tcPr>
-            <w:tcW w:type="dxa" w:w="2160"/>
-          </w:tcPr>
-          <w:p>
-            <w:r>
-              <w:t>半导体</w:t>
-            </w:r>
-          </w:p>
-        </w:tc>
-        <w:tc>
-          <w:tcPr>
-            <w:tcW w:type="dxa" w:w="2160"/>
-          </w:tcPr>
-          <w:p>
-            <w:r>
-              <w:t>608亿</w:t>
-            </w:r>
-          </w:p>
-        </w:tc>
-        <w:tc>
-          <w:tcPr>
-            <w:tcW w:type="dxa" w:w="2160"/>
-          </w:tcPr>
-          <w:p>
-            <w:r>
-              <w:t>24%</w:t>
-            </w:r>
-          </w:p>
-        </w:tc>
-      </w:tr>
-      <w:tr>
-        <w:tc>
-          <w:tcPr>
-            <w:tcW w:type="dxa" w:w="2160"/>
-          </w:tcPr>
-          <w:p>
-            <w:r>
-              <w:t>创联世纪科技有限公司</w:t>
-            </w:r>
-          </w:p>
-        </w:tc>
-        <w:tc>
-          <w:tcPr>
-            <w:tcW w:type="dxa" w:w="2160"/>
-          </w:tcPr>
-          <w:p>
-            <w:r>
-              <w:t>医疗科技</w:t>
-            </w:r>
-          </w:p>
-        </w:tc>
-        <w:tc>
-          <w:tcPr>
-            <w:tcW w:type="dxa" w:w="2160"/>
-          </w:tcPr>
-          <w:p>
-            <w:r>
-              <w:t>155亿</w:t>
-            </w:r>
-          </w:p>
-        </w:tc>
-        <w:tc>
-          <w:tcPr>
-            <w:tcW w:type="dxa" w:w="2160"/>
-          </w:tcPr>
-          <w:p>
-            <w:r>
-              <w:t>15%</w:t>
-            </w:r>
-          </w:p>
-        </w:tc>
-      </w:tr>
-      <w:tr>
-        <w:tc>
-          <w:tcPr>
-            <w:tcW w:type="dxa" w:w="2160"/>
-          </w:tcPr>
-          <w:p>
-            <w:r>
-              <w:t>昂歌信息科技有限公司</w:t>
-            </w:r>
-          </w:p>
-        </w:tc>
-        <w:tc>
-          <w:tcPr>
-            <w:tcW w:type="dxa" w:w="2160"/>
-          </w:tcPr>
-          <w:p>
-            <w:r>
-              <w:t>消费科技</w:t>
-            </w:r>
-          </w:p>
-        </w:tc>
-        <w:tc>
-          <w:tcPr>
-            <w:tcW w:type="dxa" w:w="2160"/>
-          </w:tcPr>
-          <w:p>
-            <w:r>
-              <w:t>247亿</w:t>
-            </w:r>
-          </w:p>
-        </w:tc>
-        <w:tc>
-          <w:tcPr>
-            <w:tcW w:type="dxa" w:w="2160"/>
-          </w:tcPr>
-          <w:p>
-            <w:r>
-              <w:t>15%</w:t>
-            </w:r>
-          </w:p>
-        </w:tc>
-      </w:tr>
-      <w:tr>
-        <w:tc>
-          <w:tcPr>
-            <w:tcW w:type="dxa" w:w="2160"/>
-          </w:tcPr>
-          <w:p>
-            <w:r>
-              <w:t>创亿信息有限公司</w:t>
-            </w:r>
-          </w:p>
-        </w:tc>
-        <w:tc>
-          <w:tcPr>
-            <w:tcW w:type="dxa" w:w="2160"/>
-          </w:tcPr>
-          <w:p>
-            <w:r>
-              <w:t>医疗科技</w:t>
-            </w:r>
-          </w:p>
-        </w:tc>
-        <w:tc>
-          <w:tcPr>
-            <w:tcW w:type="dxa" w:w="2160"/>
-          </w:tcPr>
-          <w:p>
-            <w:r>
-              <w:t>403亿</w:t>
-            </w:r>
-          </w:p>
-        </w:tc>
-        <w:tc>
-          <w:tcPr>
-            <w:tcW w:type="dxa" w:w="2160"/>
-          </w:tcPr>
-          <w:p>
-            <w:r>
-              <w:t>25%</w:t>
-            </w:r>
-          </w:p>
-        </w:tc>
-      </w:tr>
-      <w:tr>
-        <w:tc>
-          <w:tcPr>
-            <w:tcW w:type="dxa" w:w="2160"/>
-          </w:tcPr>
-          <w:p>
-            <w:r>
-              <w:t>和泰科技有限公司</w:t>
-            </w:r>
-          </w:p>
-        </w:tc>
-        <w:tc>
-          <w:tcPr>
-            <w:tcW w:type="dxa" w:w="2160"/>
-          </w:tcPr>
-          <w:p>
-            <w:r>
-              <w:t>人工智能</w:t>
-            </w:r>
-          </w:p>
-        </w:tc>
-        <w:tc>
-          <w:tcPr>
-            <w:tcW w:type="dxa" w:w="2160"/>
-          </w:tcPr>
-          <w:p>
-            <w:r>
-              <w:t>209亿</w:t>
-            </w:r>
-          </w:p>
-        </w:tc>
-        <w:tc>
-          <w:tcPr>
-            <w:tcW w:type="dxa" w:w="2160"/>
-          </w:tcPr>
-          <w:p>
-            <w:r>
-              <w:t>8%</w:t>
-            </w:r>
-          </w:p>
-        </w:tc>
-      </w:tr>
-    </w:tbl>
-    <w:p>
-      <w:pPr>
-        <w:pStyle w:val="Heading1"/>
-      </w:pPr>
-      <w:r>
-        <w:t>行业分析 3</w:t>
-      </w:r>
-    </w:p>
-    <w:p>
-      <w:r>
-        <w:br/>
-        <w:t>天益科技有限公司 是中国 半导体 行业的重要企业之一。</w:t>
-        <w:br/>
-        <w:t>根据华辰资本 投资委员会 的研究，该公司成立于 2013 年，</w:t>
-        <w:br/>
-        <w:t>目前员工规模约 750 人。公司近年来持续加大研发投入，</w:t>
-        <w:br/>
-        <w:t>在核心技术方面形成了较强的竞争壁垒。</w:t>
-        <w:br/>
-      </w:r>
-    </w:p>
-    <w:p>
-      <w:r>
-        <w:br/>
-        <w:t>兰金电子网络有限公司 是中国 消费科技 行业的重要企业之一。</w:t>
-        <w:br/>
-        <w:t>根据华辰资本 量化研究部 的研究，该公司成立于 2006 年，</w:t>
-        <w:br/>
-        <w:t>目前员工规模约 4629 人。公司近年来持续加大研发投入，</w:t>
-        <w:br/>
-        <w:t>在核心技术方面形成了较强的竞争壁垒。</w:t>
-        <w:br/>
-      </w:r>
-    </w:p>
-    <w:p>
-      <w:r>
-        <w:br/>
-        <w:t>华辰资本旗下的 HC Alpha Growth Fund 在最近的资产配置会议中</w:t>
-        <w:br/>
-        <w:t>讨论了 云计算 行业的投资机会，并对 精芯科技有限公司</w:t>
-        <w:br/>
-        <w:t>进行了重点评估。</w:t>
-        <w:br/>
-      </w:r>
-    </w:p>
-    <w:p>
-      <w:r>
-        <w:br/>
-        <w:t>风险管理部认为，人工智能 行业仍然面临若干</w:t>
-        <w:br/>
-        <w:t>不确定性因素，包括技术迭代风险、政策变化、</w:t>
-        <w:br/>
-        <w:t>以及市场竞争加剧等问题。</w:t>
-        <w:br/>
-      </w:r>
-    </w:p>
-    <w:p>
-      <w:r>
-        <w:br/>
-        <w:t>从产业链角度看，消费科技 行业主要由上游设备厂商、</w:t>
-        <w:br/>
-        <w:t>中游平台企业以及下游应用厂商组成。</w:t>
-        <w:br/>
-        <w:t>和泰传媒有限公司 主要位于产业链的 上游 环节。</w:t>
-        <w:br/>
-      </w:r>
-    </w:p>
-    <w:p>
-      <w:r>
-        <w:br/>
-        <w:t>风险管理部认为，云计算 行业仍然面临若干</w:t>
-        <w:br/>
-        <w:t>不确定性因素，包括技术迭代风险、政策变化、</w:t>
-        <w:br/>
-        <w:t>以及市场竞争加剧等问题。</w:t>
-        <w:br/>
-      </w:r>
-    </w:p>
-    <w:p>
-      <w:r>
-        <w:br/>
-        <w:t>从产业链角度看，医疗科技 行业主要由上游设备厂商、</w:t>
-        <w:br/>
-        <w:t>中游平台企业以及下游应用厂商组成。</w:t>
-        <w:br/>
-        <w:t>创联世纪科技有限公司 主要位于产业链的 下游 环节。</w:t>
-        <w:br/>
-      </w:r>
-    </w:p>
-    <w:p>
-      <w:r>
-        <w:br/>
-        <w:t>风险管理部认为，半导体 行业仍然面临若干</w:t>
-        <w:br/>
-        <w:t>不确定性因素，包括技术迭代风险、政策变化、</w:t>
-        <w:br/>
-        <w:t>以及市场竞争加剧等问题。</w:t>
-        <w:br/>
-      </w:r>
-    </w:p>
-    <w:tbl>
-      <w:tblPr>
-        <w:tblW w:type="auto" w:w="0"/>
-        <w:tblLook w:firstColumn="1" w:firstRow="1" w:lastColumn="0" w:lastRow="0" w:noHBand="0" w:noVBand="1" w:val="04A0"/>
-      </w:tblPr>
-      <w:tblGrid>
-        <w:gridCol w:w="2160"/>
-        <w:gridCol w:w="2160"/>
-        <w:gridCol w:w="2160"/>
-        <w:gridCol w:w="2160"/>
-      </w:tblGrid>
-      <w:tr>
-        <w:tc>
-          <w:tcPr>
-            <w:tcW w:type="dxa" w:w="2160"/>
-          </w:tcPr>
-          <w:p>
-            <w:r>
-              <w:t>公司</w:t>
-            </w:r>
-          </w:p>
-        </w:tc>
-        <w:tc>
-          <w:tcPr>
-            <w:tcW w:type="dxa" w:w="2160"/>
-          </w:tcPr>
-          <w:p>
-            <w:r>
-              <w:t>行业</w:t>
-            </w:r>
-          </w:p>
-        </w:tc>
-        <w:tc>
-          <w:tcPr>
-            <w:tcW w:type="dxa" w:w="2160"/>
-          </w:tcPr>
-          <w:p>
-            <w:r>
-              <w:t>市值</w:t>
-            </w:r>
-          </w:p>
-        </w:tc>
-        <w:tc>
-          <w:tcPr>
-            <w:tcW w:type="dxa" w:w="2160"/>
-          </w:tcPr>
-          <w:p>
-            <w:r>
-              <w:t>增长率</w:t>
-            </w:r>
-          </w:p>
-        </w:tc>
-      </w:tr>
-      <w:tr>
-        <w:tc>
-          <w:tcPr>
-            <w:tcW w:type="dxa" w:w="2160"/>
-          </w:tcPr>
-          <w:p>
-            <w:r>
-              <w:t>创亿网络有限公司</w:t>
-            </w:r>
-          </w:p>
-        </w:tc>
-        <w:tc>
-          <w:tcPr>
-            <w:tcW w:type="dxa" w:w="2160"/>
-          </w:tcPr>
-          <w:p>
-            <w:r>
-              <w:t>云计算</w:t>
-            </w:r>
-          </w:p>
-        </w:tc>
-        <w:tc>
-          <w:tcPr>
-            <w:tcW w:type="dxa" w:w="2160"/>
-          </w:tcPr>
-          <w:p>
-            <w:r>
               <w:t>271亿</w:t>
             </w:r>
           </w:p>
@@ -1766,2163 +3918,7 @@
           </w:tcPr>
           <w:p>
             <w:r>
-              <w:t>7%</w:t>
-            </w:r>
-          </w:p>
-        </w:tc>
-      </w:tr>
-      <w:tr>
-        <w:tc>
-          <w:tcPr>
-            <w:tcW w:type="dxa" w:w="2160"/>
-          </w:tcPr>
-          <w:p>
-            <w:r>
-              <w:t>创亿网络有限公司</w:t>
-            </w:r>
-          </w:p>
-        </w:tc>
-        <w:tc>
-          <w:tcPr>
-            <w:tcW w:type="dxa" w:w="2160"/>
-          </w:tcPr>
-          <w:p>
-            <w:r>
-              <w:t>云计算</w:t>
-            </w:r>
-          </w:p>
-        </w:tc>
-        <w:tc>
-          <w:tcPr>
-            <w:tcW w:type="dxa" w:w="2160"/>
-          </w:tcPr>
-          <w:p>
-            <w:r>
-              <w:t>254亿</w:t>
-            </w:r>
-          </w:p>
-        </w:tc>
-        <w:tc>
-          <w:tcPr>
-            <w:tcW w:type="dxa" w:w="2160"/>
-          </w:tcPr>
-          <w:p>
-            <w:r>
-              <w:t>18%</w:t>
-            </w:r>
-          </w:p>
-        </w:tc>
-      </w:tr>
-      <w:tr>
-        <w:tc>
-          <w:tcPr>
-            <w:tcW w:type="dxa" w:w="2160"/>
-          </w:tcPr>
-          <w:p>
-            <w:r>
-              <w:t>和泰传媒有限公司</w:t>
-            </w:r>
-          </w:p>
-        </w:tc>
-        <w:tc>
-          <w:tcPr>
-            <w:tcW w:type="dxa" w:w="2160"/>
-          </w:tcPr>
-          <w:p>
-            <w:r>
-              <w:t>消费科技</w:t>
-            </w:r>
-          </w:p>
-        </w:tc>
-        <w:tc>
-          <w:tcPr>
-            <w:tcW w:type="dxa" w:w="2160"/>
-          </w:tcPr>
-          <w:p>
-            <w:r>
-              <w:t>614亿</w:t>
-            </w:r>
-          </w:p>
-        </w:tc>
-        <w:tc>
-          <w:tcPr>
-            <w:tcW w:type="dxa" w:w="2160"/>
-          </w:tcPr>
-          <w:p>
-            <w:r>
-              <w:t>26%</w:t>
-            </w:r>
-          </w:p>
-        </w:tc>
-      </w:tr>
-      <w:tr>
-        <w:tc>
-          <w:tcPr>
-            <w:tcW w:type="dxa" w:w="2160"/>
-          </w:tcPr>
-          <w:p>
-            <w:r>
-              <w:t>东方峻景网络有限公司</w:t>
-            </w:r>
-          </w:p>
-        </w:tc>
-        <w:tc>
-          <w:tcPr>
-            <w:tcW w:type="dxa" w:w="2160"/>
-          </w:tcPr>
-          <w:p>
-            <w:r>
-              <w:t>机器人</w:t>
-            </w:r>
-          </w:p>
-        </w:tc>
-        <w:tc>
-          <w:tcPr>
-            <w:tcW w:type="dxa" w:w="2160"/>
-          </w:tcPr>
-          <w:p>
-            <w:r>
-              <w:t>658亿</w:t>
-            </w:r>
-          </w:p>
-        </w:tc>
-        <w:tc>
-          <w:tcPr>
-            <w:tcW w:type="dxa" w:w="2160"/>
-          </w:tcPr>
-          <w:p>
-            <w:r>
-              <w:t>20%</w:t>
-            </w:r>
-          </w:p>
-        </w:tc>
-      </w:tr>
-      <w:tr>
-        <w:tc>
-          <w:tcPr>
-            <w:tcW w:type="dxa" w:w="2160"/>
-          </w:tcPr>
-          <w:p>
-            <w:r>
-              <w:t>雨林木风计算机网络有限公司</w:t>
-            </w:r>
-          </w:p>
-        </w:tc>
-        <w:tc>
-          <w:tcPr>
-            <w:tcW w:type="dxa" w:w="2160"/>
-          </w:tcPr>
-          <w:p>
-            <w:r>
-              <w:t>医疗科技</w:t>
-            </w:r>
-          </w:p>
-        </w:tc>
-        <w:tc>
-          <w:tcPr>
-            <w:tcW w:type="dxa" w:w="2160"/>
-          </w:tcPr>
-          <w:p>
-            <w:r>
-              <w:t>213亿</w:t>
-            </w:r>
-          </w:p>
-        </w:tc>
-        <w:tc>
-          <w:tcPr>
-            <w:tcW w:type="dxa" w:w="2160"/>
-          </w:tcPr>
-          <w:p>
-            <w:r>
-              <w:t>7%</w:t>
-            </w:r>
-          </w:p>
-        </w:tc>
-      </w:tr>
-      <w:tr>
-        <w:tc>
-          <w:tcPr>
-            <w:tcW w:type="dxa" w:w="2160"/>
-          </w:tcPr>
-          <w:p>
-            <w:r>
-              <w:t>新宇龙信息传媒有限公司</w:t>
-            </w:r>
-          </w:p>
-        </w:tc>
-        <w:tc>
-          <w:tcPr>
-            <w:tcW w:type="dxa" w:w="2160"/>
-          </w:tcPr>
-          <w:p>
-            <w:r>
-              <w:t>机器人</w:t>
-            </w:r>
-          </w:p>
-        </w:tc>
-        <w:tc>
-          <w:tcPr>
-            <w:tcW w:type="dxa" w:w="2160"/>
-          </w:tcPr>
-          <w:p>
-            <w:r>
-              <w:t>330亿</w:t>
-            </w:r>
-          </w:p>
-        </w:tc>
-        <w:tc>
-          <w:tcPr>
-            <w:tcW w:type="dxa" w:w="2160"/>
-          </w:tcPr>
-          <w:p>
-            <w:r>
-              <w:t>6%</w:t>
-            </w:r>
-          </w:p>
-        </w:tc>
-      </w:tr>
-      <w:tr>
-        <w:tc>
-          <w:tcPr>
-            <w:tcW w:type="dxa" w:w="2160"/>
-          </w:tcPr>
-          <w:p>
-            <w:r>
-              <w:t>华远软件信息有限公司</w:t>
-            </w:r>
-          </w:p>
-        </w:tc>
-        <w:tc>
-          <w:tcPr>
-            <w:tcW w:type="dxa" w:w="2160"/>
-          </w:tcPr>
-          <w:p>
-            <w:r>
-              <w:t>半导体</w:t>
-            </w:r>
-          </w:p>
-        </w:tc>
-        <w:tc>
-          <w:tcPr>
-            <w:tcW w:type="dxa" w:w="2160"/>
-          </w:tcPr>
-          <w:p>
-            <w:r>
-              <w:t>387亿</w:t>
-            </w:r>
-          </w:p>
-        </w:tc>
-        <w:tc>
-          <w:tcPr>
-            <w:tcW w:type="dxa" w:w="2160"/>
-          </w:tcPr>
-          <w:p>
-            <w:r>
-              <w:t>24%</w:t>
-            </w:r>
-          </w:p>
-        </w:tc>
-      </w:tr>
-      <w:tr>
-        <w:tc>
-          <w:tcPr>
-            <w:tcW w:type="dxa" w:w="2160"/>
-          </w:tcPr>
-          <w:p>
-            <w:r>
-              <w:t>精芯信息有限公司</w:t>
-            </w:r>
-          </w:p>
-        </w:tc>
-        <w:tc>
-          <w:tcPr>
-            <w:tcW w:type="dxa" w:w="2160"/>
-          </w:tcPr>
-          <w:p>
-            <w:r>
-              <w:t>消费科技</w:t>
-            </w:r>
-          </w:p>
-        </w:tc>
-        <w:tc>
-          <w:tcPr>
-            <w:tcW w:type="dxa" w:w="2160"/>
-          </w:tcPr>
-          <w:p>
-            <w:r>
-              <w:t>784亿</w:t>
-            </w:r>
-          </w:p>
-        </w:tc>
-        <w:tc>
-          <w:tcPr>
-            <w:tcW w:type="dxa" w:w="2160"/>
-          </w:tcPr>
-          <w:p>
-            <w:r>
-              <w:t>23%</w:t>
-            </w:r>
-          </w:p>
-        </w:tc>
-      </w:tr>
-      <w:tr>
-        <w:tc>
-          <w:tcPr>
-            <w:tcW w:type="dxa" w:w="2160"/>
-          </w:tcPr>
-          <w:p>
-            <w:r>
-              <w:t>天益科技有限公司</w:t>
-            </w:r>
-          </w:p>
-        </w:tc>
-        <w:tc>
-          <w:tcPr>
-            <w:tcW w:type="dxa" w:w="2160"/>
-          </w:tcPr>
-          <w:p>
-            <w:r>
-              <w:t>半导体</w:t>
-            </w:r>
-          </w:p>
-        </w:tc>
-        <w:tc>
-          <w:tcPr>
-            <w:tcW w:type="dxa" w:w="2160"/>
-          </w:tcPr>
-          <w:p>
-            <w:r>
-              <w:t>125亿</w:t>
-            </w:r>
-          </w:p>
-        </w:tc>
-        <w:tc>
-          <w:tcPr>
-            <w:tcW w:type="dxa" w:w="2160"/>
-          </w:tcPr>
-          <w:p>
-            <w:r>
-              <w:t>19%</w:t>
-            </w:r>
-          </w:p>
-        </w:tc>
-      </w:tr>
-      <w:tr>
-        <w:tc>
-          <w:tcPr>
-            <w:tcW w:type="dxa" w:w="2160"/>
-          </w:tcPr>
-          <w:p>
-            <w:r>
-              <w:t>南康网络有限公司</w:t>
-            </w:r>
-          </w:p>
-        </w:tc>
-        <w:tc>
-          <w:tcPr>
-            <w:tcW w:type="dxa" w:w="2160"/>
-          </w:tcPr>
-          <w:p>
-            <w:r>
-              <w:t>消费科技</w:t>
-            </w:r>
-          </w:p>
-        </w:tc>
-        <w:tc>
-          <w:tcPr>
-            <w:tcW w:type="dxa" w:w="2160"/>
-          </w:tcPr>
-          <w:p>
-            <w:r>
-              <w:t>700亿</w:t>
-            </w:r>
-          </w:p>
-        </w:tc>
-        <w:tc>
-          <w:tcPr>
-            <w:tcW w:type="dxa" w:w="2160"/>
-          </w:tcPr>
-          <w:p>
-            <w:r>
-              <w:t>14%</w:t>
-            </w:r>
-          </w:p>
-        </w:tc>
-      </w:tr>
-      <w:tr>
-        <w:tc>
-          <w:tcPr>
-            <w:tcW w:type="dxa" w:w="2160"/>
-          </w:tcPr>
-          <w:p>
-            <w:r>
-              <w:t>精芯信息有限公司</w:t>
-            </w:r>
-          </w:p>
-        </w:tc>
-        <w:tc>
-          <w:tcPr>
-            <w:tcW w:type="dxa" w:w="2160"/>
-          </w:tcPr>
-          <w:p>
-            <w:r>
-              <w:t>消费科技</w:t>
-            </w:r>
-          </w:p>
-        </w:tc>
-        <w:tc>
-          <w:tcPr>
-            <w:tcW w:type="dxa" w:w="2160"/>
-          </w:tcPr>
-          <w:p>
-            <w:r>
-              <w:t>495亿</w:t>
-            </w:r>
-          </w:p>
-        </w:tc>
-        <w:tc>
-          <w:tcPr>
-            <w:tcW w:type="dxa" w:w="2160"/>
-          </w:tcPr>
-          <w:p>
-            <w:r>
-              <w:t>10%</w:t>
-            </w:r>
-          </w:p>
-        </w:tc>
-      </w:tr>
-      <w:tr>
-        <w:tc>
-          <w:tcPr>
-            <w:tcW w:type="dxa" w:w="2160"/>
-          </w:tcPr>
-          <w:p>
-            <w:r>
-              <w:t>济南亿次元网络有限公司</w:t>
-            </w:r>
-          </w:p>
-        </w:tc>
-        <w:tc>
-          <w:tcPr>
-            <w:tcW w:type="dxa" w:w="2160"/>
-          </w:tcPr>
-          <w:p>
-            <w:r>
-              <w:t>机器人</w:t>
-            </w:r>
-          </w:p>
-        </w:tc>
-        <w:tc>
-          <w:tcPr>
-            <w:tcW w:type="dxa" w:w="2160"/>
-          </w:tcPr>
-          <w:p>
-            <w:r>
-              <w:t>598亿</w:t>
-            </w:r>
-          </w:p>
-        </w:tc>
-        <w:tc>
-          <w:tcPr>
-            <w:tcW w:type="dxa" w:w="2160"/>
-          </w:tcPr>
-          <w:p>
-            <w:r>
-              <w:t>27%</w:t>
-            </w:r>
-          </w:p>
-        </w:tc>
-      </w:tr>
-      <w:tr>
-        <w:tc>
-          <w:tcPr>
-            <w:tcW w:type="dxa" w:w="2160"/>
-          </w:tcPr>
-          <w:p>
-            <w:r>
-              <w:t>天益信息有限公司</w:t>
-            </w:r>
-          </w:p>
-        </w:tc>
-        <w:tc>
-          <w:tcPr>
-            <w:tcW w:type="dxa" w:w="2160"/>
-          </w:tcPr>
-          <w:p>
-            <w:r>
-              <w:t>云计算</w:t>
-            </w:r>
-          </w:p>
-        </w:tc>
-        <w:tc>
-          <w:tcPr>
-            <w:tcW w:type="dxa" w:w="2160"/>
-          </w:tcPr>
-          <w:p>
-            <w:r>
-              <w:t>390亿</w:t>
-            </w:r>
-          </w:p>
-        </w:tc>
-        <w:tc>
-          <w:tcPr>
-            <w:tcW w:type="dxa" w:w="2160"/>
-          </w:tcPr>
-          <w:p>
-            <w:r>
-              <w:t>30%</w:t>
-            </w:r>
-          </w:p>
-        </w:tc>
-      </w:tr>
-      <w:tr>
-        <w:tc>
-          <w:tcPr>
-            <w:tcW w:type="dxa" w:w="2160"/>
-          </w:tcPr>
-          <w:p>
-            <w:r>
-              <w:t>济南亿次元网络有限公司</w:t>
-            </w:r>
-          </w:p>
-        </w:tc>
-        <w:tc>
-          <w:tcPr>
-            <w:tcW w:type="dxa" w:w="2160"/>
-          </w:tcPr>
-          <w:p>
-            <w:r>
-              <w:t>机器人</w:t>
-            </w:r>
-          </w:p>
-        </w:tc>
-        <w:tc>
-          <w:tcPr>
-            <w:tcW w:type="dxa" w:w="2160"/>
-          </w:tcPr>
-          <w:p>
-            <w:r>
-              <w:t>709亿</w:t>
-            </w:r>
-          </w:p>
-        </w:tc>
-        <w:tc>
-          <w:tcPr>
-            <w:tcW w:type="dxa" w:w="2160"/>
-          </w:tcPr>
-          <w:p>
-            <w:r>
-              <w:t>20%</w:t>
-            </w:r>
-          </w:p>
-        </w:tc>
-      </w:tr>
-      <w:tr>
-        <w:tc>
-          <w:tcPr>
-            <w:tcW w:type="dxa" w:w="2160"/>
-          </w:tcPr>
-          <w:p>
-            <w:r>
-              <w:t>精芯信息有限公司</w:t>
-            </w:r>
-          </w:p>
-        </w:tc>
-        <w:tc>
-          <w:tcPr>
-            <w:tcW w:type="dxa" w:w="2160"/>
-          </w:tcPr>
-          <w:p>
-            <w:r>
-              <w:t>消费科技</w:t>
-            </w:r>
-          </w:p>
-        </w:tc>
-        <w:tc>
-          <w:tcPr>
-            <w:tcW w:type="dxa" w:w="2160"/>
-          </w:tcPr>
-          <w:p>
-            <w:r>
-              <w:t>367亿</w:t>
-            </w:r>
-          </w:p>
-        </w:tc>
-        <w:tc>
-          <w:tcPr>
-            <w:tcW w:type="dxa" w:w="2160"/>
-          </w:tcPr>
-          <w:p>
-            <w:r>
-              <w:t>9%</w:t>
-            </w:r>
-          </w:p>
-        </w:tc>
-      </w:tr>
-    </w:tbl>
-    <w:p>
-      <w:pPr>
-        <w:pStyle w:val="Heading1"/>
-      </w:pPr>
-      <w:r>
-        <w:t>行业分析 4</w:t>
-      </w:r>
-    </w:p>
-    <w:p>
-      <w:r>
-        <w:br/>
-        <w:t>从产业链角度看，机器人 行业主要由上游设备厂商、</w:t>
-        <w:br/>
-        <w:t>中游平台企业以及下游应用厂商组成。</w:t>
-        <w:br/>
-        <w:t>东方峻景网络有限公司 主要位于产业链的 中游 环节。</w:t>
-        <w:br/>
-      </w:r>
-    </w:p>
-    <w:p>
-      <w:r>
-        <w:br/>
-        <w:t>根据内部财务模型测算，济南亿次元网络有限公司 在未来三年</w:t>
-        <w:br/>
-        <w:t>收入复合增长率预计可达到 31% 左右。</w:t>
-        <w:br/>
-        <w:t>该预测基于行业需求增长以及公司产能扩张计划。</w:t>
-        <w:br/>
-      </w:r>
-    </w:p>
-    <w:p>
-      <w:r>
-        <w:br/>
-        <w:t>昊嘉网络有限公司 是中国 新能源 行业的重要企业之一。</w:t>
-        <w:br/>
-        <w:t>根据华辰资本 风险管理部 的研究，该公司成立于 2016 年，</w:t>
-        <w:br/>
-        <w:t>目前员工规模约 4510 人。公司近年来持续加大研发投入，</w:t>
-        <w:br/>
-        <w:t>在核心技术方面形成了较强的竞争壁垒。</w:t>
-        <w:br/>
-      </w:r>
-    </w:p>
-    <w:p>
-      <w:r>
-        <w:br/>
-        <w:t>从产业链角度看，机器人 行业主要由上游设备厂商、</w:t>
-        <w:br/>
-        <w:t>中游平台企业以及下游应用厂商组成。</w:t>
-        <w:br/>
-        <w:t>东方峻景网络有限公司 主要位于产业链的 上游 环节。</w:t>
-        <w:br/>
-      </w:r>
-    </w:p>
-    <w:p>
-      <w:r>
-        <w:br/>
-        <w:t>根据内部财务模型测算，新宇龙信息传媒有限公司 在未来三年</w:t>
-        <w:br/>
-        <w:t>收入复合增长率预计可达到 33% 左右。</w:t>
-        <w:br/>
-        <w:t>该预测基于行业需求增长以及公司产能扩张计划。</w:t>
-        <w:br/>
-      </w:r>
-    </w:p>
-    <w:p>
-      <w:r>
-        <w:br/>
-        <w:t>东方峻景网络有限公司 是中国 机器人 行业的重要企业之一。</w:t>
-        <w:br/>
-        <w:t>根据华辰资本 量化研究部 的研究，该公司成立于 2020 年，</w:t>
-        <w:br/>
-        <w:t>目前员工规模约 7859 人。公司近年来持续加大研发投入，</w:t>
-        <w:br/>
-        <w:t>在核心技术方面形成了较强的竞争壁垒。</w:t>
-        <w:br/>
-      </w:r>
-    </w:p>
-    <w:p>
-      <w:r>
-        <w:br/>
-        <w:t>华辰资本旗下的 HC Energy Transition Fund 在最近的资产配置会议中</w:t>
-        <w:br/>
-        <w:t>讨论了 消费科技 行业的投资机会，并对 精芯信息有限公司</w:t>
-        <w:br/>
-        <w:t>进行了重点评估。</w:t>
-        <w:br/>
-      </w:r>
-    </w:p>
-    <w:p>
-      <w:r>
-        <w:br/>
-        <w:t>根据内部财务模型测算，新宇龙信息传媒有限公司 在未来三年</w:t>
-        <w:br/>
-        <w:t>收入复合增长率预计可达到 24% 左右。</w:t>
-        <w:br/>
-        <w:t>该预测基于行业需求增长以及公司产能扩张计划。</w:t>
-        <w:br/>
-      </w:r>
-    </w:p>
-    <w:tbl>
-      <w:tblPr>
-        <w:tblW w:type="auto" w:w="0"/>
-        <w:tblLook w:firstColumn="1" w:firstRow="1" w:lastColumn="0" w:lastRow="0" w:noHBand="0" w:noVBand="1" w:val="04A0"/>
-      </w:tblPr>
-      <w:tblGrid>
-        <w:gridCol w:w="2160"/>
-        <w:gridCol w:w="2160"/>
-        <w:gridCol w:w="2160"/>
-        <w:gridCol w:w="2160"/>
-      </w:tblGrid>
-      <w:tr>
-        <w:tc>
-          <w:tcPr>
-            <w:tcW w:type="dxa" w:w="2160"/>
-          </w:tcPr>
-          <w:p>
-            <w:r>
-              <w:t>公司</w:t>
-            </w:r>
-          </w:p>
-        </w:tc>
-        <w:tc>
-          <w:tcPr>
-            <w:tcW w:type="dxa" w:w="2160"/>
-          </w:tcPr>
-          <w:p>
-            <w:r>
-              <w:t>行业</w:t>
-            </w:r>
-          </w:p>
-        </w:tc>
-        <w:tc>
-          <w:tcPr>
-            <w:tcW w:type="dxa" w:w="2160"/>
-          </w:tcPr>
-          <w:p>
-            <w:r>
-              <w:t>市值</w:t>
-            </w:r>
-          </w:p>
-        </w:tc>
-        <w:tc>
-          <w:tcPr>
-            <w:tcW w:type="dxa" w:w="2160"/>
-          </w:tcPr>
-          <w:p>
-            <w:r>
-              <w:t>增长率</w:t>
-            </w:r>
-          </w:p>
-        </w:tc>
-      </w:tr>
-      <w:tr>
-        <w:tc>
-          <w:tcPr>
-            <w:tcW w:type="dxa" w:w="2160"/>
-          </w:tcPr>
-          <w:p>
-            <w:r>
-              <w:t>快讯网络有限公司</w:t>
-            </w:r>
-          </w:p>
-        </w:tc>
-        <w:tc>
-          <w:tcPr>
-            <w:tcW w:type="dxa" w:w="2160"/>
-          </w:tcPr>
-          <w:p>
-            <w:r>
-              <w:t>新能源</w:t>
-            </w:r>
-          </w:p>
-        </w:tc>
-        <w:tc>
-          <w:tcPr>
-            <w:tcW w:type="dxa" w:w="2160"/>
-          </w:tcPr>
-          <w:p>
-            <w:r>
-              <w:t>611亿</w:t>
-            </w:r>
-          </w:p>
-        </w:tc>
-        <w:tc>
-          <w:tcPr>
-            <w:tcW w:type="dxa" w:w="2160"/>
-          </w:tcPr>
-          <w:p>
-            <w:r>
-              <w:t>22%</w:t>
-            </w:r>
-          </w:p>
-        </w:tc>
-      </w:tr>
-      <w:tr>
-        <w:tc>
-          <w:tcPr>
-            <w:tcW w:type="dxa" w:w="2160"/>
-          </w:tcPr>
-          <w:p>
-            <w:r>
-              <w:t>创联世纪科技有限公司</w:t>
-            </w:r>
-          </w:p>
-        </w:tc>
-        <w:tc>
-          <w:tcPr>
-            <w:tcW w:type="dxa" w:w="2160"/>
-          </w:tcPr>
-          <w:p>
-            <w:r>
-              <w:t>医疗科技</w:t>
-            </w:r>
-          </w:p>
-        </w:tc>
-        <w:tc>
-          <w:tcPr>
-            <w:tcW w:type="dxa" w:w="2160"/>
-          </w:tcPr>
-          <w:p>
-            <w:r>
-              <w:t>198亿</w:t>
-            </w:r>
-          </w:p>
-        </w:tc>
-        <w:tc>
-          <w:tcPr>
-            <w:tcW w:type="dxa" w:w="2160"/>
-          </w:tcPr>
-          <w:p>
-            <w:r>
-              <w:t>30%</w:t>
-            </w:r>
-          </w:p>
-        </w:tc>
-      </w:tr>
-      <w:tr>
-        <w:tc>
-          <w:tcPr>
-            <w:tcW w:type="dxa" w:w="2160"/>
-          </w:tcPr>
-          <w:p>
-            <w:r>
-              <w:t>华远软件信息有限公司</w:t>
-            </w:r>
-          </w:p>
-        </w:tc>
-        <w:tc>
-          <w:tcPr>
-            <w:tcW w:type="dxa" w:w="2160"/>
-          </w:tcPr>
-          <w:p>
-            <w:r>
-              <w:t>半导体</w:t>
-            </w:r>
-          </w:p>
-        </w:tc>
-        <w:tc>
-          <w:tcPr>
-            <w:tcW w:type="dxa" w:w="2160"/>
-          </w:tcPr>
-          <w:p>
-            <w:r>
-              <w:t>359亿</w:t>
-            </w:r>
-          </w:p>
-        </w:tc>
-        <w:tc>
-          <w:tcPr>
-            <w:tcW w:type="dxa" w:w="2160"/>
-          </w:tcPr>
-          <w:p>
-            <w:r>
-              <w:t>20%</w:t>
-            </w:r>
-          </w:p>
-        </w:tc>
-      </w:tr>
-      <w:tr>
-        <w:tc>
-          <w:tcPr>
-            <w:tcW w:type="dxa" w:w="2160"/>
-          </w:tcPr>
-          <w:p>
-            <w:r>
-              <w:t>济南亿次元网络有限公司</w:t>
-            </w:r>
-          </w:p>
-        </w:tc>
-        <w:tc>
-          <w:tcPr>
-            <w:tcW w:type="dxa" w:w="2160"/>
-          </w:tcPr>
-          <w:p>
-            <w:r>
-              <w:t>机器人</w:t>
-            </w:r>
-          </w:p>
-        </w:tc>
-        <w:tc>
-          <w:tcPr>
-            <w:tcW w:type="dxa" w:w="2160"/>
-          </w:tcPr>
-          <w:p>
-            <w:r>
-              <w:t>413亿</w:t>
-            </w:r>
-          </w:p>
-        </w:tc>
-        <w:tc>
-          <w:tcPr>
-            <w:tcW w:type="dxa" w:w="2160"/>
-          </w:tcPr>
-          <w:p>
-            <w:r>
-              <w:t>7%</w:t>
-            </w:r>
-          </w:p>
-        </w:tc>
-      </w:tr>
-      <w:tr>
-        <w:tc>
-          <w:tcPr>
-            <w:tcW w:type="dxa" w:w="2160"/>
-          </w:tcPr>
-          <w:p>
-            <w:r>
-              <w:t>济南亿次元网络有限公司</w:t>
-            </w:r>
-          </w:p>
-        </w:tc>
-        <w:tc>
-          <w:tcPr>
-            <w:tcW w:type="dxa" w:w="2160"/>
-          </w:tcPr>
-          <w:p>
-            <w:r>
-              <w:t>机器人</w:t>
-            </w:r>
-          </w:p>
-        </w:tc>
-        <w:tc>
-          <w:tcPr>
-            <w:tcW w:type="dxa" w:w="2160"/>
-          </w:tcPr>
-          <w:p>
-            <w:r>
-              <w:t>751亿</w:t>
-            </w:r>
-          </w:p>
-        </w:tc>
-        <w:tc>
-          <w:tcPr>
-            <w:tcW w:type="dxa" w:w="2160"/>
-          </w:tcPr>
-          <w:p>
-            <w:r>
-              <w:t>24%</w:t>
-            </w:r>
-          </w:p>
-        </w:tc>
-      </w:tr>
-      <w:tr>
-        <w:tc>
-          <w:tcPr>
-            <w:tcW w:type="dxa" w:w="2160"/>
-          </w:tcPr>
-          <w:p>
-            <w:r>
-              <w:t>南康网络有限公司</w:t>
-            </w:r>
-          </w:p>
-        </w:tc>
-        <w:tc>
-          <w:tcPr>
-            <w:tcW w:type="dxa" w:w="2160"/>
-          </w:tcPr>
-          <w:p>
-            <w:r>
-              <w:t>消费科技</w:t>
-            </w:r>
-          </w:p>
-        </w:tc>
-        <w:tc>
-          <w:tcPr>
-            <w:tcW w:type="dxa" w:w="2160"/>
-          </w:tcPr>
-          <w:p>
-            <w:r>
-              <w:t>671亿</w:t>
-            </w:r>
-          </w:p>
-        </w:tc>
-        <w:tc>
-          <w:tcPr>
-            <w:tcW w:type="dxa" w:w="2160"/>
-          </w:tcPr>
-          <w:p>
-            <w:r>
-              <w:t>27%</w:t>
-            </w:r>
-          </w:p>
-        </w:tc>
-      </w:tr>
-      <w:tr>
-        <w:tc>
-          <w:tcPr>
-            <w:tcW w:type="dxa" w:w="2160"/>
-          </w:tcPr>
-          <w:p>
-            <w:r>
-              <w:t>天益信息有限公司</w:t>
-            </w:r>
-          </w:p>
-        </w:tc>
-        <w:tc>
-          <w:tcPr>
-            <w:tcW w:type="dxa" w:w="2160"/>
-          </w:tcPr>
-          <w:p>
-            <w:r>
-              <w:t>云计算</w:t>
-            </w:r>
-          </w:p>
-        </w:tc>
-        <w:tc>
-          <w:tcPr>
-            <w:tcW w:type="dxa" w:w="2160"/>
-          </w:tcPr>
-          <w:p>
-            <w:r>
-              <w:t>406亿</w:t>
-            </w:r>
-          </w:p>
-        </w:tc>
-        <w:tc>
-          <w:tcPr>
-            <w:tcW w:type="dxa" w:w="2160"/>
-          </w:tcPr>
-          <w:p>
-            <w:r>
-              <w:t>11%</w:t>
-            </w:r>
-          </w:p>
-        </w:tc>
-      </w:tr>
-      <w:tr>
-        <w:tc>
-          <w:tcPr>
-            <w:tcW w:type="dxa" w:w="2160"/>
-          </w:tcPr>
-          <w:p>
-            <w:r>
-              <w:t>精芯信息有限公司</w:t>
-            </w:r>
-          </w:p>
-        </w:tc>
-        <w:tc>
-          <w:tcPr>
-            <w:tcW w:type="dxa" w:w="2160"/>
-          </w:tcPr>
-          <w:p>
-            <w:r>
-              <w:t>消费科技</w:t>
-            </w:r>
-          </w:p>
-        </w:tc>
-        <w:tc>
-          <w:tcPr>
-            <w:tcW w:type="dxa" w:w="2160"/>
-          </w:tcPr>
-          <w:p>
-            <w:r>
-              <w:t>150亿</w:t>
-            </w:r>
-          </w:p>
-        </w:tc>
-        <w:tc>
-          <w:tcPr>
-            <w:tcW w:type="dxa" w:w="2160"/>
-          </w:tcPr>
-          <w:p>
-            <w:r>
-              <w:t>8%</w:t>
-            </w:r>
-          </w:p>
-        </w:tc>
-      </w:tr>
-      <w:tr>
-        <w:tc>
-          <w:tcPr>
-            <w:tcW w:type="dxa" w:w="2160"/>
-          </w:tcPr>
-          <w:p>
-            <w:r>
-              <w:t>佳禾科技有限公司</w:t>
-            </w:r>
-          </w:p>
-        </w:tc>
-        <w:tc>
-          <w:tcPr>
-            <w:tcW w:type="dxa" w:w="2160"/>
-          </w:tcPr>
-          <w:p>
-            <w:r>
-              <w:t>半导体</w:t>
-            </w:r>
-          </w:p>
-        </w:tc>
-        <w:tc>
-          <w:tcPr>
-            <w:tcW w:type="dxa" w:w="2160"/>
-          </w:tcPr>
-          <w:p>
-            <w:r>
-              <w:t>172亿</w:t>
-            </w:r>
-          </w:p>
-        </w:tc>
-        <w:tc>
-          <w:tcPr>
-            <w:tcW w:type="dxa" w:w="2160"/>
-          </w:tcPr>
-          <w:p>
-            <w:r>
-              <w:t>14%</w:t>
-            </w:r>
-          </w:p>
-        </w:tc>
-      </w:tr>
-      <w:tr>
-        <w:tc>
-          <w:tcPr>
-            <w:tcW w:type="dxa" w:w="2160"/>
-          </w:tcPr>
-          <w:p>
-            <w:r>
-              <w:t>九方信息有限公司</w:t>
-            </w:r>
-          </w:p>
-        </w:tc>
-        <w:tc>
-          <w:tcPr>
-            <w:tcW w:type="dxa" w:w="2160"/>
-          </w:tcPr>
-          <w:p>
-            <w:r>
-              <w:t>新能源</w:t>
-            </w:r>
-          </w:p>
-        </w:tc>
-        <w:tc>
-          <w:tcPr>
-            <w:tcW w:type="dxa" w:w="2160"/>
-          </w:tcPr>
-          <w:p>
-            <w:r>
-              <w:t>147亿</w:t>
-            </w:r>
-          </w:p>
-        </w:tc>
-        <w:tc>
-          <w:tcPr>
-            <w:tcW w:type="dxa" w:w="2160"/>
-          </w:tcPr>
-          <w:p>
-            <w:r>
-              <w:t>13%</w:t>
-            </w:r>
-          </w:p>
-        </w:tc>
-      </w:tr>
-      <w:tr>
-        <w:tc>
-          <w:tcPr>
-            <w:tcW w:type="dxa" w:w="2160"/>
-          </w:tcPr>
-          <w:p>
-            <w:r>
-              <w:t>银嘉信息有限公司</w:t>
-            </w:r>
-          </w:p>
-        </w:tc>
-        <w:tc>
-          <w:tcPr>
-            <w:tcW w:type="dxa" w:w="2160"/>
-          </w:tcPr>
-          <w:p>
-            <w:r>
-              <w:t>消费科技</w:t>
-            </w:r>
-          </w:p>
-        </w:tc>
-        <w:tc>
-          <w:tcPr>
-            <w:tcW w:type="dxa" w:w="2160"/>
-          </w:tcPr>
-          <w:p>
-            <w:r>
-              <w:t>268亿</w:t>
-            </w:r>
-          </w:p>
-        </w:tc>
-        <w:tc>
-          <w:tcPr>
-            <w:tcW w:type="dxa" w:w="2160"/>
-          </w:tcPr>
-          <w:p>
-            <w:r>
-              <w:t>8%</w:t>
-            </w:r>
-          </w:p>
-        </w:tc>
-      </w:tr>
-      <w:tr>
-        <w:tc>
-          <w:tcPr>
-            <w:tcW w:type="dxa" w:w="2160"/>
-          </w:tcPr>
-          <w:p>
-            <w:r>
-              <w:t>九方信息有限公司</w:t>
-            </w:r>
-          </w:p>
-        </w:tc>
-        <w:tc>
-          <w:tcPr>
-            <w:tcW w:type="dxa" w:w="2160"/>
-          </w:tcPr>
-          <w:p>
-            <w:r>
-              <w:t>新能源</w:t>
-            </w:r>
-          </w:p>
-        </w:tc>
-        <w:tc>
-          <w:tcPr>
-            <w:tcW w:type="dxa" w:w="2160"/>
-          </w:tcPr>
-          <w:p>
-            <w:r>
-              <w:t>381亿</w:t>
-            </w:r>
-          </w:p>
-        </w:tc>
-        <w:tc>
-          <w:tcPr>
-            <w:tcW w:type="dxa" w:w="2160"/>
-          </w:tcPr>
-          <w:p>
-            <w:r>
-              <w:t>8%</w:t>
-            </w:r>
-          </w:p>
-        </w:tc>
-      </w:tr>
-      <w:tr>
-        <w:tc>
-          <w:tcPr>
-            <w:tcW w:type="dxa" w:w="2160"/>
-          </w:tcPr>
-          <w:p>
-            <w:r>
-              <w:t>东方峻景网络有限公司</w:t>
-            </w:r>
-          </w:p>
-        </w:tc>
-        <w:tc>
-          <w:tcPr>
-            <w:tcW w:type="dxa" w:w="2160"/>
-          </w:tcPr>
-          <w:p>
-            <w:r>
-              <w:t>机器人</w:t>
-            </w:r>
-          </w:p>
-        </w:tc>
-        <w:tc>
-          <w:tcPr>
-            <w:tcW w:type="dxa" w:w="2160"/>
-          </w:tcPr>
-          <w:p>
-            <w:r>
-              <w:t>366亿</w:t>
-            </w:r>
-          </w:p>
-        </w:tc>
-        <w:tc>
-          <w:tcPr>
-            <w:tcW w:type="dxa" w:w="2160"/>
-          </w:tcPr>
-          <w:p>
-            <w:r>
-              <w:t>18%</w:t>
-            </w:r>
-          </w:p>
-        </w:tc>
-      </w:tr>
-      <w:tr>
-        <w:tc>
-          <w:tcPr>
-            <w:tcW w:type="dxa" w:w="2160"/>
-          </w:tcPr>
-          <w:p>
-            <w:r>
-              <w:t>和泰传媒有限公司</w:t>
-            </w:r>
-          </w:p>
-        </w:tc>
-        <w:tc>
-          <w:tcPr>
-            <w:tcW w:type="dxa" w:w="2160"/>
-          </w:tcPr>
-          <w:p>
-            <w:r>
-              <w:t>消费科技</w:t>
-            </w:r>
-          </w:p>
-        </w:tc>
-        <w:tc>
-          <w:tcPr>
-            <w:tcW w:type="dxa" w:w="2160"/>
-          </w:tcPr>
-          <w:p>
-            <w:r>
-              <w:t>539亿</w:t>
-            </w:r>
-          </w:p>
-        </w:tc>
-        <w:tc>
-          <w:tcPr>
-            <w:tcW w:type="dxa" w:w="2160"/>
-          </w:tcPr>
-          <w:p>
-            <w:r>
-              <w:t>23%</w:t>
-            </w:r>
-          </w:p>
-        </w:tc>
-      </w:tr>
-      <w:tr>
-        <w:tc>
-          <w:tcPr>
-            <w:tcW w:type="dxa" w:w="2160"/>
-          </w:tcPr>
-          <w:p>
-            <w:r>
-              <w:t>昂歌信息科技有限公司</w:t>
-            </w:r>
-          </w:p>
-        </w:tc>
-        <w:tc>
-          <w:tcPr>
-            <w:tcW w:type="dxa" w:w="2160"/>
-          </w:tcPr>
-          <w:p>
-            <w:r>
-              <w:t>消费科技</w:t>
-            </w:r>
-          </w:p>
-        </w:tc>
-        <w:tc>
-          <w:tcPr>
-            <w:tcW w:type="dxa" w:w="2160"/>
-          </w:tcPr>
-          <w:p>
-            <w:r>
-              <w:t>404亿</w:t>
-            </w:r>
-          </w:p>
-        </w:tc>
-        <w:tc>
-          <w:tcPr>
-            <w:tcW w:type="dxa" w:w="2160"/>
-          </w:tcPr>
-          <w:p>
-            <w:r>
-              <w:t>25%</w:t>
-            </w:r>
-          </w:p>
-        </w:tc>
-      </w:tr>
-    </w:tbl>
-    <w:p>
-      <w:pPr>
-        <w:pStyle w:val="Heading1"/>
-      </w:pPr>
-      <w:r>
-        <w:t>行业分析 5</w:t>
-      </w:r>
-    </w:p>
-    <w:p>
-      <w:r>
-        <w:br/>
-        <w:t>九方网络有限公司 是中国 新能源 行业的重要企业之一。</w:t>
-        <w:br/>
-        <w:t>根据华辰资本 风险管理部 的研究，该公司成立于 2009 年，</w:t>
-        <w:br/>
-        <w:t>目前员工规模约 7967 人。公司近年来持续加大研发投入，</w:t>
-        <w:br/>
-        <w:t>在核心技术方面形成了较强的竞争壁垒。</w:t>
-        <w:br/>
-      </w:r>
-    </w:p>
-    <w:p>
-      <w:r>
-        <w:br/>
-        <w:t>根据内部财务模型测算，创联世纪科技有限公司 在未来三年</w:t>
-        <w:br/>
-        <w:t>收入复合增长率预计可达到 12% 左右。</w:t>
-        <w:br/>
-        <w:t>该预测基于行业需求增长以及公司产能扩张计划。</w:t>
-        <w:br/>
-      </w:r>
-    </w:p>
-    <w:p>
-      <w:r>
-        <w:br/>
-        <w:t>风险管理部认为，人工智能 行业仍然面临若干</w:t>
-        <w:br/>
-        <w:t>不确定性因素，包括技术迭代风险、政策变化、</w:t>
-        <w:br/>
-        <w:t>以及市场竞争加剧等问题。</w:t>
-        <w:br/>
-      </w:r>
-    </w:p>
-    <w:p>
-      <w:r>
-        <w:br/>
-        <w:t>国讯网络有限公司 是中国 云计算 行业的重要企业之一。</w:t>
-        <w:br/>
-        <w:t>根据华辰资本 量化研究部 的研究，该公司成立于 2016 年，</w:t>
-        <w:br/>
-        <w:t>目前员工规模约 6348 人。公司近年来持续加大研发投入，</w:t>
-        <w:br/>
-        <w:t>在核心技术方面形成了较强的竞争壁垒。</w:t>
-        <w:br/>
-      </w:r>
-    </w:p>
-    <w:p>
-      <w:r>
-        <w:br/>
-        <w:t>从产业链角度看，云计算 行业主要由上游设备厂商、</w:t>
-        <w:br/>
-        <w:t>中游平台企业以及下游应用厂商组成。</w:t>
-        <w:br/>
-        <w:t>易动力科技有限公司 主要位于产业链的 下游 环节。</w:t>
-        <w:br/>
-      </w:r>
-    </w:p>
-    <w:p>
-      <w:r>
-        <w:br/>
-        <w:t>根据内部财务模型测算，南康网络有限公司 在未来三年</w:t>
-        <w:br/>
-        <w:t>收入复合增长率预计可达到 10% 左右。</w:t>
-        <w:br/>
-        <w:t>该预测基于行业需求增长以及公司产能扩张计划。</w:t>
-        <w:br/>
-      </w:r>
-    </w:p>
-    <w:p>
-      <w:r>
-        <w:br/>
-        <w:t>华辰资本旗下的 HC Alpha Growth Fund 在最近的资产配置会议中</w:t>
-        <w:br/>
-        <w:t>讨论了 云计算 行业的投资机会，并对 天益信息有限公司</w:t>
-        <w:br/>
-        <w:t>进行了重点评估。</w:t>
-        <w:br/>
-      </w:r>
-    </w:p>
-    <w:p>
-      <w:r>
-        <w:br/>
-        <w:t>根据内部财务模型测算，鸿睿思博信息有限公司 在未来三年</w:t>
-        <w:br/>
-        <w:t>收入复合增长率预计可达到 25% 左右。</w:t>
-        <w:br/>
-        <w:t>该预测基于行业需求增长以及公司产能扩张计划。</w:t>
-        <w:br/>
-      </w:r>
-    </w:p>
-    <w:tbl>
-      <w:tblPr>
-        <w:tblW w:type="auto" w:w="0"/>
-        <w:tblLook w:firstColumn="1" w:firstRow="1" w:lastColumn="0" w:lastRow="0" w:noHBand="0" w:noVBand="1" w:val="04A0"/>
-      </w:tblPr>
-      <w:tblGrid>
-        <w:gridCol w:w="2160"/>
-        <w:gridCol w:w="2160"/>
-        <w:gridCol w:w="2160"/>
-        <w:gridCol w:w="2160"/>
-      </w:tblGrid>
-      <w:tr>
-        <w:tc>
-          <w:tcPr>
-            <w:tcW w:type="dxa" w:w="2160"/>
-          </w:tcPr>
-          <w:p>
-            <w:r>
-              <w:t>公司</w:t>
-            </w:r>
-          </w:p>
-        </w:tc>
-        <w:tc>
-          <w:tcPr>
-            <w:tcW w:type="dxa" w:w="2160"/>
-          </w:tcPr>
-          <w:p>
-            <w:r>
-              <w:t>行业</w:t>
-            </w:r>
-          </w:p>
-        </w:tc>
-        <w:tc>
-          <w:tcPr>
-            <w:tcW w:type="dxa" w:w="2160"/>
-          </w:tcPr>
-          <w:p>
-            <w:r>
-              <w:t>市值</w:t>
-            </w:r>
-          </w:p>
-        </w:tc>
-        <w:tc>
-          <w:tcPr>
-            <w:tcW w:type="dxa" w:w="2160"/>
-          </w:tcPr>
-          <w:p>
-            <w:r>
-              <w:t>增长率</w:t>
-            </w:r>
-          </w:p>
-        </w:tc>
-      </w:tr>
-      <w:tr>
-        <w:tc>
-          <w:tcPr>
-            <w:tcW w:type="dxa" w:w="2160"/>
-          </w:tcPr>
-          <w:p>
-            <w:r>
-              <w:t>迪摩科技有限公司</w:t>
-            </w:r>
-          </w:p>
-        </w:tc>
-        <w:tc>
-          <w:tcPr>
-            <w:tcW w:type="dxa" w:w="2160"/>
-          </w:tcPr>
-          <w:p>
-            <w:r>
-              <w:t>人工智能</w:t>
-            </w:r>
-          </w:p>
-        </w:tc>
-        <w:tc>
-          <w:tcPr>
-            <w:tcW w:type="dxa" w:w="2160"/>
-          </w:tcPr>
-          <w:p>
-            <w:r>
-              <w:t>214亿</w:t>
-            </w:r>
-          </w:p>
-        </w:tc>
-        <w:tc>
-          <w:tcPr>
-            <w:tcW w:type="dxa" w:w="2160"/>
-          </w:tcPr>
-          <w:p>
-            <w:r>
-              <w:t>8%</w:t>
-            </w:r>
-          </w:p>
-        </w:tc>
-      </w:tr>
-      <w:tr>
-        <w:tc>
-          <w:tcPr>
-            <w:tcW w:type="dxa" w:w="2160"/>
-          </w:tcPr>
-          <w:p>
-            <w:r>
-              <w:t>国讯网络有限公司</w:t>
-            </w:r>
-          </w:p>
-        </w:tc>
-        <w:tc>
-          <w:tcPr>
-            <w:tcW w:type="dxa" w:w="2160"/>
-          </w:tcPr>
-          <w:p>
-            <w:r>
-              <w:t>云计算</w:t>
-            </w:r>
-          </w:p>
-        </w:tc>
-        <w:tc>
-          <w:tcPr>
-            <w:tcW w:type="dxa" w:w="2160"/>
-          </w:tcPr>
-          <w:p>
-            <w:r>
-              <w:t>699亿</w:t>
-            </w:r>
-          </w:p>
-        </w:tc>
-        <w:tc>
-          <w:tcPr>
-            <w:tcW w:type="dxa" w:w="2160"/>
-          </w:tcPr>
-          <w:p>
-            <w:r>
-              <w:t>22%</w:t>
-            </w:r>
-          </w:p>
-        </w:tc>
-      </w:tr>
-      <w:tr>
-        <w:tc>
-          <w:tcPr>
-            <w:tcW w:type="dxa" w:w="2160"/>
-          </w:tcPr>
-          <w:p>
-            <w:r>
-              <w:t>鸿睿思博信息有限公司</w:t>
-            </w:r>
-          </w:p>
-        </w:tc>
-        <w:tc>
-          <w:tcPr>
-            <w:tcW w:type="dxa" w:w="2160"/>
-          </w:tcPr>
-          <w:p>
-            <w:r>
-              <w:t>半导体</w:t>
-            </w:r>
-          </w:p>
-        </w:tc>
-        <w:tc>
-          <w:tcPr>
-            <w:tcW w:type="dxa" w:w="2160"/>
-          </w:tcPr>
-          <w:p>
-            <w:r>
-              <w:t>380亿</w:t>
-            </w:r>
-          </w:p>
-        </w:tc>
-        <w:tc>
-          <w:tcPr>
-            <w:tcW w:type="dxa" w:w="2160"/>
-          </w:tcPr>
-          <w:p>
-            <w:r>
-              <w:t>20%</w:t>
-            </w:r>
-          </w:p>
-        </w:tc>
-      </w:tr>
-      <w:tr>
-        <w:tc>
-          <w:tcPr>
-            <w:tcW w:type="dxa" w:w="2160"/>
-          </w:tcPr>
-          <w:p>
-            <w:r>
-              <w:t>鸿睿思博信息有限公司</w:t>
-            </w:r>
-          </w:p>
-        </w:tc>
-        <w:tc>
-          <w:tcPr>
-            <w:tcW w:type="dxa" w:w="2160"/>
-          </w:tcPr>
-          <w:p>
-            <w:r>
-              <w:t>半导体</w:t>
-            </w:r>
-          </w:p>
-        </w:tc>
-        <w:tc>
-          <w:tcPr>
-            <w:tcW w:type="dxa" w:w="2160"/>
-          </w:tcPr>
-          <w:p>
-            <w:r>
-              <w:t>474亿</w:t>
-            </w:r>
-          </w:p>
-        </w:tc>
-        <w:tc>
-          <w:tcPr>
-            <w:tcW w:type="dxa" w:w="2160"/>
-          </w:tcPr>
-          <w:p>
-            <w:r>
-              <w:t>8%</w:t>
-            </w:r>
-          </w:p>
-        </w:tc>
-      </w:tr>
-      <w:tr>
-        <w:tc>
-          <w:tcPr>
-            <w:tcW w:type="dxa" w:w="2160"/>
-          </w:tcPr>
-          <w:p>
-            <w:r>
-              <w:t>易动力科技有限公司</w:t>
-            </w:r>
-          </w:p>
-        </w:tc>
-        <w:tc>
-          <w:tcPr>
-            <w:tcW w:type="dxa" w:w="2160"/>
-          </w:tcPr>
-          <w:p>
-            <w:r>
-              <w:t>云计算</w:t>
-            </w:r>
-          </w:p>
-        </w:tc>
-        <w:tc>
-          <w:tcPr>
-            <w:tcW w:type="dxa" w:w="2160"/>
-          </w:tcPr>
-          <w:p>
-            <w:r>
-              <w:t>334亿</w:t>
-            </w:r>
-          </w:p>
-        </w:tc>
-        <w:tc>
-          <w:tcPr>
-            <w:tcW w:type="dxa" w:w="2160"/>
-          </w:tcPr>
-          <w:p>
-            <w:r>
-              <w:t>7%</w:t>
-            </w:r>
-          </w:p>
-        </w:tc>
-      </w:tr>
-      <w:tr>
-        <w:tc>
-          <w:tcPr>
-            <w:tcW w:type="dxa" w:w="2160"/>
-          </w:tcPr>
-          <w:p>
-            <w:r>
-              <w:t>信诚致远传媒有限公司</w:t>
-            </w:r>
-          </w:p>
-        </w:tc>
-        <w:tc>
-          <w:tcPr>
-            <w:tcW w:type="dxa" w:w="2160"/>
-          </w:tcPr>
-          <w:p>
-            <w:r>
-              <w:t>人工智能</w:t>
-            </w:r>
-          </w:p>
-        </w:tc>
-        <w:tc>
-          <w:tcPr>
-            <w:tcW w:type="dxa" w:w="2160"/>
-          </w:tcPr>
-          <w:p>
-            <w:r>
-              <w:t>413亿</w:t>
-            </w:r>
-          </w:p>
-        </w:tc>
-        <w:tc>
-          <w:tcPr>
-            <w:tcW w:type="dxa" w:w="2160"/>
-          </w:tcPr>
-          <w:p>
-            <w:r>
-              <w:t>26%</w:t>
-            </w:r>
-          </w:p>
-        </w:tc>
-      </w:tr>
-      <w:tr>
-        <w:tc>
-          <w:tcPr>
-            <w:tcW w:type="dxa" w:w="2160"/>
-          </w:tcPr>
-          <w:p>
-            <w:r>
-              <w:t>和泰传媒有限公司</w:t>
-            </w:r>
-          </w:p>
-        </w:tc>
-        <w:tc>
-          <w:tcPr>
-            <w:tcW w:type="dxa" w:w="2160"/>
-          </w:tcPr>
-          <w:p>
-            <w:r>
-              <w:t>消费科技</w:t>
-            </w:r>
-          </w:p>
-        </w:tc>
-        <w:tc>
-          <w:tcPr>
-            <w:tcW w:type="dxa" w:w="2160"/>
-          </w:tcPr>
-          <w:p>
-            <w:r>
-              <w:t>583亿</w:t>
-            </w:r>
-          </w:p>
-        </w:tc>
-        <w:tc>
-          <w:tcPr>
-            <w:tcW w:type="dxa" w:w="2160"/>
-          </w:tcPr>
-          <w:p>
-            <w:r>
-              <w:t>17%</w:t>
-            </w:r>
-          </w:p>
-        </w:tc>
-      </w:tr>
-      <w:tr>
-        <w:tc>
-          <w:tcPr>
-            <w:tcW w:type="dxa" w:w="2160"/>
-          </w:tcPr>
-          <w:p>
-            <w:r>
-              <w:t>华远软件信息有限公司</w:t>
-            </w:r>
-          </w:p>
-        </w:tc>
-        <w:tc>
-          <w:tcPr>
-            <w:tcW w:type="dxa" w:w="2160"/>
-          </w:tcPr>
-          <w:p>
-            <w:r>
-              <w:t>半导体</w:t>
-            </w:r>
-          </w:p>
-        </w:tc>
-        <w:tc>
-          <w:tcPr>
-            <w:tcW w:type="dxa" w:w="2160"/>
-          </w:tcPr>
-          <w:p>
-            <w:r>
-              <w:t>731亿</w:t>
-            </w:r>
-          </w:p>
-        </w:tc>
-        <w:tc>
-          <w:tcPr>
-            <w:tcW w:type="dxa" w:w="2160"/>
-          </w:tcPr>
-          <w:p>
-            <w:r>
-              <w:t>26%</w:t>
-            </w:r>
-          </w:p>
-        </w:tc>
-      </w:tr>
-      <w:tr>
-        <w:tc>
-          <w:tcPr>
-            <w:tcW w:type="dxa" w:w="2160"/>
-          </w:tcPr>
-          <w:p>
-            <w:r>
-              <w:t>雨林木风计算机科技有限公司</w:t>
-            </w:r>
-          </w:p>
-        </w:tc>
-        <w:tc>
-          <w:tcPr>
-            <w:tcW w:type="dxa" w:w="2160"/>
-          </w:tcPr>
-          <w:p>
-            <w:r>
-              <w:t>人工智能</w:t>
-            </w:r>
-          </w:p>
-        </w:tc>
-        <w:tc>
-          <w:tcPr>
-            <w:tcW w:type="dxa" w:w="2160"/>
-          </w:tcPr>
-          <w:p>
-            <w:r>
-              <w:t>459亿</w:t>
-            </w:r>
-          </w:p>
-        </w:tc>
-        <w:tc>
-          <w:tcPr>
-            <w:tcW w:type="dxa" w:w="2160"/>
-          </w:tcPr>
-          <w:p>
-            <w:r>
-              <w:t>22%</w:t>
-            </w:r>
-          </w:p>
-        </w:tc>
-      </w:tr>
-      <w:tr>
-        <w:tc>
-          <w:tcPr>
-            <w:tcW w:type="dxa" w:w="2160"/>
-          </w:tcPr>
-          <w:p>
-            <w:r>
-              <w:t>凌云网络有限公司</w:t>
-            </w:r>
-          </w:p>
-        </w:tc>
-        <w:tc>
-          <w:tcPr>
-            <w:tcW w:type="dxa" w:w="2160"/>
-          </w:tcPr>
-          <w:p>
-            <w:r>
-              <w:t>医疗科技</w:t>
-            </w:r>
-          </w:p>
-        </w:tc>
-        <w:tc>
-          <w:tcPr>
-            <w:tcW w:type="dxa" w:w="2160"/>
-          </w:tcPr>
-          <w:p>
-            <w:r>
-              <w:t>245亿</w:t>
-            </w:r>
-          </w:p>
-        </w:tc>
-        <w:tc>
-          <w:tcPr>
-            <w:tcW w:type="dxa" w:w="2160"/>
-          </w:tcPr>
-          <w:p>
-            <w:r>
-              <w:t>13%</w:t>
-            </w:r>
-          </w:p>
-        </w:tc>
-      </w:tr>
-      <w:tr>
-        <w:tc>
-          <w:tcPr>
-            <w:tcW w:type="dxa" w:w="2160"/>
-          </w:tcPr>
-          <w:p>
-            <w:r>
-              <w:t>东方峻景传媒有限公司</w:t>
-            </w:r>
-          </w:p>
-        </w:tc>
-        <w:tc>
-          <w:tcPr>
-            <w:tcW w:type="dxa" w:w="2160"/>
-          </w:tcPr>
-          <w:p>
-            <w:r>
-              <w:t>新能源</w:t>
-            </w:r>
-          </w:p>
-        </w:tc>
-        <w:tc>
-          <w:tcPr>
-            <w:tcW w:type="dxa" w:w="2160"/>
-          </w:tcPr>
-          <w:p>
-            <w:r>
-              <w:t>527亿</w:t>
-            </w:r>
-          </w:p>
-        </w:tc>
-        <w:tc>
-          <w:tcPr>
-            <w:tcW w:type="dxa" w:w="2160"/>
-          </w:tcPr>
-          <w:p>
-            <w:r>
-              <w:t>7%</w:t>
-            </w:r>
-          </w:p>
-        </w:tc>
-      </w:tr>
-      <w:tr>
-        <w:tc>
-          <w:tcPr>
-            <w:tcW w:type="dxa" w:w="2160"/>
-          </w:tcPr>
-          <w:p>
-            <w:r>
-              <w:t>佳禾科技有限公司</w:t>
-            </w:r>
-          </w:p>
-        </w:tc>
-        <w:tc>
-          <w:tcPr>
-            <w:tcW w:type="dxa" w:w="2160"/>
-          </w:tcPr>
-          <w:p>
-            <w:r>
-              <w:t>半导体</w:t>
-            </w:r>
-          </w:p>
-        </w:tc>
-        <w:tc>
-          <w:tcPr>
-            <w:tcW w:type="dxa" w:w="2160"/>
-          </w:tcPr>
-          <w:p>
-            <w:r>
-              <w:t>601亿</w:t>
-            </w:r>
-          </w:p>
-        </w:tc>
-        <w:tc>
-          <w:tcPr>
-            <w:tcW w:type="dxa" w:w="2160"/>
-          </w:tcPr>
-          <w:p>
-            <w:r>
-              <w:t>24%</w:t>
-            </w:r>
-          </w:p>
-        </w:tc>
-      </w:tr>
-      <w:tr>
-        <w:tc>
-          <w:tcPr>
-            <w:tcW w:type="dxa" w:w="2160"/>
-          </w:tcPr>
-          <w:p>
-            <w:r>
-              <w:t>创亿信息有限公司</w:t>
-            </w:r>
-          </w:p>
-        </w:tc>
-        <w:tc>
-          <w:tcPr>
-            <w:tcW w:type="dxa" w:w="2160"/>
-          </w:tcPr>
-          <w:p>
-            <w:r>
-              <w:t>医疗科技</w:t>
-            </w:r>
-          </w:p>
-        </w:tc>
-        <w:tc>
-          <w:tcPr>
-            <w:tcW w:type="dxa" w:w="2160"/>
-          </w:tcPr>
-          <w:p>
-            <w:r>
-              <w:t>419亿</w:t>
-            </w:r>
-          </w:p>
-        </w:tc>
-        <w:tc>
-          <w:tcPr>
-            <w:tcW w:type="dxa" w:w="2160"/>
-          </w:tcPr>
-          <w:p>
-            <w:r>
-              <w:t>19%</w:t>
-            </w:r>
-          </w:p>
-        </w:tc>
-      </w:tr>
-      <w:tr>
-        <w:tc>
-          <w:tcPr>
-            <w:tcW w:type="dxa" w:w="2160"/>
-          </w:tcPr>
-          <w:p>
-            <w:r>
-              <w:t>飞利信科技有限公司</w:t>
-            </w:r>
-          </w:p>
-        </w:tc>
-        <w:tc>
-          <w:tcPr>
-            <w:tcW w:type="dxa" w:w="2160"/>
-          </w:tcPr>
-          <w:p>
-            <w:r>
-              <w:t>新能源</w:t>
-            </w:r>
-          </w:p>
-        </w:tc>
-        <w:tc>
-          <w:tcPr>
-            <w:tcW w:type="dxa" w:w="2160"/>
-          </w:tcPr>
-          <w:p>
-            <w:r>
-              <w:t>502亿</w:t>
-            </w:r>
-          </w:p>
-        </w:tc>
-        <w:tc>
-          <w:tcPr>
-            <w:tcW w:type="dxa" w:w="2160"/>
-          </w:tcPr>
-          <w:p>
-            <w:r>
-              <w:t>7%</w:t>
-            </w:r>
-          </w:p>
-        </w:tc>
-      </w:tr>
-      <w:tr>
-        <w:tc>
-          <w:tcPr>
-            <w:tcW w:type="dxa" w:w="2160"/>
-          </w:tcPr>
-          <w:p>
-            <w:r>
-              <w:t>创汇传媒有限公司</w:t>
-            </w:r>
-          </w:p>
-        </w:tc>
-        <w:tc>
-          <w:tcPr>
-            <w:tcW w:type="dxa" w:w="2160"/>
-          </w:tcPr>
-          <w:p>
-            <w:r>
-              <w:t>新能源</w:t>
-            </w:r>
-          </w:p>
-        </w:tc>
-        <w:tc>
-          <w:tcPr>
-            <w:tcW w:type="dxa" w:w="2160"/>
-          </w:tcPr>
-          <w:p>
-            <w:r>
-              <w:t>633亿</w:t>
-            </w:r>
-          </w:p>
-        </w:tc>
-        <w:tc>
-          <w:tcPr>
-            <w:tcW w:type="dxa" w:w="2160"/>
-          </w:tcPr>
-          <w:p>
-            <w:r>
-              <w:t>28%</w:t>
+              <w:t>12%</w:t>
             </w:r>
           </w:p>
         </w:tc>
